--- a/Registratieformulier_Level2.docx
+++ b/Registratieformulier_Level2.docx
@@ -2,110 +2,6 @@
 <file path=word/document.xml><?xml version="1.0" encoding="utf-8"?>
 <w:document xmlns:wpc="http://schemas.microsoft.com/office/word/2010/wordprocessingCanvas" xmlns:mc="http://schemas.openxmlformats.org/markup-compatibility/2006" xmlns:o="urn:schemas-microsoft-com:office:office" xmlns:r="http://schemas.openxmlformats.org/officeDocument/2006/relationships" xmlns:m="http://schemas.openxmlformats.org/officeDocument/2006/math" xmlns:v="urn:schemas-microsoft-com:vml" xmlns:wp14="http://schemas.microsoft.com/office/word/2010/wordprocessingDrawing" xmlns:wp="http://schemas.openxmlformats.org/drawingml/2006/wordprocessingDrawing" xmlns:w10="urn:schemas-microsoft-com:office:word" xmlns:w="http://schemas.openxmlformats.org/wordprocessingml/2006/main" xmlns:w14="http://schemas.microsoft.com/office/word/2010/wordml" xmlns:w15="http://schemas.microsoft.com/office/word/2012/wordml" xmlns:wpg="http://schemas.microsoft.com/office/word/2010/wordprocessingGroup" xmlns:wpi="http://schemas.microsoft.com/office/word/2010/wordprocessingInk" xmlns:wne="http://schemas.microsoft.com/office/word/2006/wordml" xmlns:wps="http://schemas.microsoft.com/office/word/2010/wordprocessingShape" xmlns:cx="http://schemas.microsoft.com/office/drawing/2014/chartex" xmlns:cx1="http://schemas.microsoft.com/office/drawing/2015/9/8/chartex" xmlns:cx2="http://schemas.microsoft.com/office/drawing/2015/10/21/chartex" xmlns:cx3="http://schemas.microsoft.com/office/drawing/2016/5/9/chartex" xmlns:cx4="http://schemas.microsoft.com/office/drawing/2016/5/10/chartex" xmlns:cx5="http://schemas.microsoft.com/office/drawing/2016/5/11/chartex" xmlns:cx6="http://schemas.microsoft.com/office/drawing/2016/5/12/chartex" xmlns:cx7="http://schemas.microsoft.com/office/drawing/2016/5/13/chartex" xmlns:cx8="http://schemas.microsoft.com/office/drawing/2016/5/14/chartex" xmlns:aink="http://schemas.microsoft.com/office/drawing/2016/ink" xmlns:am3d="http://schemas.microsoft.com/office/drawing/2017/model3d" xmlns:w16cex="http://schemas.microsoft.com/office/word/2018/wordml/cex" xmlns:w16cid="http://schemas.microsoft.com/office/word/2016/wordml/cid" xmlns:w16="http://schemas.microsoft.com/office/word/2018/wordml" xmlns:w16sdtdh="http://schemas.microsoft.com/office/word/2020/wordml/sdtdatahash" xmlns:w16se="http://schemas.microsoft.com/office/word/2015/wordml/symex" mc:Ignorable="w14 w15 wp14">
   <w:body>
-    <w:tbl>
-      <w:tblPr>
-        <w:tblW w:type="dxa" w:w="10466"/>
-        <w:tblBorders>
-          <w:top w:val="single" w:color="auto" w:sz="4"/>
-          <w:left w:val="single" w:color="auto" w:sz="4"/>
-          <w:bottom w:val="single" w:color="auto" w:sz="4"/>
-          <w:right w:val="single" w:color="auto" w:sz="4"/>
-          <w:insideH w:val="single" w:color="auto" w:sz="4"/>
-          <w:insideV w:val="single" w:color="auto" w:sz="4"/>
-        </w:tblBorders>
-      </w:tblPr>
-      <w:tblGrid>
-        <w:gridCol w:w="2200"/>
-        <w:gridCol w:w="2422"/>
-        <w:gridCol w:w="2200"/>
-        <w:gridCol w:w="3644"/>
-      </w:tblGrid>
-      <w:tr>
-        <w:tc>
-          <w:tcPr>
-            <w:tcW w:type="dxa" w:w="10466"/>
-            <w:gridSpan w:val="4"/>
-            <w:tcBorders>
-              <w:top w:val="single" w:color="B0BEC5" w:sz="4"/>
-              <w:left w:val="single" w:color="B0BEC5" w:sz="4"/>
-              <w:bottom w:val="single" w:color="B0BEC5" w:sz="4"/>
-              <w:right w:val="single" w:color="B0BEC5" w:sz="4"/>
-            </w:tcBorders>
-            <w:shd w:fill="1E3A5F" w:val="clear"/>
-          </w:tcPr>
-          <w:p>
-            <w:pPr>
-              <w:spacing w:after="20" w:before="80"/>
-            </w:pPr>
-            <w:r>
-              <w:rPr>
-                <w:rFonts w:ascii="Calibri" w:cs="Calibri" w:eastAsia="Calibri" w:hAnsi="Calibri"/>
-                <w:b/>
-                <w:bCs/>
-                <w:color w:val="FFFFFF"/>
-                <w:sz w:val="28"/>
-                <w:szCs w:val="28"/>
-              </w:rPr>
-              <w:t xml:space="preserve">Prioriteitenmatrix</w:t>
-            </w:r>
-          </w:p>
-          <w:p>
-            <w:pPr>
-              <w:spacing w:after="80" w:before="0"/>
-            </w:pPr>
-            <w:r>
-              <w:rPr>
-                <w:rFonts w:ascii="Calibri" w:cs="Calibri" w:eastAsia="Calibri" w:hAnsi="Calibri"/>
-                <w:color w:val="B0C4DE"/>
-                <w:sz w:val="18"/>
-                <w:szCs w:val="18"/>
-              </w:rPr>
-              <w:t xml:space="preserve">Gebruik deze matrix om de prioriteit van een melding te bepalen.</w:t>
-            </w:r>
-          </w:p>
-        </w:tc>
-      </w:tr>
-      <w:tr>
-        <w:tc>
-          <w:tcPr>
-            <w:tcW w:type="dxa" w:w="10466"/>
-            <w:gridSpan w:val="4"/>
-            <w:tcBorders>
-              <w:top w:val="single" w:color="B0BEC5" w:sz="4"/>
-              <w:left w:val="single" w:color="B0BEC5" w:sz="4"/>
-              <w:bottom w:val="single" w:color="B0BEC5" w:sz="4"/>
-              <w:right w:val="single" w:color="B0BEC5" w:sz="4"/>
-            </w:tcBorders>
-            <w:shd w:fill="FFF9E6" w:val="clear"/>
-          </w:tcPr>
-          <w:p>
-            <w:pPr>
-              <w:spacing w:after="50" w:before="50"/>
-            </w:pPr>
-            <w:r>
-              <w:rPr>
-                <w:rFonts w:ascii="Calibri" w:cs="Calibri" w:eastAsia="Calibri" w:hAnsi="Calibri"/>
-                <w:b/>
-                <w:bCs/>
-                <w:color w:val="7D6608"/>
-                <w:sz w:val="18"/>
-                <w:szCs w:val="18"/>
-              </w:rPr>
-              <w:t xml:space="preserve">💡  Tip: </w:t>
-            </w:r>
-            <w:r>
-              <w:rPr>
-                <w:rFonts w:ascii="Calibri" w:cs="Calibri" w:eastAsia="Calibri" w:hAnsi="Calibri"/>
-                <w:color w:val="555555"/>
-                <w:sz w:val="18"/>
-                <w:szCs w:val="18"/>
-              </w:rPr>
-              <w:t xml:space="preserve">Twijfel je over de prioriteit? Kies altijd de hoogste prioriteit (laagste getal). Bespreek dit daarna met je leidinggevende.</w:t>
-            </w:r>
-          </w:p>
-        </w:tc>
-      </w:tr>
-    </w:tbl>
     <w:tbl>
       <w:tblPr>
         <w:tblW w:type="dxa" w:w="10466"/>
@@ -132,12 +28,43 @@
             <w:tcW w:type="dxa" w:w="1866"/>
             <w:gridSpan w:val="1"/>
             <w:tcBorders>
-              <w:top w:val="single" w:color="B0BEC5" w:sz="4"/>
-              <w:left w:val="single" w:color="B0BEC5" w:sz="4"/>
-              <w:bottom w:val="single" w:color="B0BEC5" w:sz="4"/>
-              <w:right w:val="single" w:color="B0BEC5" w:sz="4"/>
-            </w:tcBorders>
-            <w:shd w:fill="1E3A5F" w:val="clear"/>
+              <w:top w:val="single" w:color="999999" w:sz="4"/>
+              <w:left w:val="single" w:color="999999" w:sz="4"/>
+              <w:bottom w:val="single" w:color="999999" w:sz="4"/>
+              <w:right w:val="single" w:color="999999" w:sz="4"/>
+            </w:tcBorders>
+            <w:shd w:fill="FFFFFF" w:val="clear"/>
+            <w:vAlign w:val="center"/>
+          </w:tcPr>
+          <w:p>
+            <w:pPr>
+              <w:spacing w:after="80" w:before="80"/>
+              <w:jc w:val="left"/>
+            </w:pPr>
+            <w:r>
+              <w:rPr>
+                <w:rFonts w:ascii="Calibri" w:cs="Calibri" w:eastAsia="Calibri" w:hAnsi="Calibri"/>
+                <w:b/>
+                <w:bCs/>
+                <w:color w:val="000000"/>
+                <w:sz w:val="20"/>
+                <w:szCs w:val="20"/>
+              </w:rPr>
+              <w:t xml:space="preserve">Prioriteitenmatrix</w:t>
+            </w:r>
+          </w:p>
+        </w:tc>
+        <w:tc>
+          <w:tcPr>
+            <w:tcW w:type="dxa" w:w="8600"/>
+            <w:gridSpan w:val="5"/>
+            <w:tcBorders>
+              <w:top w:val="single" w:color="999999" w:sz="4"/>
+              <w:left w:val="single" w:color="999999" w:sz="4"/>
+              <w:bottom w:val="single" w:color="999999" w:sz="4"/>
+              <w:right w:val="single" w:color="999999" w:sz="4"/>
+            </w:tcBorders>
+            <w:shd w:fill="FFFFFF" w:val="clear"/>
             <w:vAlign w:val="center"/>
           </w:tcPr>
           <w:p>
@@ -148,27 +75,29 @@
             <w:r>
               <w:rPr>
                 <w:rFonts w:ascii="Calibri" w:cs="Calibri" w:eastAsia="Calibri" w:hAnsi="Calibri"/>
-                <w:b/>
-                <w:bCs/>
-                <w:color w:val="FFFFFF"/>
-                <w:sz w:val="18"/>
-                <w:szCs w:val="18"/>
-              </w:rPr>
-              <w:t xml:space="preserve">Prioriteitenmatrix</w:t>
-            </w:r>
-          </w:p>
-        </w:tc>
-        <w:tc>
-          <w:tcPr>
-            <w:tcW w:type="dxa" w:w="8600"/>
-            <w:gridSpan w:val="5"/>
-            <w:tcBorders>
-              <w:top w:val="single" w:color="B0BEC5" w:sz="4"/>
-              <w:left w:val="single" w:color="B0BEC5" w:sz="4"/>
-              <w:bottom w:val="single" w:color="B0BEC5" w:sz="4"/>
-              <w:right w:val="single" w:color="B0BEC5" w:sz="4"/>
-            </w:tcBorders>
-            <w:shd w:fill="1E3A5F" w:val="clear"/>
+                <w:b w:val="false"/>
+                <w:bCs w:val="false"/>
+                <w:color w:val="000000"/>
+                <w:sz w:val="20"/>
+                <w:szCs w:val="20"/>
+              </w:rPr>
+              <w:t xml:space="preserve">Impact</w:t>
+            </w:r>
+          </w:p>
+        </w:tc>
+      </w:tr>
+      <w:tr>
+        <w:tc>
+          <w:tcPr>
+            <w:tcW w:type="dxa" w:w="1866"/>
+            <w:gridSpan w:val="1"/>
+            <w:tcBorders>
+              <w:top w:val="single" w:color="999999" w:sz="4"/>
+              <w:left w:val="single" w:color="999999" w:sz="4"/>
+              <w:bottom w:val="single" w:color="999999" w:sz="4"/>
+              <w:right w:val="single" w:color="999999" w:sz="4"/>
+            </w:tcBorders>
+            <w:shd w:fill="FFFFFF" w:val="clear"/>
             <w:vAlign w:val="center"/>
           </w:tcPr>
           <w:p>
@@ -179,13 +108,168 @@
             <w:r>
               <w:rPr>
                 <w:rFonts w:ascii="Calibri" w:cs="Calibri" w:eastAsia="Calibri" w:hAnsi="Calibri"/>
-                <w:b/>
-                <w:bCs/>
-                <w:color w:val="FFFFFF"/>
-                <w:sz w:val="18"/>
-                <w:szCs w:val="18"/>
-              </w:rPr>
-              <w:t xml:space="preserve">Impact</w:t>
+                <w:b w:val="false"/>
+                <w:bCs w:val="false"/>
+                <w:color w:val="000000"/>
+                <w:sz w:val="20"/>
+                <w:szCs w:val="20"/>
+              </w:rPr>
+              <w:t xml:space="preserve"/>
+            </w:r>
+          </w:p>
+        </w:tc>
+        <w:tc>
+          <w:tcPr>
+            <w:tcW w:type="dxa" w:w="1720"/>
+            <w:gridSpan w:val="1"/>
+            <w:tcBorders>
+              <w:top w:val="single" w:color="999999" w:sz="4"/>
+              <w:left w:val="single" w:color="999999" w:sz="4"/>
+              <w:bottom w:val="single" w:color="999999" w:sz="4"/>
+              <w:right w:val="single" w:color="999999" w:sz="4"/>
+            </w:tcBorders>
+            <w:shd w:fill="FFFFFF" w:val="clear"/>
+            <w:vAlign w:val="center"/>
+          </w:tcPr>
+          <w:p>
+            <w:pPr>
+              <w:spacing w:after="80" w:before="80"/>
+              <w:jc w:val="center"/>
+            </w:pPr>
+            <w:r>
+              <w:rPr>
+                <w:rFonts w:ascii="Calibri" w:cs="Calibri" w:eastAsia="Calibri" w:hAnsi="Calibri"/>
+                <w:b w:val="false"/>
+                <w:bCs w:val="false"/>
+                <w:color w:val="000000"/>
+                <w:sz w:val="20"/>
+                <w:szCs w:val="20"/>
+              </w:rPr>
+              <w:t xml:space="preserve">Alle klanten</w:t>
+            </w:r>
+          </w:p>
+        </w:tc>
+        <w:tc>
+          <w:tcPr>
+            <w:tcW w:type="dxa" w:w="1720"/>
+            <w:gridSpan w:val="1"/>
+            <w:tcBorders>
+              <w:top w:val="single" w:color="999999" w:sz="4"/>
+              <w:left w:val="single" w:color="999999" w:sz="4"/>
+              <w:bottom w:val="single" w:color="999999" w:sz="4"/>
+              <w:right w:val="single" w:color="999999" w:sz="4"/>
+            </w:tcBorders>
+            <w:shd w:fill="FFFFFF" w:val="clear"/>
+            <w:vAlign w:val="center"/>
+          </w:tcPr>
+          <w:p>
+            <w:pPr>
+              <w:spacing w:after="80" w:before="80"/>
+              <w:jc w:val="center"/>
+            </w:pPr>
+            <w:r>
+              <w:rPr>
+                <w:rFonts w:ascii="Calibri" w:cs="Calibri" w:eastAsia="Calibri" w:hAnsi="Calibri"/>
+                <w:b w:val="false"/>
+                <w:bCs w:val="false"/>
+                <w:color w:val="000000"/>
+                <w:sz w:val="20"/>
+                <w:szCs w:val="20"/>
+              </w:rPr>
+              <w:t xml:space="preserve">Klant</w:t>
+            </w:r>
+          </w:p>
+        </w:tc>
+        <w:tc>
+          <w:tcPr>
+            <w:tcW w:type="dxa" w:w="1720"/>
+            <w:gridSpan w:val="1"/>
+            <w:tcBorders>
+              <w:top w:val="single" w:color="999999" w:sz="4"/>
+              <w:left w:val="single" w:color="999999" w:sz="4"/>
+              <w:bottom w:val="single" w:color="999999" w:sz="4"/>
+              <w:right w:val="single" w:color="999999" w:sz="4"/>
+            </w:tcBorders>
+            <w:shd w:fill="FFFFFF" w:val="clear"/>
+            <w:vAlign w:val="center"/>
+          </w:tcPr>
+          <w:p>
+            <w:pPr>
+              <w:spacing w:after="80" w:before="80"/>
+              <w:jc w:val="center"/>
+            </w:pPr>
+            <w:r>
+              <w:rPr>
+                <w:rFonts w:ascii="Calibri" w:cs="Calibri" w:eastAsia="Calibri" w:hAnsi="Calibri"/>
+                <w:b w:val="false"/>
+                <w:bCs w:val="false"/>
+                <w:color w:val="000000"/>
+                <w:sz w:val="20"/>
+                <w:szCs w:val="20"/>
+              </w:rPr>
+              <w:t xml:space="preserve">Vestiging</w:t>
+            </w:r>
+          </w:p>
+        </w:tc>
+        <w:tc>
+          <w:tcPr>
+            <w:tcW w:type="dxa" w:w="1720"/>
+            <w:gridSpan w:val="1"/>
+            <w:tcBorders>
+              <w:top w:val="single" w:color="999999" w:sz="4"/>
+              <w:left w:val="single" w:color="999999" w:sz="4"/>
+              <w:bottom w:val="single" w:color="999999" w:sz="4"/>
+              <w:right w:val="single" w:color="999999" w:sz="4"/>
+            </w:tcBorders>
+            <w:shd w:fill="FFFFFF" w:val="clear"/>
+            <w:vAlign w:val="center"/>
+          </w:tcPr>
+          <w:p>
+            <w:pPr>
+              <w:spacing w:after="80" w:before="80"/>
+              <w:jc w:val="center"/>
+            </w:pPr>
+            <w:r>
+              <w:rPr>
+                <w:rFonts w:ascii="Calibri" w:cs="Calibri" w:eastAsia="Calibri" w:hAnsi="Calibri"/>
+                <w:b w:val="false"/>
+                <w:bCs w:val="false"/>
+                <w:color w:val="000000"/>
+                <w:sz w:val="20"/>
+                <w:szCs w:val="20"/>
+              </w:rPr>
+              <w:t xml:space="preserve">Afdeling / Team</w:t>
+            </w:r>
+          </w:p>
+        </w:tc>
+        <w:tc>
+          <w:tcPr>
+            <w:tcW w:type="dxa" w:w="1720"/>
+            <w:gridSpan w:val="1"/>
+            <w:tcBorders>
+              <w:top w:val="single" w:color="999999" w:sz="4"/>
+              <w:left w:val="single" w:color="999999" w:sz="4"/>
+              <w:bottom w:val="single" w:color="999999" w:sz="4"/>
+              <w:right w:val="single" w:color="999999" w:sz="4"/>
+            </w:tcBorders>
+            <w:shd w:fill="FFFFFF" w:val="clear"/>
+            <w:vAlign w:val="center"/>
+          </w:tcPr>
+          <w:p>
+            <w:pPr>
+              <w:spacing w:after="80" w:before="80"/>
+              <w:jc w:val="center"/>
+            </w:pPr>
+            <w:r>
+              <w:rPr>
+                <w:rFonts w:ascii="Calibri" w:cs="Calibri" w:eastAsia="Calibri" w:hAnsi="Calibri"/>
+                <w:b w:val="false"/>
+                <w:bCs w:val="false"/>
+                <w:color w:val="000000"/>
+                <w:sz w:val="20"/>
+                <w:szCs w:val="20"/>
+              </w:rPr>
+              <w:t xml:space="preserve">Individu</w:t>
             </w:r>
           </w:p>
         </w:tc>
@@ -196,12 +280,43 @@
             <w:tcW w:type="dxa" w:w="1866"/>
             <w:gridSpan w:val="1"/>
             <w:tcBorders>
-              <w:top w:val="single" w:color="B0BEC5" w:sz="4"/>
-              <w:left w:val="single" w:color="B0BEC5" w:sz="4"/>
-              <w:bottom w:val="single" w:color="B0BEC5" w:sz="4"/>
-              <w:right w:val="single" w:color="B0BEC5" w:sz="4"/>
-            </w:tcBorders>
-            <w:shd w:fill="1E3A5F" w:val="clear"/>
+              <w:top w:val="single" w:color="999999" w:sz="4"/>
+              <w:left w:val="single" w:color="999999" w:sz="4"/>
+              <w:bottom w:val="single" w:color="999999" w:sz="4"/>
+              <w:right w:val="single" w:color="999999" w:sz="4"/>
+            </w:tcBorders>
+            <w:shd w:fill="FFFFFF" w:val="clear"/>
+            <w:vAlign w:val="center"/>
+          </w:tcPr>
+          <w:p>
+            <w:pPr>
+              <w:spacing w:after="80" w:before="80"/>
+              <w:jc w:val="left"/>
+            </w:pPr>
+            <w:r>
+              <w:rPr>
+                <w:rFonts w:ascii="Calibri" w:cs="Calibri" w:eastAsia="Calibri" w:hAnsi="Calibri"/>
+                <w:b w:val="false"/>
+                <w:bCs w:val="false"/>
+                <w:color w:val="000000"/>
+                <w:sz w:val="20"/>
+                <w:szCs w:val="20"/>
+              </w:rPr>
+              <w:t xml:space="preserve">Urgentie</w:t>
+            </w:r>
+          </w:p>
+        </w:tc>
+        <w:tc>
+          <w:tcPr>
+            <w:tcW w:type="dxa" w:w="1720"/>
+            <w:gridSpan w:val="1"/>
+            <w:tcBorders>
+              <w:top w:val="single" w:color="999999" w:sz="4"/>
+              <w:left w:val="single" w:color="999999" w:sz="4"/>
+              <w:bottom w:val="single" w:color="999999" w:sz="4"/>
+              <w:right w:val="single" w:color="999999" w:sz="4"/>
+            </w:tcBorders>
+            <w:shd w:fill="FFFFFF" w:val="clear"/>
             <w:vAlign w:val="center"/>
           </w:tcPr>
           <w:p>
@@ -212,13 +327,13 @@
             <w:r>
               <w:rPr>
                 <w:rFonts w:ascii="Calibri" w:cs="Calibri" w:eastAsia="Calibri" w:hAnsi="Calibri"/>
-                <w:b/>
-                <w:bCs/>
-                <w:color w:val="FFFFFF"/>
-                <w:sz w:val="18"/>
-                <w:szCs w:val="18"/>
-              </w:rPr>
-              <w:t xml:space="preserve">Urgentie</w:t>
+                <w:b w:val="false"/>
+                <w:bCs w:val="false"/>
+                <w:color w:val="000000"/>
+                <w:sz w:val="20"/>
+                <w:szCs w:val="20"/>
+              </w:rPr>
+              <w:t xml:space="preserve"/>
             </w:r>
           </w:p>
         </w:tc>
@@ -227,12 +342,12 @@
             <w:tcW w:type="dxa" w:w="1720"/>
             <w:gridSpan w:val="1"/>
             <w:tcBorders>
-              <w:top w:val="single" w:color="B0BEC5" w:sz="4"/>
-              <w:left w:val="single" w:color="B0BEC5" w:sz="4"/>
-              <w:bottom w:val="single" w:color="B0BEC5" w:sz="4"/>
-              <w:right w:val="single" w:color="B0BEC5" w:sz="4"/>
-            </w:tcBorders>
-            <w:shd w:fill="D6D6D6" w:val="clear"/>
+              <w:top w:val="single" w:color="999999" w:sz="4"/>
+              <w:left w:val="single" w:color="999999" w:sz="4"/>
+              <w:bottom w:val="single" w:color="999999" w:sz="4"/>
+              <w:right w:val="single" w:color="999999" w:sz="4"/>
+            </w:tcBorders>
+            <w:shd w:fill="FFFFFF" w:val="clear"/>
             <w:vAlign w:val="center"/>
           </w:tcPr>
           <w:p>
@@ -243,13 +358,13 @@
             <w:r>
               <w:rPr>
                 <w:rFonts w:ascii="Calibri" w:cs="Calibri" w:eastAsia="Calibri" w:hAnsi="Calibri"/>
-                <w:b/>
-                <w:bCs/>
+                <w:b w:val="false"/>
+                <w:bCs w:val="false"/>
                 <w:color w:val="000000"/>
-                <w:sz w:val="18"/>
-                <w:szCs w:val="18"/>
-              </w:rPr>
-              <w:t xml:space="preserve">Alle klanten</w:t>
+                <w:sz w:val="20"/>
+                <w:szCs w:val="20"/>
+              </w:rPr>
+              <w:t xml:space="preserve"/>
             </w:r>
           </w:p>
         </w:tc>
@@ -258,12 +373,12 @@
             <w:tcW w:type="dxa" w:w="1720"/>
             <w:gridSpan w:val="1"/>
             <w:tcBorders>
-              <w:top w:val="single" w:color="B0BEC5" w:sz="4"/>
-              <w:left w:val="single" w:color="B0BEC5" w:sz="4"/>
-              <w:bottom w:val="single" w:color="B0BEC5" w:sz="4"/>
-              <w:right w:val="single" w:color="B0BEC5" w:sz="4"/>
-            </w:tcBorders>
-            <w:shd w:fill="D6D6D6" w:val="clear"/>
+              <w:top w:val="single" w:color="999999" w:sz="4"/>
+              <w:left w:val="single" w:color="999999" w:sz="4"/>
+              <w:bottom w:val="single" w:color="999999" w:sz="4"/>
+              <w:right w:val="single" w:color="999999" w:sz="4"/>
+            </w:tcBorders>
+            <w:shd w:fill="FFFFFF" w:val="clear"/>
             <w:vAlign w:val="center"/>
           </w:tcPr>
           <w:p>
@@ -274,13 +389,13 @@
             <w:r>
               <w:rPr>
                 <w:rFonts w:ascii="Calibri" w:cs="Calibri" w:eastAsia="Calibri" w:hAnsi="Calibri"/>
-                <w:b/>
-                <w:bCs/>
+                <w:b w:val="false"/>
+                <w:bCs w:val="false"/>
                 <w:color w:val="000000"/>
-                <w:sz w:val="18"/>
-                <w:szCs w:val="18"/>
-              </w:rPr>
-              <w:t xml:space="preserve">Klant</w:t>
+                <w:sz w:val="20"/>
+                <w:szCs w:val="20"/>
+              </w:rPr>
+              <w:t xml:space="preserve"/>
             </w:r>
           </w:p>
         </w:tc>
@@ -289,12 +404,12 @@
             <w:tcW w:type="dxa" w:w="1720"/>
             <w:gridSpan w:val="1"/>
             <w:tcBorders>
-              <w:top w:val="single" w:color="B0BEC5" w:sz="4"/>
-              <w:left w:val="single" w:color="B0BEC5" w:sz="4"/>
-              <w:bottom w:val="single" w:color="B0BEC5" w:sz="4"/>
-              <w:right w:val="single" w:color="B0BEC5" w:sz="4"/>
-            </w:tcBorders>
-            <w:shd w:fill="D6D6D6" w:val="clear"/>
+              <w:top w:val="single" w:color="999999" w:sz="4"/>
+              <w:left w:val="single" w:color="999999" w:sz="4"/>
+              <w:bottom w:val="single" w:color="999999" w:sz="4"/>
+              <w:right w:val="single" w:color="999999" w:sz="4"/>
+            </w:tcBorders>
+            <w:shd w:fill="FFFFFF" w:val="clear"/>
             <w:vAlign w:val="center"/>
           </w:tcPr>
           <w:p>
@@ -305,13 +420,13 @@
             <w:r>
               <w:rPr>
                 <w:rFonts w:ascii="Calibri" w:cs="Calibri" w:eastAsia="Calibri" w:hAnsi="Calibri"/>
-                <w:b/>
-                <w:bCs/>
+                <w:b w:val="false"/>
+                <w:bCs w:val="false"/>
                 <w:color w:val="000000"/>
-                <w:sz w:val="18"/>
-                <w:szCs w:val="18"/>
-              </w:rPr>
-              <w:t xml:space="preserve">Vestiging</w:t>
+                <w:sz w:val="20"/>
+                <w:szCs w:val="20"/>
+              </w:rPr>
+              <w:t xml:space="preserve"/>
             </w:r>
           </w:p>
         </w:tc>
@@ -320,12 +435,12 @@
             <w:tcW w:type="dxa" w:w="1720"/>
             <w:gridSpan w:val="1"/>
             <w:tcBorders>
-              <w:top w:val="single" w:color="B0BEC5" w:sz="4"/>
-              <w:left w:val="single" w:color="B0BEC5" w:sz="4"/>
-              <w:bottom w:val="single" w:color="B0BEC5" w:sz="4"/>
-              <w:right w:val="single" w:color="B0BEC5" w:sz="4"/>
-            </w:tcBorders>
-            <w:shd w:fill="D6D6D6" w:val="clear"/>
+              <w:top w:val="single" w:color="999999" w:sz="4"/>
+              <w:left w:val="single" w:color="999999" w:sz="4"/>
+              <w:bottom w:val="single" w:color="999999" w:sz="4"/>
+              <w:right w:val="single" w:color="999999" w:sz="4"/>
+            </w:tcBorders>
+            <w:shd w:fill="FFFFFF" w:val="clear"/>
             <w:vAlign w:val="center"/>
           </w:tcPr>
           <w:p>
@@ -336,13 +451,46 @@
             <w:r>
               <w:rPr>
                 <w:rFonts w:ascii="Calibri" w:cs="Calibri" w:eastAsia="Calibri" w:hAnsi="Calibri"/>
-                <w:b/>
-                <w:bCs/>
+                <w:b w:val="false"/>
+                <w:bCs w:val="false"/>
                 <w:color w:val="000000"/>
-                <w:sz w:val="18"/>
-                <w:szCs w:val="18"/>
-              </w:rPr>
-              <w:t xml:space="preserve">Afdeling / Team</w:t>
+                <w:sz w:val="20"/>
+                <w:szCs w:val="20"/>
+              </w:rPr>
+              <w:t xml:space="preserve"/>
+            </w:r>
+          </w:p>
+        </w:tc>
+      </w:tr>
+      <w:tr>
+        <w:tc>
+          <w:tcPr>
+            <w:tcW w:type="dxa" w:w="1866"/>
+            <w:gridSpan w:val="1"/>
+            <w:tcBorders>
+              <w:top w:val="single" w:color="999999" w:sz="4"/>
+              <w:left w:val="single" w:color="999999" w:sz="4"/>
+              <w:bottom w:val="single" w:color="999999" w:sz="4"/>
+              <w:right w:val="single" w:color="999999" w:sz="4"/>
+            </w:tcBorders>
+            <w:shd w:fill="FFFFFF" w:val="clear"/>
+            <w:vAlign w:val="center"/>
+          </w:tcPr>
+          <w:p>
+            <w:pPr>
+              <w:spacing w:after="80" w:before="80"/>
+              <w:jc w:val="left"/>
+            </w:pPr>
+            <w:r>
+              <w:rPr>
+                <w:rFonts w:ascii="Calibri" w:cs="Calibri" w:eastAsia="Calibri" w:hAnsi="Calibri"/>
+                <w:b w:val="false"/>
+                <w:bCs w:val="false"/>
+                <w:color w:val="000000"/>
+                <w:sz w:val="20"/>
+                <w:szCs w:val="20"/>
+              </w:rPr>
+              <w:t xml:space="preserve">Kan niet werken</w:t>
             </w:r>
           </w:p>
         </w:tc>
@@ -351,12 +499,12 @@
             <w:tcW w:type="dxa" w:w="1720"/>
             <w:gridSpan w:val="1"/>
             <w:tcBorders>
-              <w:top w:val="single" w:color="B0BEC5" w:sz="4"/>
-              <w:left w:val="single" w:color="B0BEC5" w:sz="4"/>
-              <w:bottom w:val="single" w:color="B0BEC5" w:sz="4"/>
-              <w:right w:val="single" w:color="B0BEC5" w:sz="4"/>
-            </w:tcBorders>
-            <w:shd w:fill="D6D6D6" w:val="clear"/>
+              <w:top w:val="single" w:color="999999" w:sz="4"/>
+              <w:left w:val="single" w:color="999999" w:sz="4"/>
+              <w:bottom w:val="single" w:color="999999" w:sz="4"/>
+              <w:right w:val="single" w:color="999999" w:sz="4"/>
+            </w:tcBorders>
+            <w:shd w:fill="FFFFFF" w:val="clear"/>
             <w:vAlign w:val="center"/>
           </w:tcPr>
           <w:p>
@@ -367,57 +515,27 @@
             <w:r>
               <w:rPr>
                 <w:rFonts w:ascii="Calibri" w:cs="Calibri" w:eastAsia="Calibri" w:hAnsi="Calibri"/>
-                <w:b/>
-                <w:bCs/>
+                <w:b w:val="false"/>
+                <w:bCs w:val="false"/>
                 <w:color w:val="000000"/>
-                <w:sz w:val="18"/>
-                <w:szCs w:val="18"/>
-              </w:rPr>
-              <w:t xml:space="preserve">Individu</w:t>
-            </w:r>
-          </w:p>
-        </w:tc>
-      </w:tr>
-      <w:tr>
-        <w:tc>
-          <w:tcPr>
-            <w:tcW w:type="dxa" w:w="1866"/>
-            <w:tcBorders>
-              <w:top w:val="single" w:color="B0BEC5" w:sz="4"/>
-              <w:left w:val="single" w:color="B0BEC5" w:sz="4"/>
-              <w:bottom w:val="single" w:color="B0BEC5" w:sz="4"/>
-              <w:right w:val="single" w:color="B0BEC5" w:sz="4"/>
-            </w:tcBorders>
-            <w:shd w:fill="F2F2F2" w:val="clear"/>
-            <w:vAlign w:val="center"/>
-          </w:tcPr>
-          <w:p>
-            <w:pPr>
-              <w:spacing w:after="80" w:before="80"/>
-            </w:pPr>
-            <w:r>
-              <w:rPr>
-                <w:rFonts w:ascii="Calibri" w:cs="Calibri" w:eastAsia="Calibri" w:hAnsi="Calibri"/>
-                <w:b/>
-                <w:bCs/>
-                <w:color w:val="333333"/>
-                <w:sz w:val="18"/>
-                <w:szCs w:val="18"/>
-              </w:rPr>
-              <w:t xml:space="preserve">Kan niet werken</w:t>
+                <w:sz w:val="20"/>
+                <w:szCs w:val="20"/>
+              </w:rPr>
+              <w:t xml:space="preserve">P1</w:t>
             </w:r>
           </w:p>
         </w:tc>
         <w:tc>
           <w:tcPr>
             <w:tcW w:type="dxa" w:w="1720"/>
-            <w:tcBorders>
-              <w:top w:val="single" w:color="B0BEC5" w:sz="4"/>
-              <w:left w:val="single" w:color="B0BEC5" w:sz="4"/>
-              <w:bottom w:val="single" w:color="B0BEC5" w:sz="4"/>
-              <w:right w:val="single" w:color="B0BEC5" w:sz="4"/>
-            </w:tcBorders>
-            <w:shd w:fill="FF0000" w:val="clear"/>
+            <w:gridSpan w:val="1"/>
+            <w:tcBorders>
+              <w:top w:val="single" w:color="999999" w:sz="4"/>
+              <w:left w:val="single" w:color="999999" w:sz="4"/>
+              <w:bottom w:val="single" w:color="999999" w:sz="4"/>
+              <w:right w:val="single" w:color="999999" w:sz="4"/>
+            </w:tcBorders>
+            <w:shd w:fill="FFFFFF" w:val="clear"/>
             <w:vAlign w:val="center"/>
           </w:tcPr>
           <w:p>
@@ -428,11 +546,11 @@
             <w:r>
               <w:rPr>
                 <w:rFonts w:ascii="Calibri" w:cs="Calibri" w:eastAsia="Calibri" w:hAnsi="Calibri"/>
-                <w:b/>
-                <w:bCs/>
-                <w:color w:val="FFFFFF"/>
-                <w:sz w:val="24"/>
-                <w:szCs w:val="24"/>
+                <w:b w:val="false"/>
+                <w:bCs w:val="false"/>
+                <w:color w:val="000000"/>
+                <w:sz w:val="20"/>
+                <w:szCs w:val="20"/>
               </w:rPr>
               <w:t xml:space="preserve">P1</w:t>
             </w:r>
@@ -441,13 +559,14 @@
         <w:tc>
           <w:tcPr>
             <w:tcW w:type="dxa" w:w="1720"/>
-            <w:tcBorders>
-              <w:top w:val="single" w:color="B0BEC5" w:sz="4"/>
-              <w:left w:val="single" w:color="B0BEC5" w:sz="4"/>
-              <w:bottom w:val="single" w:color="B0BEC5" w:sz="4"/>
-              <w:right w:val="single" w:color="B0BEC5" w:sz="4"/>
-            </w:tcBorders>
-            <w:shd w:fill="FF0000" w:val="clear"/>
+            <w:gridSpan w:val="1"/>
+            <w:tcBorders>
+              <w:top w:val="single" w:color="999999" w:sz="4"/>
+              <w:left w:val="single" w:color="999999" w:sz="4"/>
+              <w:bottom w:val="single" w:color="999999" w:sz="4"/>
+              <w:right w:val="single" w:color="999999" w:sz="4"/>
+            </w:tcBorders>
+            <w:shd w:fill="FFFFFF" w:val="clear"/>
             <w:vAlign w:val="center"/>
           </w:tcPr>
           <w:p>
@@ -458,11 +577,11 @@
             <w:r>
               <w:rPr>
                 <w:rFonts w:ascii="Calibri" w:cs="Calibri" w:eastAsia="Calibri" w:hAnsi="Calibri"/>
-                <w:b/>
-                <w:bCs/>
-                <w:color w:val="FFFFFF"/>
-                <w:sz w:val="24"/>
-                <w:szCs w:val="24"/>
+                <w:b w:val="false"/>
+                <w:bCs w:val="false"/>
+                <w:color w:val="000000"/>
+                <w:sz w:val="20"/>
+                <w:szCs w:val="20"/>
               </w:rPr>
               <w:t xml:space="preserve">P1</w:t>
             </w:r>
@@ -471,13 +590,14 @@
         <w:tc>
           <w:tcPr>
             <w:tcW w:type="dxa" w:w="1720"/>
-            <w:tcBorders>
-              <w:top w:val="single" w:color="B0BEC5" w:sz="4"/>
-              <w:left w:val="single" w:color="B0BEC5" w:sz="4"/>
-              <w:bottom w:val="single" w:color="B0BEC5" w:sz="4"/>
-              <w:right w:val="single" w:color="B0BEC5" w:sz="4"/>
-            </w:tcBorders>
-            <w:shd w:fill="FF0000" w:val="clear"/>
+            <w:gridSpan w:val="1"/>
+            <w:tcBorders>
+              <w:top w:val="single" w:color="999999" w:sz="4"/>
+              <w:left w:val="single" w:color="999999" w:sz="4"/>
+              <w:bottom w:val="single" w:color="999999" w:sz="4"/>
+              <w:right w:val="single" w:color="999999" w:sz="4"/>
+            </w:tcBorders>
+            <w:shd w:fill="FFFFFF" w:val="clear"/>
             <w:vAlign w:val="center"/>
           </w:tcPr>
           <w:p>
@@ -488,26 +608,27 @@
             <w:r>
               <w:rPr>
                 <w:rFonts w:ascii="Calibri" w:cs="Calibri" w:eastAsia="Calibri" w:hAnsi="Calibri"/>
-                <w:b/>
-                <w:bCs/>
-                <w:color w:val="FFFFFF"/>
-                <w:sz w:val="24"/>
-                <w:szCs w:val="24"/>
-              </w:rPr>
-              <w:t xml:space="preserve">P1</w:t>
+                <w:b w:val="false"/>
+                <w:bCs w:val="false"/>
+                <w:color w:val="000000"/>
+                <w:sz w:val="20"/>
+                <w:szCs w:val="20"/>
+              </w:rPr>
+              <w:t xml:space="preserve">P3</w:t>
             </w:r>
           </w:p>
         </w:tc>
         <w:tc>
           <w:tcPr>
             <w:tcW w:type="dxa" w:w="1720"/>
-            <w:tcBorders>
-              <w:top w:val="single" w:color="B0BEC5" w:sz="4"/>
-              <w:left w:val="single" w:color="B0BEC5" w:sz="4"/>
-              <w:bottom w:val="single" w:color="B0BEC5" w:sz="4"/>
-              <w:right w:val="single" w:color="B0BEC5" w:sz="4"/>
-            </w:tcBorders>
-            <w:shd w:fill="FF8C00" w:val="clear"/>
+            <w:gridSpan w:val="1"/>
+            <w:tcBorders>
+              <w:top w:val="single" w:color="999999" w:sz="4"/>
+              <w:left w:val="single" w:color="999999" w:sz="4"/>
+              <w:bottom w:val="single" w:color="999999" w:sz="4"/>
+              <w:right w:val="single" w:color="999999" w:sz="4"/>
+            </w:tcBorders>
+            <w:shd w:fill="FFFFFF" w:val="clear"/>
             <w:vAlign w:val="center"/>
           </w:tcPr>
           <w:p>
@@ -518,26 +639,60 @@
             <w:r>
               <w:rPr>
                 <w:rFonts w:ascii="Calibri" w:cs="Calibri" w:eastAsia="Calibri" w:hAnsi="Calibri"/>
-                <w:b/>
-                <w:bCs/>
-                <w:color w:val="FFFFFF"/>
-                <w:sz w:val="24"/>
-                <w:szCs w:val="24"/>
-              </w:rPr>
-              <w:t xml:space="preserve">P3</w:t>
+                <w:b w:val="false"/>
+                <w:bCs w:val="false"/>
+                <w:color w:val="000000"/>
+                <w:sz w:val="20"/>
+                <w:szCs w:val="20"/>
+              </w:rPr>
+              <w:t xml:space="preserve">P5</w:t>
+            </w:r>
+          </w:p>
+        </w:tc>
+      </w:tr>
+      <w:tr>
+        <w:tc>
+          <w:tcPr>
+            <w:tcW w:type="dxa" w:w="1866"/>
+            <w:gridSpan w:val="1"/>
+            <w:tcBorders>
+              <w:top w:val="single" w:color="999999" w:sz="4"/>
+              <w:left w:val="single" w:color="999999" w:sz="4"/>
+              <w:bottom w:val="single" w:color="999999" w:sz="4"/>
+              <w:right w:val="single" w:color="999999" w:sz="4"/>
+            </w:tcBorders>
+            <w:shd w:fill="FFFFFF" w:val="clear"/>
+            <w:vAlign w:val="center"/>
+          </w:tcPr>
+          <w:p>
+            <w:pPr>
+              <w:spacing w:after="80" w:before="80"/>
+              <w:jc w:val="left"/>
+            </w:pPr>
+            <w:r>
+              <w:rPr>
+                <w:rFonts w:ascii="Calibri" w:cs="Calibri" w:eastAsia="Calibri" w:hAnsi="Calibri"/>
+                <w:b w:val="false"/>
+                <w:bCs w:val="false"/>
+                <w:color w:val="000000"/>
+                <w:sz w:val="20"/>
+                <w:szCs w:val="20"/>
+              </w:rPr>
+              <w:t xml:space="preserve">Kan deels werken</w:t>
             </w:r>
           </w:p>
         </w:tc>
         <w:tc>
           <w:tcPr>
             <w:tcW w:type="dxa" w:w="1720"/>
-            <w:tcBorders>
-              <w:top w:val="single" w:color="B0BEC5" w:sz="4"/>
-              <w:left w:val="single" w:color="B0BEC5" w:sz="4"/>
-              <w:bottom w:val="single" w:color="B0BEC5" w:sz="4"/>
-              <w:right w:val="single" w:color="B0BEC5" w:sz="4"/>
-            </w:tcBorders>
-            <w:shd w:fill="FFD700" w:val="clear"/>
+            <w:gridSpan w:val="1"/>
+            <w:tcBorders>
+              <w:top w:val="single" w:color="999999" w:sz="4"/>
+              <w:left w:val="single" w:color="999999" w:sz="4"/>
+              <w:bottom w:val="single" w:color="999999" w:sz="4"/>
+              <w:right w:val="single" w:color="999999" w:sz="4"/>
+            </w:tcBorders>
+            <w:shd w:fill="FFFFFF" w:val="clear"/>
             <w:vAlign w:val="center"/>
           </w:tcPr>
           <w:p>
@@ -548,57 +703,27 @@
             <w:r>
               <w:rPr>
                 <w:rFonts w:ascii="Calibri" w:cs="Calibri" w:eastAsia="Calibri" w:hAnsi="Calibri"/>
-                <w:b/>
-                <w:bCs/>
+                <w:b w:val="false"/>
+                <w:bCs w:val="false"/>
                 <w:color w:val="000000"/>
-                <w:sz w:val="24"/>
-                <w:szCs w:val="24"/>
-              </w:rPr>
-              <w:t xml:space="preserve">P5</w:t>
-            </w:r>
-          </w:p>
-        </w:tc>
-      </w:tr>
-      <w:tr>
-        <w:tc>
-          <w:tcPr>
-            <w:tcW w:type="dxa" w:w="1866"/>
-            <w:tcBorders>
-              <w:top w:val="single" w:color="B0BEC5" w:sz="4"/>
-              <w:left w:val="single" w:color="B0BEC5" w:sz="4"/>
-              <w:bottom w:val="single" w:color="B0BEC5" w:sz="4"/>
-              <w:right w:val="single" w:color="B0BEC5" w:sz="4"/>
-            </w:tcBorders>
-            <w:shd w:fill="F2F2F2" w:val="clear"/>
-            <w:vAlign w:val="center"/>
-          </w:tcPr>
-          <w:p>
-            <w:pPr>
-              <w:spacing w:after="80" w:before="80"/>
-            </w:pPr>
-            <w:r>
-              <w:rPr>
-                <w:rFonts w:ascii="Calibri" w:cs="Calibri" w:eastAsia="Calibri" w:hAnsi="Calibri"/>
-                <w:b/>
-                <w:bCs/>
-                <w:color w:val="333333"/>
-                <w:sz w:val="18"/>
-                <w:szCs w:val="18"/>
-              </w:rPr>
-              <w:t xml:space="preserve">Kan deels werken</w:t>
+                <w:sz w:val="20"/>
+                <w:szCs w:val="20"/>
+              </w:rPr>
+              <w:t xml:space="preserve">P2</w:t>
             </w:r>
           </w:p>
         </w:tc>
         <w:tc>
           <w:tcPr>
             <w:tcW w:type="dxa" w:w="1720"/>
-            <w:tcBorders>
-              <w:top w:val="single" w:color="B0BEC5" w:sz="4"/>
-              <w:left w:val="single" w:color="B0BEC5" w:sz="4"/>
-              <w:bottom w:val="single" w:color="B0BEC5" w:sz="4"/>
-              <w:right w:val="single" w:color="B0BEC5" w:sz="4"/>
-            </w:tcBorders>
-            <w:shd w:fill="FF6600" w:val="clear"/>
+            <w:gridSpan w:val="1"/>
+            <w:tcBorders>
+              <w:top w:val="single" w:color="999999" w:sz="4"/>
+              <w:left w:val="single" w:color="999999" w:sz="4"/>
+              <w:bottom w:val="single" w:color="999999" w:sz="4"/>
+              <w:right w:val="single" w:color="999999" w:sz="4"/>
+            </w:tcBorders>
+            <w:shd w:fill="FFFFFF" w:val="clear"/>
             <w:vAlign w:val="center"/>
           </w:tcPr>
           <w:p>
@@ -609,11 +734,11 @@
             <w:r>
               <w:rPr>
                 <w:rFonts w:ascii="Calibri" w:cs="Calibri" w:eastAsia="Calibri" w:hAnsi="Calibri"/>
-                <w:b/>
-                <w:bCs/>
-                <w:color w:val="FFFFFF"/>
-                <w:sz w:val="24"/>
-                <w:szCs w:val="24"/>
+                <w:b w:val="false"/>
+                <w:bCs w:val="false"/>
+                <w:color w:val="000000"/>
+                <w:sz w:val="20"/>
+                <w:szCs w:val="20"/>
               </w:rPr>
               <w:t xml:space="preserve">P2</w:t>
             </w:r>
@@ -622,13 +747,14 @@
         <w:tc>
           <w:tcPr>
             <w:tcW w:type="dxa" w:w="1720"/>
-            <w:tcBorders>
-              <w:top w:val="single" w:color="B0BEC5" w:sz="4"/>
-              <w:left w:val="single" w:color="B0BEC5" w:sz="4"/>
-              <w:bottom w:val="single" w:color="B0BEC5" w:sz="4"/>
-              <w:right w:val="single" w:color="B0BEC5" w:sz="4"/>
-            </w:tcBorders>
-            <w:shd w:fill="FF6600" w:val="clear"/>
+            <w:gridSpan w:val="1"/>
+            <w:tcBorders>
+              <w:top w:val="single" w:color="999999" w:sz="4"/>
+              <w:left w:val="single" w:color="999999" w:sz="4"/>
+              <w:bottom w:val="single" w:color="999999" w:sz="4"/>
+              <w:right w:val="single" w:color="999999" w:sz="4"/>
+            </w:tcBorders>
+            <w:shd w:fill="FFFFFF" w:val="clear"/>
             <w:vAlign w:val="center"/>
           </w:tcPr>
           <w:p>
@@ -639,26 +765,27 @@
             <w:r>
               <w:rPr>
                 <w:rFonts w:ascii="Calibri" w:cs="Calibri" w:eastAsia="Calibri" w:hAnsi="Calibri"/>
-                <w:b/>
-                <w:bCs/>
-                <w:color w:val="FFFFFF"/>
-                <w:sz w:val="24"/>
-                <w:szCs w:val="24"/>
-              </w:rPr>
-              <w:t xml:space="preserve">P2</w:t>
+                <w:b w:val="false"/>
+                <w:bCs w:val="false"/>
+                <w:color w:val="000000"/>
+                <w:sz w:val="20"/>
+                <w:szCs w:val="20"/>
+              </w:rPr>
+              <w:t xml:space="preserve">P3</w:t>
             </w:r>
           </w:p>
         </w:tc>
         <w:tc>
           <w:tcPr>
             <w:tcW w:type="dxa" w:w="1720"/>
-            <w:tcBorders>
-              <w:top w:val="single" w:color="B0BEC5" w:sz="4"/>
-              <w:left w:val="single" w:color="B0BEC5" w:sz="4"/>
-              <w:bottom w:val="single" w:color="B0BEC5" w:sz="4"/>
-              <w:right w:val="single" w:color="B0BEC5" w:sz="4"/>
-            </w:tcBorders>
-            <w:shd w:fill="FF8C00" w:val="clear"/>
+            <w:gridSpan w:val="1"/>
+            <w:tcBorders>
+              <w:top w:val="single" w:color="999999" w:sz="4"/>
+              <w:left w:val="single" w:color="999999" w:sz="4"/>
+              <w:bottom w:val="single" w:color="999999" w:sz="4"/>
+              <w:right w:val="single" w:color="999999" w:sz="4"/>
+            </w:tcBorders>
+            <w:shd w:fill="FFFFFF" w:val="clear"/>
             <w:vAlign w:val="center"/>
           </w:tcPr>
           <w:p>
@@ -669,26 +796,27 @@
             <w:r>
               <w:rPr>
                 <w:rFonts w:ascii="Calibri" w:cs="Calibri" w:eastAsia="Calibri" w:hAnsi="Calibri"/>
-                <w:b/>
-                <w:bCs/>
-                <w:color w:val="FFFFFF"/>
-                <w:sz w:val="24"/>
-                <w:szCs w:val="24"/>
-              </w:rPr>
-              <w:t xml:space="preserve">P3</w:t>
+                <w:b w:val="false"/>
+                <w:bCs w:val="false"/>
+                <w:color w:val="000000"/>
+                <w:sz w:val="20"/>
+                <w:szCs w:val="20"/>
+              </w:rPr>
+              <w:t xml:space="preserve">P4</w:t>
             </w:r>
           </w:p>
         </w:tc>
         <w:tc>
           <w:tcPr>
             <w:tcW w:type="dxa" w:w="1720"/>
-            <w:tcBorders>
-              <w:top w:val="single" w:color="B0BEC5" w:sz="4"/>
-              <w:left w:val="single" w:color="B0BEC5" w:sz="4"/>
-              <w:bottom w:val="single" w:color="B0BEC5" w:sz="4"/>
-              <w:right w:val="single" w:color="B0BEC5" w:sz="4"/>
-            </w:tcBorders>
-            <w:shd w:fill="FFA500" w:val="clear"/>
+            <w:gridSpan w:val="1"/>
+            <w:tcBorders>
+              <w:top w:val="single" w:color="999999" w:sz="4"/>
+              <w:left w:val="single" w:color="999999" w:sz="4"/>
+              <w:bottom w:val="single" w:color="999999" w:sz="4"/>
+              <w:right w:val="single" w:color="999999" w:sz="4"/>
+            </w:tcBorders>
+            <w:shd w:fill="FFFFFF" w:val="clear"/>
             <w:vAlign w:val="center"/>
           </w:tcPr>
           <w:p>
@@ -699,26 +827,60 @@
             <w:r>
               <w:rPr>
                 <w:rFonts w:ascii="Calibri" w:cs="Calibri" w:eastAsia="Calibri" w:hAnsi="Calibri"/>
-                <w:b/>
-                <w:bCs/>
+                <w:b w:val="false"/>
+                <w:bCs w:val="false"/>
                 <w:color w:val="000000"/>
-                <w:sz w:val="24"/>
-                <w:szCs w:val="24"/>
-              </w:rPr>
-              <w:t xml:space="preserve">P4</w:t>
+                <w:sz w:val="20"/>
+                <w:szCs w:val="20"/>
+              </w:rPr>
+              <w:t xml:space="preserve">P6</w:t>
+            </w:r>
+          </w:p>
+        </w:tc>
+      </w:tr>
+      <w:tr>
+        <w:tc>
+          <w:tcPr>
+            <w:tcW w:type="dxa" w:w="1866"/>
+            <w:gridSpan w:val="1"/>
+            <w:tcBorders>
+              <w:top w:val="single" w:color="999999" w:sz="4"/>
+              <w:left w:val="single" w:color="999999" w:sz="4"/>
+              <w:bottom w:val="single" w:color="999999" w:sz="4"/>
+              <w:right w:val="single" w:color="999999" w:sz="4"/>
+            </w:tcBorders>
+            <w:shd w:fill="FFFFFF" w:val="clear"/>
+            <w:vAlign w:val="center"/>
+          </w:tcPr>
+          <w:p>
+            <w:pPr>
+              <w:spacing w:after="80" w:before="80"/>
+              <w:jc w:val="left"/>
+            </w:pPr>
+            <w:r>
+              <w:rPr>
+                <w:rFonts w:ascii="Calibri" w:cs="Calibri" w:eastAsia="Calibri" w:hAnsi="Calibri"/>
+                <w:b w:val="false"/>
+                <w:bCs w:val="false"/>
+                <w:color w:val="000000"/>
+                <w:sz w:val="20"/>
+                <w:szCs w:val="20"/>
+              </w:rPr>
+              <w:t xml:space="preserve">Kan werken</w:t>
             </w:r>
           </w:p>
         </w:tc>
         <w:tc>
           <w:tcPr>
             <w:tcW w:type="dxa" w:w="1720"/>
-            <w:tcBorders>
-              <w:top w:val="single" w:color="B0BEC5" w:sz="4"/>
-              <w:left w:val="single" w:color="B0BEC5" w:sz="4"/>
-              <w:bottom w:val="single" w:color="B0BEC5" w:sz="4"/>
-              <w:right w:val="single" w:color="B0BEC5" w:sz="4"/>
-            </w:tcBorders>
-            <w:shd w:fill="90EE90" w:val="clear"/>
+            <w:gridSpan w:val="1"/>
+            <w:tcBorders>
+              <w:top w:val="single" w:color="999999" w:sz="4"/>
+              <w:left w:val="single" w:color="999999" w:sz="4"/>
+              <w:bottom w:val="single" w:color="999999" w:sz="4"/>
+              <w:right w:val="single" w:color="999999" w:sz="4"/>
+            </w:tcBorders>
+            <w:shd w:fill="FFFFFF" w:val="clear"/>
             <w:vAlign w:val="center"/>
           </w:tcPr>
           <w:p>
@@ -729,57 +891,27 @@
             <w:r>
               <w:rPr>
                 <w:rFonts w:ascii="Calibri" w:cs="Calibri" w:eastAsia="Calibri" w:hAnsi="Calibri"/>
-                <w:b/>
-                <w:bCs/>
+                <w:b w:val="false"/>
+                <w:bCs w:val="false"/>
                 <w:color w:val="000000"/>
-                <w:sz w:val="24"/>
-                <w:szCs w:val="24"/>
-              </w:rPr>
-              <w:t xml:space="preserve">P6</w:t>
-            </w:r>
-          </w:p>
-        </w:tc>
-      </w:tr>
-      <w:tr>
-        <w:tc>
-          <w:tcPr>
-            <w:tcW w:type="dxa" w:w="1866"/>
-            <w:tcBorders>
-              <w:top w:val="single" w:color="B0BEC5" w:sz="4"/>
-              <w:left w:val="single" w:color="B0BEC5" w:sz="4"/>
-              <w:bottom w:val="single" w:color="B0BEC5" w:sz="4"/>
-              <w:right w:val="single" w:color="B0BEC5" w:sz="4"/>
-            </w:tcBorders>
-            <w:shd w:fill="F2F2F2" w:val="clear"/>
-            <w:vAlign w:val="center"/>
-          </w:tcPr>
-          <w:p>
-            <w:pPr>
-              <w:spacing w:after="80" w:before="80"/>
-            </w:pPr>
-            <w:r>
-              <w:rPr>
-                <w:rFonts w:ascii="Calibri" w:cs="Calibri" w:eastAsia="Calibri" w:hAnsi="Calibri"/>
-                <w:b/>
-                <w:bCs/>
-                <w:color w:val="333333"/>
-                <w:sz w:val="18"/>
-                <w:szCs w:val="18"/>
-              </w:rPr>
-              <w:t xml:space="preserve">Kan werken</w:t>
+                <w:sz w:val="20"/>
+                <w:szCs w:val="20"/>
+              </w:rPr>
+              <w:t xml:space="preserve">P3</w:t>
             </w:r>
           </w:p>
         </w:tc>
         <w:tc>
           <w:tcPr>
             <w:tcW w:type="dxa" w:w="1720"/>
-            <w:tcBorders>
-              <w:top w:val="single" w:color="B0BEC5" w:sz="4"/>
-              <w:left w:val="single" w:color="B0BEC5" w:sz="4"/>
-              <w:bottom w:val="single" w:color="B0BEC5" w:sz="4"/>
-              <w:right w:val="single" w:color="B0BEC5" w:sz="4"/>
-            </w:tcBorders>
-            <w:shd w:fill="FF8C00" w:val="clear"/>
+            <w:gridSpan w:val="1"/>
+            <w:tcBorders>
+              <w:top w:val="single" w:color="999999" w:sz="4"/>
+              <w:left w:val="single" w:color="999999" w:sz="4"/>
+              <w:bottom w:val="single" w:color="999999" w:sz="4"/>
+              <w:right w:val="single" w:color="999999" w:sz="4"/>
+            </w:tcBorders>
+            <w:shd w:fill="FFFFFF" w:val="clear"/>
             <w:vAlign w:val="center"/>
           </w:tcPr>
           <w:p>
@@ -790,26 +922,27 @@
             <w:r>
               <w:rPr>
                 <w:rFonts w:ascii="Calibri" w:cs="Calibri" w:eastAsia="Calibri" w:hAnsi="Calibri"/>
-                <w:b/>
-                <w:bCs/>
-                <w:color w:val="FFFFFF"/>
-                <w:sz w:val="24"/>
-                <w:szCs w:val="24"/>
-              </w:rPr>
-              <w:t xml:space="preserve">P3</w:t>
+                <w:b w:val="false"/>
+                <w:bCs w:val="false"/>
+                <w:color w:val="000000"/>
+                <w:sz w:val="20"/>
+                <w:szCs w:val="20"/>
+              </w:rPr>
+              <w:t xml:space="preserve">P4</w:t>
             </w:r>
           </w:p>
         </w:tc>
         <w:tc>
           <w:tcPr>
             <w:tcW w:type="dxa" w:w="1720"/>
-            <w:tcBorders>
-              <w:top w:val="single" w:color="B0BEC5" w:sz="4"/>
-              <w:left w:val="single" w:color="B0BEC5" w:sz="4"/>
-              <w:bottom w:val="single" w:color="B0BEC5" w:sz="4"/>
-              <w:right w:val="single" w:color="B0BEC5" w:sz="4"/>
-            </w:tcBorders>
-            <w:shd w:fill="FFA500" w:val="clear"/>
+            <w:gridSpan w:val="1"/>
+            <w:tcBorders>
+              <w:top w:val="single" w:color="999999" w:sz="4"/>
+              <w:left w:val="single" w:color="999999" w:sz="4"/>
+              <w:bottom w:val="single" w:color="999999" w:sz="4"/>
+              <w:right w:val="single" w:color="999999" w:sz="4"/>
+            </w:tcBorders>
+            <w:shd w:fill="FFFFFF" w:val="clear"/>
             <w:vAlign w:val="center"/>
           </w:tcPr>
           <w:p>
@@ -820,11 +953,11 @@
             <w:r>
               <w:rPr>
                 <w:rFonts w:ascii="Calibri" w:cs="Calibri" w:eastAsia="Calibri" w:hAnsi="Calibri"/>
-                <w:b/>
-                <w:bCs/>
+                <w:b w:val="false"/>
+                <w:bCs w:val="false"/>
                 <w:color w:val="000000"/>
-                <w:sz w:val="24"/>
-                <w:szCs w:val="24"/>
+                <w:sz w:val="20"/>
+                <w:szCs w:val="20"/>
               </w:rPr>
               <w:t xml:space="preserve">P4</w:t>
             </w:r>
@@ -833,13 +966,14 @@
         <w:tc>
           <w:tcPr>
             <w:tcW w:type="dxa" w:w="1720"/>
-            <w:tcBorders>
-              <w:top w:val="single" w:color="B0BEC5" w:sz="4"/>
-              <w:left w:val="single" w:color="B0BEC5" w:sz="4"/>
-              <w:bottom w:val="single" w:color="B0BEC5" w:sz="4"/>
-              <w:right w:val="single" w:color="B0BEC5" w:sz="4"/>
-            </w:tcBorders>
-            <w:shd w:fill="FFA500" w:val="clear"/>
+            <w:gridSpan w:val="1"/>
+            <w:tcBorders>
+              <w:top w:val="single" w:color="999999" w:sz="4"/>
+              <w:left w:val="single" w:color="999999" w:sz="4"/>
+              <w:bottom w:val="single" w:color="999999" w:sz="4"/>
+              <w:right w:val="single" w:color="999999" w:sz="4"/>
+            </w:tcBorders>
+            <w:shd w:fill="FFFFFF" w:val="clear"/>
             <w:vAlign w:val="center"/>
           </w:tcPr>
           <w:p>
@@ -850,26 +984,27 @@
             <w:r>
               <w:rPr>
                 <w:rFonts w:ascii="Calibri" w:cs="Calibri" w:eastAsia="Calibri" w:hAnsi="Calibri"/>
-                <w:b/>
-                <w:bCs/>
+                <w:b w:val="false"/>
+                <w:bCs w:val="false"/>
                 <w:color w:val="000000"/>
-                <w:sz w:val="24"/>
-                <w:szCs w:val="24"/>
-              </w:rPr>
-              <w:t xml:space="preserve">P4</w:t>
+                <w:sz w:val="20"/>
+                <w:szCs w:val="20"/>
+              </w:rPr>
+              <w:t xml:space="preserve">P5</w:t>
             </w:r>
           </w:p>
         </w:tc>
         <w:tc>
           <w:tcPr>
             <w:tcW w:type="dxa" w:w="1720"/>
-            <w:tcBorders>
-              <w:top w:val="single" w:color="B0BEC5" w:sz="4"/>
-              <w:left w:val="single" w:color="B0BEC5" w:sz="4"/>
-              <w:bottom w:val="single" w:color="B0BEC5" w:sz="4"/>
-              <w:right w:val="single" w:color="B0BEC5" w:sz="4"/>
-            </w:tcBorders>
-            <w:shd w:fill="FFD700" w:val="clear"/>
+            <w:gridSpan w:val="1"/>
+            <w:tcBorders>
+              <w:top w:val="single" w:color="999999" w:sz="4"/>
+              <w:left w:val="single" w:color="999999" w:sz="4"/>
+              <w:bottom w:val="single" w:color="999999" w:sz="4"/>
+              <w:right w:val="single" w:color="999999" w:sz="4"/>
+            </w:tcBorders>
+            <w:shd w:fill="FFFFFF" w:val="clear"/>
             <w:vAlign w:val="center"/>
           </w:tcPr>
           <w:p>
@@ -880,41 +1015,11 @@
             <w:r>
               <w:rPr>
                 <w:rFonts w:ascii="Calibri" w:cs="Calibri" w:eastAsia="Calibri" w:hAnsi="Calibri"/>
-                <w:b/>
-                <w:bCs/>
+                <w:b w:val="false"/>
+                <w:bCs w:val="false"/>
                 <w:color w:val="000000"/>
-                <w:sz w:val="24"/>
-                <w:szCs w:val="24"/>
-              </w:rPr>
-              <w:t xml:space="preserve">P5</w:t>
-            </w:r>
-          </w:p>
-        </w:tc>
-        <w:tc>
-          <w:tcPr>
-            <w:tcW w:type="dxa" w:w="1720"/>
-            <w:tcBorders>
-              <w:top w:val="single" w:color="B0BEC5" w:sz="4"/>
-              <w:left w:val="single" w:color="B0BEC5" w:sz="4"/>
-              <w:bottom w:val="single" w:color="B0BEC5" w:sz="4"/>
-              <w:right w:val="single" w:color="B0BEC5" w:sz="4"/>
-            </w:tcBorders>
-            <w:shd w:fill="ADFF2F" w:val="clear"/>
-            <w:vAlign w:val="center"/>
-          </w:tcPr>
-          <w:p>
-            <w:pPr>
-              <w:spacing w:after="80" w:before="80"/>
-              <w:jc w:val="center"/>
-            </w:pPr>
-            <w:r>
-              <w:rPr>
-                <w:rFonts w:ascii="Calibri" w:cs="Calibri" w:eastAsia="Calibri" w:hAnsi="Calibri"/>
-                <w:b/>
-                <w:bCs/>
-                <w:color w:val="000000"/>
-                <w:sz w:val="24"/>
-                <w:szCs w:val="24"/>
+                <w:sz w:val="20"/>
+                <w:szCs w:val="20"/>
               </w:rPr>
               <w:t xml:space="preserve">P7</w:t>
             </w:r>
@@ -955,9 +1060,9 @@
             <w:gridSpan w:val="4"/>
             <w:tcBorders>
               <w:top w:val="none" w:color="FFFFFF" w:sz="0"/>
-              <w:left w:val="single" w:color="B0BEC5" w:sz="4"/>
-              <w:bottom w:val="single" w:color="B0BEC5" w:sz="4"/>
-              <w:right w:val="single" w:color="B0BEC5" w:sz="4"/>
+              <w:left w:val="single" w:color="999999" w:sz="4"/>
+              <w:bottom w:val="single" w:color="999999" w:sz="4"/>
+              <w:right w:val="single" w:color="999999" w:sz="4"/>
             </w:tcBorders>
             <w:shd w:fill="1E3A5F" w:val="clear"/>
           </w:tcPr>
@@ -1000,9 +1105,9 @@
             <w:gridSpan w:val="4"/>
             <w:tcBorders>
               <w:top w:val="none" w:color="FFFFFF" w:sz="0"/>
-              <w:left w:val="single" w:color="B0BEC5" w:sz="4"/>
-              <w:bottom w:val="single" w:color="B0BEC5" w:sz="4"/>
-              <w:right w:val="single" w:color="B0BEC5" w:sz="4"/>
+              <w:left w:val="single" w:color="999999" w:sz="4"/>
+              <w:bottom w:val="single" w:color="999999" w:sz="4"/>
+              <w:right w:val="single" w:color="999999" w:sz="4"/>
             </w:tcBorders>
             <w:shd w:fill="FFFFFF" w:val="clear"/>
           </w:tcPr>
@@ -1027,10 +1132,10 @@
             <w:tcW w:type="dxa" w:w="10466"/>
             <w:gridSpan w:val="4"/>
             <w:tcBorders>
-              <w:top w:val="single" w:color="B0BEC5" w:sz="4"/>
-              <w:left w:val="single" w:color="B0BEC5" w:sz="4"/>
-              <w:bottom w:val="single" w:color="B0BEC5" w:sz="4"/>
-              <w:right w:val="single" w:color="B0BEC5" w:sz="4"/>
+              <w:top w:val="single" w:color="999999" w:sz="4"/>
+              <w:left w:val="single" w:color="999999" w:sz="4"/>
+              <w:bottom w:val="single" w:color="999999" w:sz="4"/>
+              <w:right w:val="single" w:color="999999" w:sz="4"/>
             </w:tcBorders>
             <w:shd w:fill="1E3A5F" w:val="clear"/>
           </w:tcPr>
@@ -1057,10 +1162,10 @@
           <w:tcPr>
             <w:tcW w:type="dxa" w:w="2200"/>
             <w:tcBorders>
-              <w:top w:val="single" w:color="B0BEC5" w:sz="4"/>
-              <w:left w:val="single" w:color="B0BEC5" w:sz="4"/>
-              <w:bottom w:val="single" w:color="B0BEC5" w:sz="4"/>
-              <w:right w:val="single" w:color="B0BEC5" w:sz="4"/>
+              <w:top w:val="single" w:color="999999" w:sz="4"/>
+              <w:left w:val="single" w:color="999999" w:sz="4"/>
+              <w:bottom w:val="single" w:color="999999" w:sz="4"/>
+              <w:right w:val="single" w:color="999999" w:sz="4"/>
             </w:tcBorders>
             <w:shd w:fill="F2F2F2" w:val="clear"/>
             <w:vAlign w:val="top"/>
@@ -1087,10 +1192,10 @@
             <w:tcW w:type="dxa" w:w="8266"/>
             <w:gridSpan w:val="3"/>
             <w:tcBorders>
-              <w:top w:val="single" w:color="B0BEC5" w:sz="4"/>
-              <w:left w:val="single" w:color="B0BEC5" w:sz="4"/>
-              <w:bottom w:val="single" w:color="B0BEC5" w:sz="4"/>
-              <w:right w:val="single" w:color="B0BEC5" w:sz="4"/>
+              <w:top w:val="single" w:color="999999" w:sz="4"/>
+              <w:left w:val="single" w:color="999999" w:sz="4"/>
+              <w:bottom w:val="single" w:color="999999" w:sz="4"/>
+              <w:right w:val="single" w:color="999999" w:sz="4"/>
             </w:tcBorders>
             <w:shd w:fill="FAFAFA" w:val="clear"/>
             <w:vAlign w:val="top"/>
@@ -1150,10 +1255,10 @@
           <w:tcPr>
             <w:tcW w:type="dxa" w:w="2200"/>
             <w:tcBorders>
-              <w:top w:val="single" w:color="B0BEC5" w:sz="4"/>
-              <w:left w:val="single" w:color="B0BEC5" w:sz="4"/>
-              <w:bottom w:val="single" w:color="B0BEC5" w:sz="4"/>
-              <w:right w:val="single" w:color="B0BEC5" w:sz="4"/>
+              <w:top w:val="single" w:color="999999" w:sz="4"/>
+              <w:left w:val="single" w:color="999999" w:sz="4"/>
+              <w:bottom w:val="single" w:color="999999" w:sz="4"/>
+              <w:right w:val="single" w:color="999999" w:sz="4"/>
             </w:tcBorders>
             <w:shd w:fill="F2F2F2" w:val="clear"/>
             <w:vAlign w:val="top"/>
@@ -1180,10 +1285,10 @@
             <w:tcW w:type="dxa" w:w="8266"/>
             <w:gridSpan w:val="3"/>
             <w:tcBorders>
-              <w:top w:val="single" w:color="B0BEC5" w:sz="4"/>
-              <w:left w:val="single" w:color="B0BEC5" w:sz="4"/>
-              <w:bottom w:val="single" w:color="B0BEC5" w:sz="4"/>
-              <w:right w:val="single" w:color="B0BEC5" w:sz="4"/>
+              <w:top w:val="single" w:color="999999" w:sz="4"/>
+              <w:left w:val="single" w:color="999999" w:sz="4"/>
+              <w:bottom w:val="single" w:color="999999" w:sz="4"/>
+              <w:right w:val="single" w:color="999999" w:sz="4"/>
             </w:tcBorders>
             <w:shd w:fill="FAFAFA" w:val="clear"/>
             <w:vAlign w:val="top"/>
@@ -1243,10 +1348,10 @@
           <w:tcPr>
             <w:tcW w:type="dxa" w:w="2200"/>
             <w:tcBorders>
-              <w:top w:val="single" w:color="B0BEC5" w:sz="4"/>
-              <w:left w:val="single" w:color="B0BEC5" w:sz="4"/>
-              <w:bottom w:val="single" w:color="B0BEC5" w:sz="4"/>
-              <w:right w:val="single" w:color="B0BEC5" w:sz="4"/>
+              <w:top w:val="single" w:color="999999" w:sz="4"/>
+              <w:left w:val="single" w:color="999999" w:sz="4"/>
+              <w:bottom w:val="single" w:color="999999" w:sz="4"/>
+              <w:right w:val="single" w:color="999999" w:sz="4"/>
             </w:tcBorders>
             <w:shd w:fill="F2F2F2" w:val="clear"/>
             <w:vAlign w:val="top"/>
@@ -1273,10 +1378,10 @@
             <w:tcW w:type="dxa" w:w="8266"/>
             <w:gridSpan w:val="3"/>
             <w:tcBorders>
-              <w:top w:val="single" w:color="B0BEC5" w:sz="4"/>
-              <w:left w:val="single" w:color="B0BEC5" w:sz="4"/>
-              <w:bottom w:val="single" w:color="B0BEC5" w:sz="4"/>
-              <w:right w:val="single" w:color="B0BEC5" w:sz="4"/>
+              <w:top w:val="single" w:color="999999" w:sz="4"/>
+              <w:left w:val="single" w:color="999999" w:sz="4"/>
+              <w:bottom w:val="single" w:color="999999" w:sz="4"/>
+              <w:right w:val="single" w:color="999999" w:sz="4"/>
             </w:tcBorders>
             <w:shd w:fill="FAFAFA" w:val="clear"/>
             <w:vAlign w:val="top"/>
@@ -1338,9 +1443,9 @@
             <w:gridSpan w:val="4"/>
             <w:tcBorders>
               <w:top w:val="none" w:color="FFFFFF" w:sz="0"/>
-              <w:left w:val="single" w:color="B0BEC5" w:sz="4"/>
-              <w:bottom w:val="single" w:color="B0BEC5" w:sz="4"/>
-              <w:right w:val="single" w:color="B0BEC5" w:sz="4"/>
+              <w:left w:val="single" w:color="999999" w:sz="4"/>
+              <w:bottom w:val="single" w:color="999999" w:sz="4"/>
+              <w:right w:val="single" w:color="999999" w:sz="4"/>
             </w:tcBorders>
             <w:shd w:fill="FFFFFF" w:val="clear"/>
           </w:tcPr>
@@ -1366,9 +1471,9 @@
             <w:gridSpan w:val="4"/>
             <w:tcBorders>
               <w:top w:val="single" w:color="1E3A5F" w:sz="12"/>
-              <w:left w:val="single" w:color="B0BEC5" w:sz="4"/>
-              <w:bottom w:val="single" w:color="B0BEC5" w:sz="4"/>
-              <w:right w:val="single" w:color="B0BEC5" w:sz="4"/>
+              <w:left w:val="single" w:color="999999" w:sz="4"/>
+              <w:bottom w:val="single" w:color="999999" w:sz="4"/>
+              <w:right w:val="single" w:color="999999" w:sz="4"/>
             </w:tcBorders>
             <w:shd w:fill="FCE4D6" w:val="clear"/>
           </w:tcPr>
@@ -1396,10 +1501,10 @@
             <w:tcW w:type="dxa" w:w="10466"/>
             <w:gridSpan w:val="4"/>
             <w:tcBorders>
-              <w:top w:val="single" w:color="B0BEC5" w:sz="4"/>
-              <w:left w:val="single" w:color="B0BEC5" w:sz="4"/>
-              <w:bottom w:val="single" w:color="B0BEC5" w:sz="4"/>
-              <w:right w:val="single" w:color="B0BEC5" w:sz="4"/>
+              <w:top w:val="single" w:color="999999" w:sz="4"/>
+              <w:left w:val="single" w:color="999999" w:sz="4"/>
+              <w:bottom w:val="single" w:color="999999" w:sz="4"/>
+              <w:right w:val="single" w:color="999999" w:sz="4"/>
             </w:tcBorders>
             <w:shd w:fill="1E3A5F" w:val="clear"/>
           </w:tcPr>
@@ -1435,10 +1540,10 @@
           <w:tcPr>
             <w:tcW w:type="dxa" w:w="2200"/>
             <w:tcBorders>
-              <w:top w:val="single" w:color="B0BEC5" w:sz="4"/>
-              <w:left w:val="single" w:color="B0BEC5" w:sz="4"/>
-              <w:bottom w:val="single" w:color="B0BEC5" w:sz="4"/>
-              <w:right w:val="single" w:color="B0BEC5" w:sz="4"/>
+              <w:top w:val="single" w:color="999999" w:sz="4"/>
+              <w:left w:val="single" w:color="999999" w:sz="4"/>
+              <w:bottom w:val="single" w:color="999999" w:sz="4"/>
+              <w:right w:val="single" w:color="999999" w:sz="4"/>
             </w:tcBorders>
             <w:shd w:fill="F2F2F2" w:val="clear"/>
             <w:vAlign w:val="top"/>
@@ -1465,10 +1570,10 @@
             <w:tcW w:type="dxa" w:w="8266"/>
             <w:gridSpan w:val="3"/>
             <w:tcBorders>
-              <w:top w:val="single" w:color="B0BEC5" w:sz="4"/>
-              <w:left w:val="single" w:color="B0BEC5" w:sz="4"/>
-              <w:bottom w:val="single" w:color="B0BEC5" w:sz="4"/>
-              <w:right w:val="single" w:color="B0BEC5" w:sz="4"/>
+              <w:top w:val="single" w:color="999999" w:sz="4"/>
+              <w:left w:val="single" w:color="999999" w:sz="4"/>
+              <w:bottom w:val="single" w:color="999999" w:sz="4"/>
+              <w:right w:val="single" w:color="999999" w:sz="4"/>
             </w:tcBorders>
             <w:shd w:fill="FAFAFA" w:val="clear"/>
             <w:vAlign w:val="top"/>
@@ -1528,10 +1633,10 @@
           <w:tcPr>
             <w:tcW w:type="dxa" w:w="2200"/>
             <w:tcBorders>
-              <w:top w:val="single" w:color="B0BEC5" w:sz="4"/>
-              <w:left w:val="single" w:color="B0BEC5" w:sz="4"/>
-              <w:bottom w:val="single" w:color="B0BEC5" w:sz="4"/>
-              <w:right w:val="single" w:color="B0BEC5" w:sz="4"/>
+              <w:top w:val="single" w:color="999999" w:sz="4"/>
+              <w:left w:val="single" w:color="999999" w:sz="4"/>
+              <w:bottom w:val="single" w:color="999999" w:sz="4"/>
+              <w:right w:val="single" w:color="999999" w:sz="4"/>
             </w:tcBorders>
             <w:shd w:fill="F2F2F2" w:val="clear"/>
             <w:vAlign w:val="top"/>
@@ -1558,10 +1663,10 @@
             <w:tcW w:type="dxa" w:w="8266"/>
             <w:gridSpan w:val="3"/>
             <w:tcBorders>
-              <w:top w:val="single" w:color="B0BEC5" w:sz="4"/>
-              <w:left w:val="single" w:color="B0BEC5" w:sz="4"/>
-              <w:bottom w:val="single" w:color="B0BEC5" w:sz="4"/>
-              <w:right w:val="single" w:color="B0BEC5" w:sz="4"/>
+              <w:top w:val="single" w:color="999999" w:sz="4"/>
+              <w:left w:val="single" w:color="999999" w:sz="4"/>
+              <w:bottom w:val="single" w:color="999999" w:sz="4"/>
+              <w:right w:val="single" w:color="999999" w:sz="4"/>
             </w:tcBorders>
             <w:shd w:fill="FAFAFA" w:val="clear"/>
             <w:vAlign w:val="top"/>
@@ -1621,10 +1726,10 @@
           <w:tcPr>
             <w:tcW w:type="dxa" w:w="2200"/>
             <w:tcBorders>
-              <w:top w:val="single" w:color="B0BEC5" w:sz="4"/>
-              <w:left w:val="single" w:color="B0BEC5" w:sz="4"/>
-              <w:bottom w:val="single" w:color="B0BEC5" w:sz="4"/>
-              <w:right w:val="single" w:color="B0BEC5" w:sz="4"/>
+              <w:top w:val="single" w:color="999999" w:sz="4"/>
+              <w:left w:val="single" w:color="999999" w:sz="4"/>
+              <w:bottom w:val="single" w:color="999999" w:sz="4"/>
+              <w:right w:val="single" w:color="999999" w:sz="4"/>
             </w:tcBorders>
             <w:shd w:fill="F2F2F2" w:val="clear"/>
             <w:vAlign w:val="top"/>
@@ -1651,10 +1756,10 @@
             <w:tcW w:type="dxa" w:w="8266"/>
             <w:gridSpan w:val="3"/>
             <w:tcBorders>
-              <w:top w:val="single" w:color="B0BEC5" w:sz="4"/>
-              <w:left w:val="single" w:color="B0BEC5" w:sz="4"/>
-              <w:bottom w:val="single" w:color="B0BEC5" w:sz="4"/>
-              <w:right w:val="single" w:color="B0BEC5" w:sz="4"/>
+              <w:top w:val="single" w:color="999999" w:sz="4"/>
+              <w:left w:val="single" w:color="999999" w:sz="4"/>
+              <w:bottom w:val="single" w:color="999999" w:sz="4"/>
+              <w:right w:val="single" w:color="999999" w:sz="4"/>
             </w:tcBorders>
             <w:shd w:fill="FAFAFA" w:val="clear"/>
             <w:vAlign w:val="top"/>
@@ -1714,10 +1819,10 @@
           <w:tcPr>
             <w:tcW w:type="dxa" w:w="2200"/>
             <w:tcBorders>
-              <w:top w:val="single" w:color="B0BEC5" w:sz="4"/>
-              <w:left w:val="single" w:color="B0BEC5" w:sz="4"/>
-              <w:bottom w:val="single" w:color="B0BEC5" w:sz="4"/>
-              <w:right w:val="single" w:color="B0BEC5" w:sz="4"/>
+              <w:top w:val="single" w:color="999999" w:sz="4"/>
+              <w:left w:val="single" w:color="999999" w:sz="4"/>
+              <w:bottom w:val="single" w:color="999999" w:sz="4"/>
+              <w:right w:val="single" w:color="999999" w:sz="4"/>
             </w:tcBorders>
             <w:shd w:fill="F2F2F2" w:val="clear"/>
             <w:vAlign w:val="top"/>
@@ -1744,10 +1849,10 @@
             <w:tcW w:type="dxa" w:w="8266"/>
             <w:gridSpan w:val="3"/>
             <w:tcBorders>
-              <w:top w:val="single" w:color="B0BEC5" w:sz="4"/>
-              <w:left w:val="single" w:color="B0BEC5" w:sz="4"/>
-              <w:bottom w:val="single" w:color="B0BEC5" w:sz="4"/>
-              <w:right w:val="single" w:color="B0BEC5" w:sz="4"/>
+              <w:top w:val="single" w:color="999999" w:sz="4"/>
+              <w:left w:val="single" w:color="999999" w:sz="4"/>
+              <w:bottom w:val="single" w:color="999999" w:sz="4"/>
+              <w:right w:val="single" w:color="999999" w:sz="4"/>
             </w:tcBorders>
             <w:shd w:fill="FAFAFA" w:val="clear"/>
             <w:vAlign w:val="top"/>
@@ -1808,10 +1913,10 @@
             <w:tcW w:type="dxa" w:w="10466"/>
             <w:gridSpan w:val="4"/>
             <w:tcBorders>
-              <w:top w:val="single" w:color="B0BEC5" w:sz="4"/>
-              <w:left w:val="single" w:color="B0BEC5" w:sz="4"/>
-              <w:bottom w:val="single" w:color="B0BEC5" w:sz="4"/>
-              <w:right w:val="single" w:color="B0BEC5" w:sz="4"/>
+              <w:top w:val="single" w:color="999999" w:sz="4"/>
+              <w:left w:val="single" w:color="999999" w:sz="4"/>
+              <w:bottom w:val="single" w:color="999999" w:sz="4"/>
+              <w:right w:val="single" w:color="999999" w:sz="4"/>
             </w:tcBorders>
             <w:shd w:fill="1E3A5F" w:val="clear"/>
           </w:tcPr>
@@ -1847,10 +1952,10 @@
           <w:tcPr>
             <w:tcW w:type="dxa" w:w="2200"/>
             <w:tcBorders>
-              <w:top w:val="single" w:color="B0BEC5" w:sz="4"/>
-              <w:left w:val="single" w:color="B0BEC5" w:sz="4"/>
-              <w:bottom w:val="single" w:color="B0BEC5" w:sz="4"/>
-              <w:right w:val="single" w:color="B0BEC5" w:sz="4"/>
+              <w:top w:val="single" w:color="999999" w:sz="4"/>
+              <w:left w:val="single" w:color="999999" w:sz="4"/>
+              <w:bottom w:val="single" w:color="999999" w:sz="4"/>
+              <w:right w:val="single" w:color="999999" w:sz="4"/>
             </w:tcBorders>
             <w:shd w:fill="F2F2F2" w:val="clear"/>
             <w:vAlign w:val="top"/>
@@ -1877,10 +1982,10 @@
             <w:tcW w:type="dxa" w:w="8266"/>
             <w:gridSpan w:val="3"/>
             <w:tcBorders>
-              <w:top w:val="single" w:color="B0BEC5" w:sz="4"/>
-              <w:left w:val="single" w:color="B0BEC5" w:sz="4"/>
-              <w:bottom w:val="single" w:color="B0BEC5" w:sz="4"/>
-              <w:right w:val="single" w:color="B0BEC5" w:sz="4"/>
+              <w:top w:val="single" w:color="999999" w:sz="4"/>
+              <w:left w:val="single" w:color="999999" w:sz="4"/>
+              <w:bottom w:val="single" w:color="999999" w:sz="4"/>
+              <w:right w:val="single" w:color="999999" w:sz="4"/>
             </w:tcBorders>
             <w:shd w:fill="FAFAFA" w:val="clear"/>
             <w:vAlign w:val="top"/>
@@ -1973,10 +2078,10 @@
             <w:tcW w:type="dxa" w:w="10466"/>
             <w:gridSpan w:val="4"/>
             <w:tcBorders>
-              <w:top w:val="single" w:color="B0BEC5" w:sz="4"/>
-              <w:left w:val="single" w:color="B0BEC5" w:sz="4"/>
-              <w:bottom w:val="single" w:color="B0BEC5" w:sz="4"/>
-              <w:right w:val="single" w:color="B0BEC5" w:sz="4"/>
+              <w:top w:val="single" w:color="999999" w:sz="4"/>
+              <w:left w:val="single" w:color="999999" w:sz="4"/>
+              <w:bottom w:val="single" w:color="999999" w:sz="4"/>
+              <w:right w:val="single" w:color="999999" w:sz="4"/>
             </w:tcBorders>
             <w:shd w:fill="1E3A5F" w:val="clear"/>
           </w:tcPr>
@@ -2013,10 +2118,10 @@
             <w:tcW w:type="dxa" w:w="10466"/>
             <w:gridSpan w:val="4"/>
             <w:tcBorders>
-              <w:top w:val="single" w:color="B0BEC5" w:sz="4"/>
-              <w:left w:val="single" w:color="B0BEC5" w:sz="4"/>
-              <w:bottom w:val="single" w:color="B0BEC5" w:sz="4"/>
-              <w:right w:val="single" w:color="B0BEC5" w:sz="4"/>
+              <w:top w:val="single" w:color="999999" w:sz="4"/>
+              <w:left w:val="single" w:color="999999" w:sz="4"/>
+              <w:bottom w:val="single" w:color="999999" w:sz="4"/>
+              <w:right w:val="single" w:color="999999" w:sz="4"/>
             </w:tcBorders>
             <w:shd w:fill="EAF4E8" w:val="clear"/>
           </w:tcPr>
@@ -2062,10 +2167,10 @@
           <w:tcPr>
             <w:tcW w:type="dxa" w:w="2200"/>
             <w:tcBorders>
-              <w:top w:val="single" w:color="B0BEC5" w:sz="4"/>
-              <w:left w:val="single" w:color="B0BEC5" w:sz="4"/>
-              <w:bottom w:val="single" w:color="B0BEC5" w:sz="4"/>
-              <w:right w:val="single" w:color="B0BEC5" w:sz="4"/>
+              <w:top w:val="single" w:color="999999" w:sz="4"/>
+              <w:left w:val="single" w:color="999999" w:sz="4"/>
+              <w:bottom w:val="single" w:color="999999" w:sz="4"/>
+              <w:right w:val="single" w:color="999999" w:sz="4"/>
             </w:tcBorders>
             <w:shd w:fill="F2F2F2" w:val="clear"/>
             <w:vAlign w:val="top"/>
@@ -2092,10 +2197,10 @@
             <w:tcW w:type="dxa" w:w="8266"/>
             <w:gridSpan w:val="3"/>
             <w:tcBorders>
-              <w:top w:val="single" w:color="B0BEC5" w:sz="4"/>
-              <w:left w:val="single" w:color="B0BEC5" w:sz="4"/>
-              <w:bottom w:val="single" w:color="B0BEC5" w:sz="4"/>
-              <w:right w:val="single" w:color="B0BEC5" w:sz="4"/>
+              <w:top w:val="single" w:color="999999" w:sz="4"/>
+              <w:left w:val="single" w:color="999999" w:sz="4"/>
+              <w:bottom w:val="single" w:color="999999" w:sz="4"/>
+              <w:right w:val="single" w:color="999999" w:sz="4"/>
             </w:tcBorders>
             <w:shd w:fill="FAFAFA" w:val="clear"/>
             <w:vAlign w:val="top"/>
@@ -2188,10 +2293,10 @@
             <w:tcW w:type="dxa" w:w="10466"/>
             <w:gridSpan w:val="4"/>
             <w:tcBorders>
-              <w:top w:val="single" w:color="B0BEC5" w:sz="4"/>
-              <w:left w:val="single" w:color="B0BEC5" w:sz="4"/>
-              <w:bottom w:val="single" w:color="B0BEC5" w:sz="4"/>
-              <w:right w:val="single" w:color="B0BEC5" w:sz="4"/>
+              <w:top w:val="single" w:color="999999" w:sz="4"/>
+              <w:left w:val="single" w:color="999999" w:sz="4"/>
+              <w:bottom w:val="single" w:color="999999" w:sz="4"/>
+              <w:right w:val="single" w:color="999999" w:sz="4"/>
             </w:tcBorders>
             <w:shd w:fill="EDF2FA" w:val="clear"/>
           </w:tcPr>
@@ -2237,10 +2342,10 @@
           <w:tcPr>
             <w:tcW w:type="dxa" w:w="2200"/>
             <w:tcBorders>
-              <w:top w:val="single" w:color="B0BEC5" w:sz="4"/>
-              <w:left w:val="single" w:color="B0BEC5" w:sz="4"/>
-              <w:bottom w:val="single" w:color="B0BEC5" w:sz="4"/>
-              <w:right w:val="single" w:color="B0BEC5" w:sz="4"/>
+              <w:top w:val="single" w:color="999999" w:sz="4"/>
+              <w:left w:val="single" w:color="999999" w:sz="4"/>
+              <w:bottom w:val="single" w:color="999999" w:sz="4"/>
+              <w:right w:val="single" w:color="999999" w:sz="4"/>
             </w:tcBorders>
             <w:shd w:fill="F2F2F2" w:val="clear"/>
             <w:vAlign w:val="top"/>
@@ -2267,10 +2372,10 @@
             <w:tcW w:type="dxa" w:w="8266"/>
             <w:gridSpan w:val="3"/>
             <w:tcBorders>
-              <w:top w:val="single" w:color="B0BEC5" w:sz="4"/>
-              <w:left w:val="single" w:color="B0BEC5" w:sz="4"/>
-              <w:bottom w:val="single" w:color="B0BEC5" w:sz="4"/>
-              <w:right w:val="single" w:color="B0BEC5" w:sz="4"/>
+              <w:top w:val="single" w:color="999999" w:sz="4"/>
+              <w:left w:val="single" w:color="999999" w:sz="4"/>
+              <w:bottom w:val="single" w:color="999999" w:sz="4"/>
+              <w:right w:val="single" w:color="999999" w:sz="4"/>
             </w:tcBorders>
             <w:shd w:fill="FAFAFA" w:val="clear"/>
             <w:vAlign w:val="top"/>
@@ -2363,10 +2468,10 @@
             <w:tcW w:type="dxa" w:w="10466"/>
             <w:gridSpan w:val="4"/>
             <w:tcBorders>
-              <w:top w:val="single" w:color="B0BEC5" w:sz="4"/>
-              <w:left w:val="single" w:color="B0BEC5" w:sz="4"/>
-              <w:bottom w:val="single" w:color="B0BEC5" w:sz="4"/>
-              <w:right w:val="single" w:color="B0BEC5" w:sz="4"/>
+              <w:top w:val="single" w:color="999999" w:sz="4"/>
+              <w:left w:val="single" w:color="999999" w:sz="4"/>
+              <w:bottom w:val="single" w:color="999999" w:sz="4"/>
+              <w:right w:val="single" w:color="999999" w:sz="4"/>
             </w:tcBorders>
             <w:shd w:fill="1E3A5F" w:val="clear"/>
           </w:tcPr>
@@ -2402,10 +2507,10 @@
           <w:tcPr>
             <w:tcW w:type="dxa" w:w="2200"/>
             <w:tcBorders>
-              <w:top w:val="single" w:color="B0BEC5" w:sz="4"/>
-              <w:left w:val="single" w:color="B0BEC5" w:sz="4"/>
-              <w:bottom w:val="single" w:color="B0BEC5" w:sz="4"/>
-              <w:right w:val="single" w:color="B0BEC5" w:sz="4"/>
+              <w:top w:val="single" w:color="999999" w:sz="4"/>
+              <w:left w:val="single" w:color="999999" w:sz="4"/>
+              <w:bottom w:val="single" w:color="999999" w:sz="4"/>
+              <w:right w:val="single" w:color="999999" w:sz="4"/>
             </w:tcBorders>
             <w:shd w:fill="F2F2F2" w:val="clear"/>
             <w:vAlign w:val="top"/>
@@ -2432,10 +2537,10 @@
             <w:tcW w:type="dxa" w:w="8266"/>
             <w:gridSpan w:val="3"/>
             <w:tcBorders>
-              <w:top w:val="single" w:color="B0BEC5" w:sz="4"/>
-              <w:left w:val="single" w:color="B0BEC5" w:sz="4"/>
-              <w:bottom w:val="single" w:color="B0BEC5" w:sz="4"/>
-              <w:right w:val="single" w:color="B0BEC5" w:sz="4"/>
+              <w:top w:val="single" w:color="999999" w:sz="4"/>
+              <w:left w:val="single" w:color="999999" w:sz="4"/>
+              <w:bottom w:val="single" w:color="999999" w:sz="4"/>
+              <w:right w:val="single" w:color="999999" w:sz="4"/>
             </w:tcBorders>
             <w:shd w:fill="FAFAFA" w:val="clear"/>
             <w:vAlign w:val="top"/>
@@ -2512,10 +2617,10 @@
             <w:tcW w:type="dxa" w:w="10466"/>
             <w:gridSpan w:val="4"/>
             <w:tcBorders>
-              <w:top w:val="single" w:color="B0BEC5" w:sz="4"/>
-              <w:left w:val="single" w:color="B0BEC5" w:sz="4"/>
-              <w:bottom w:val="single" w:color="B0BEC5" w:sz="4"/>
-              <w:right w:val="single" w:color="B0BEC5" w:sz="4"/>
+              <w:top w:val="single" w:color="999999" w:sz="4"/>
+              <w:left w:val="single" w:color="999999" w:sz="4"/>
+              <w:bottom w:val="single" w:color="999999" w:sz="4"/>
+              <w:right w:val="single" w:color="999999" w:sz="4"/>
             </w:tcBorders>
             <w:shd w:fill="1E3A5F" w:val="clear"/>
           </w:tcPr>
@@ -2551,10 +2656,10 @@
           <w:tcPr>
             <w:tcW w:type="dxa" w:w="2200"/>
             <w:tcBorders>
-              <w:top w:val="single" w:color="B0BEC5" w:sz="4"/>
-              <w:left w:val="single" w:color="B0BEC5" w:sz="4"/>
-              <w:bottom w:val="single" w:color="B0BEC5" w:sz="4"/>
-              <w:right w:val="single" w:color="B0BEC5" w:sz="4"/>
+              <w:top w:val="single" w:color="999999" w:sz="4"/>
+              <w:left w:val="single" w:color="999999" w:sz="4"/>
+              <w:bottom w:val="single" w:color="999999" w:sz="4"/>
+              <w:right w:val="single" w:color="999999" w:sz="4"/>
             </w:tcBorders>
             <w:shd w:fill="F2F2F2" w:val="clear"/>
             <w:vAlign w:val="top"/>
@@ -2581,10 +2686,10 @@
             <w:tcW w:type="dxa" w:w="8266"/>
             <w:gridSpan w:val="3"/>
             <w:tcBorders>
-              <w:top w:val="single" w:color="B0BEC5" w:sz="4"/>
-              <w:left w:val="single" w:color="B0BEC5" w:sz="4"/>
-              <w:bottom w:val="single" w:color="B0BEC5" w:sz="4"/>
-              <w:right w:val="single" w:color="B0BEC5" w:sz="4"/>
+              <w:top w:val="single" w:color="999999" w:sz="4"/>
+              <w:left w:val="single" w:color="999999" w:sz="4"/>
+              <w:bottom w:val="single" w:color="999999" w:sz="4"/>
+              <w:right w:val="single" w:color="999999" w:sz="4"/>
             </w:tcBorders>
             <w:shd w:fill="FAFAFA" w:val="clear"/>
             <w:vAlign w:val="top"/>
@@ -2675,9 +2780,9 @@
             <w:gridSpan w:val="4"/>
             <w:tcBorders>
               <w:top w:val="none" w:color="FFFFFF" w:sz="0"/>
-              <w:left w:val="single" w:color="B0BEC5" w:sz="4"/>
-              <w:bottom w:val="single" w:color="B0BEC5" w:sz="4"/>
-              <w:right w:val="single" w:color="B0BEC5" w:sz="4"/>
+              <w:left w:val="single" w:color="999999" w:sz="4"/>
+              <w:bottom w:val="single" w:color="999999" w:sz="4"/>
+              <w:right w:val="single" w:color="999999" w:sz="4"/>
             </w:tcBorders>
             <w:shd w:fill="FFFFFF" w:val="clear"/>
           </w:tcPr>
@@ -2703,9 +2808,9 @@
             <w:gridSpan w:val="4"/>
             <w:tcBorders>
               <w:top w:val="single" w:color="1E3A5F" w:sz="12"/>
-              <w:left w:val="single" w:color="B0BEC5" w:sz="4"/>
-              <w:bottom w:val="single" w:color="B0BEC5" w:sz="4"/>
-              <w:right w:val="single" w:color="B0BEC5" w:sz="4"/>
+              <w:left w:val="single" w:color="999999" w:sz="4"/>
+              <w:bottom w:val="single" w:color="999999" w:sz="4"/>
+              <w:right w:val="single" w:color="999999" w:sz="4"/>
             </w:tcBorders>
             <w:shd w:fill="FCE4D6" w:val="clear"/>
           </w:tcPr>
@@ -2733,10 +2838,10 @@
             <w:tcW w:type="dxa" w:w="10466"/>
             <w:gridSpan w:val="4"/>
             <w:tcBorders>
-              <w:top w:val="single" w:color="B0BEC5" w:sz="4"/>
-              <w:left w:val="single" w:color="B0BEC5" w:sz="4"/>
-              <w:bottom w:val="single" w:color="B0BEC5" w:sz="4"/>
-              <w:right w:val="single" w:color="B0BEC5" w:sz="4"/>
+              <w:top w:val="single" w:color="999999" w:sz="4"/>
+              <w:left w:val="single" w:color="999999" w:sz="4"/>
+              <w:bottom w:val="single" w:color="999999" w:sz="4"/>
+              <w:right w:val="single" w:color="999999" w:sz="4"/>
             </w:tcBorders>
             <w:shd w:fill="1E3A5F" w:val="clear"/>
           </w:tcPr>
@@ -2772,10 +2877,10 @@
           <w:tcPr>
             <w:tcW w:type="dxa" w:w="2200"/>
             <w:tcBorders>
-              <w:top w:val="single" w:color="B0BEC5" w:sz="4"/>
-              <w:left w:val="single" w:color="B0BEC5" w:sz="4"/>
-              <w:bottom w:val="single" w:color="B0BEC5" w:sz="4"/>
-              <w:right w:val="single" w:color="B0BEC5" w:sz="4"/>
+              <w:top w:val="single" w:color="999999" w:sz="4"/>
+              <w:left w:val="single" w:color="999999" w:sz="4"/>
+              <w:bottom w:val="single" w:color="999999" w:sz="4"/>
+              <w:right w:val="single" w:color="999999" w:sz="4"/>
             </w:tcBorders>
             <w:shd w:fill="F2F2F2" w:val="clear"/>
             <w:vAlign w:val="top"/>
@@ -2802,10 +2907,10 @@
             <w:tcW w:type="dxa" w:w="8266"/>
             <w:gridSpan w:val="3"/>
             <w:tcBorders>
-              <w:top w:val="single" w:color="B0BEC5" w:sz="4"/>
-              <w:left w:val="single" w:color="B0BEC5" w:sz="4"/>
-              <w:bottom w:val="single" w:color="B0BEC5" w:sz="4"/>
-              <w:right w:val="single" w:color="B0BEC5" w:sz="4"/>
+              <w:top w:val="single" w:color="999999" w:sz="4"/>
+              <w:left w:val="single" w:color="999999" w:sz="4"/>
+              <w:bottom w:val="single" w:color="999999" w:sz="4"/>
+              <w:right w:val="single" w:color="999999" w:sz="4"/>
             </w:tcBorders>
             <w:shd w:fill="FAFAFA" w:val="clear"/>
             <w:vAlign w:val="top"/>
@@ -2865,10 +2970,10 @@
           <w:tcPr>
             <w:tcW w:type="dxa" w:w="2200"/>
             <w:tcBorders>
-              <w:top w:val="single" w:color="B0BEC5" w:sz="4"/>
-              <w:left w:val="single" w:color="B0BEC5" w:sz="4"/>
-              <w:bottom w:val="single" w:color="B0BEC5" w:sz="4"/>
-              <w:right w:val="single" w:color="B0BEC5" w:sz="4"/>
+              <w:top w:val="single" w:color="999999" w:sz="4"/>
+              <w:left w:val="single" w:color="999999" w:sz="4"/>
+              <w:bottom w:val="single" w:color="999999" w:sz="4"/>
+              <w:right w:val="single" w:color="999999" w:sz="4"/>
             </w:tcBorders>
             <w:shd w:fill="F2F2F2" w:val="clear"/>
             <w:vAlign w:val="top"/>
@@ -2895,10 +3000,10 @@
             <w:tcW w:type="dxa" w:w="8266"/>
             <w:gridSpan w:val="3"/>
             <w:tcBorders>
-              <w:top w:val="single" w:color="B0BEC5" w:sz="4"/>
-              <w:left w:val="single" w:color="B0BEC5" w:sz="4"/>
-              <w:bottom w:val="single" w:color="B0BEC5" w:sz="4"/>
-              <w:right w:val="single" w:color="B0BEC5" w:sz="4"/>
+              <w:top w:val="single" w:color="999999" w:sz="4"/>
+              <w:left w:val="single" w:color="999999" w:sz="4"/>
+              <w:bottom w:val="single" w:color="999999" w:sz="4"/>
+              <w:right w:val="single" w:color="999999" w:sz="4"/>
             </w:tcBorders>
             <w:shd w:fill="FAFAFA" w:val="clear"/>
             <w:vAlign w:val="top"/>
@@ -2958,10 +3063,10 @@
           <w:tcPr>
             <w:tcW w:type="dxa" w:w="2200"/>
             <w:tcBorders>
-              <w:top w:val="single" w:color="B0BEC5" w:sz="4"/>
-              <w:left w:val="single" w:color="B0BEC5" w:sz="4"/>
-              <w:bottom w:val="single" w:color="B0BEC5" w:sz="4"/>
-              <w:right w:val="single" w:color="B0BEC5" w:sz="4"/>
+              <w:top w:val="single" w:color="999999" w:sz="4"/>
+              <w:left w:val="single" w:color="999999" w:sz="4"/>
+              <w:bottom w:val="single" w:color="999999" w:sz="4"/>
+              <w:right w:val="single" w:color="999999" w:sz="4"/>
             </w:tcBorders>
             <w:shd w:fill="F2F2F2" w:val="clear"/>
             <w:vAlign w:val="top"/>
@@ -2988,10 +3093,10 @@
             <w:tcW w:type="dxa" w:w="8266"/>
             <w:gridSpan w:val="3"/>
             <w:tcBorders>
-              <w:top w:val="single" w:color="B0BEC5" w:sz="4"/>
-              <w:left w:val="single" w:color="B0BEC5" w:sz="4"/>
-              <w:bottom w:val="single" w:color="B0BEC5" w:sz="4"/>
-              <w:right w:val="single" w:color="B0BEC5" w:sz="4"/>
+              <w:top w:val="single" w:color="999999" w:sz="4"/>
+              <w:left w:val="single" w:color="999999" w:sz="4"/>
+              <w:bottom w:val="single" w:color="999999" w:sz="4"/>
+              <w:right w:val="single" w:color="999999" w:sz="4"/>
             </w:tcBorders>
             <w:shd w:fill="FAFAFA" w:val="clear"/>
             <w:vAlign w:val="top"/>
@@ -3051,10 +3156,10 @@
           <w:tcPr>
             <w:tcW w:type="dxa" w:w="2200"/>
             <w:tcBorders>
-              <w:top w:val="single" w:color="B0BEC5" w:sz="4"/>
-              <w:left w:val="single" w:color="B0BEC5" w:sz="4"/>
-              <w:bottom w:val="single" w:color="B0BEC5" w:sz="4"/>
-              <w:right w:val="single" w:color="B0BEC5" w:sz="4"/>
+              <w:top w:val="single" w:color="999999" w:sz="4"/>
+              <w:left w:val="single" w:color="999999" w:sz="4"/>
+              <w:bottom w:val="single" w:color="999999" w:sz="4"/>
+              <w:right w:val="single" w:color="999999" w:sz="4"/>
             </w:tcBorders>
             <w:shd w:fill="F2F2F2" w:val="clear"/>
             <w:vAlign w:val="top"/>
@@ -3081,10 +3186,10 @@
             <w:tcW w:type="dxa" w:w="8266"/>
             <w:gridSpan w:val="3"/>
             <w:tcBorders>
-              <w:top w:val="single" w:color="B0BEC5" w:sz="4"/>
-              <w:left w:val="single" w:color="B0BEC5" w:sz="4"/>
-              <w:bottom w:val="single" w:color="B0BEC5" w:sz="4"/>
-              <w:right w:val="single" w:color="B0BEC5" w:sz="4"/>
+              <w:top w:val="single" w:color="999999" w:sz="4"/>
+              <w:left w:val="single" w:color="999999" w:sz="4"/>
+              <w:bottom w:val="single" w:color="999999" w:sz="4"/>
+              <w:right w:val="single" w:color="999999" w:sz="4"/>
             </w:tcBorders>
             <w:shd w:fill="FAFAFA" w:val="clear"/>
             <w:vAlign w:val="top"/>
@@ -3145,10 +3250,10 @@
             <w:tcW w:type="dxa" w:w="10466"/>
             <w:gridSpan w:val="4"/>
             <w:tcBorders>
-              <w:top w:val="single" w:color="B0BEC5" w:sz="4"/>
-              <w:left w:val="single" w:color="B0BEC5" w:sz="4"/>
-              <w:bottom w:val="single" w:color="B0BEC5" w:sz="4"/>
-              <w:right w:val="single" w:color="B0BEC5" w:sz="4"/>
+              <w:top w:val="single" w:color="999999" w:sz="4"/>
+              <w:left w:val="single" w:color="999999" w:sz="4"/>
+              <w:bottom w:val="single" w:color="999999" w:sz="4"/>
+              <w:right w:val="single" w:color="999999" w:sz="4"/>
             </w:tcBorders>
             <w:shd w:fill="1E3A5F" w:val="clear"/>
           </w:tcPr>
@@ -3184,10 +3289,10 @@
           <w:tcPr>
             <w:tcW w:type="dxa" w:w="2200"/>
             <w:tcBorders>
-              <w:top w:val="single" w:color="B0BEC5" w:sz="4"/>
-              <w:left w:val="single" w:color="B0BEC5" w:sz="4"/>
-              <w:bottom w:val="single" w:color="B0BEC5" w:sz="4"/>
-              <w:right w:val="single" w:color="B0BEC5" w:sz="4"/>
+              <w:top w:val="single" w:color="999999" w:sz="4"/>
+              <w:left w:val="single" w:color="999999" w:sz="4"/>
+              <w:bottom w:val="single" w:color="999999" w:sz="4"/>
+              <w:right w:val="single" w:color="999999" w:sz="4"/>
             </w:tcBorders>
             <w:shd w:fill="F2F2F2" w:val="clear"/>
             <w:vAlign w:val="top"/>
@@ -3214,10 +3319,10 @@
             <w:tcW w:type="dxa" w:w="8266"/>
             <w:gridSpan w:val="3"/>
             <w:tcBorders>
-              <w:top w:val="single" w:color="B0BEC5" w:sz="4"/>
-              <w:left w:val="single" w:color="B0BEC5" w:sz="4"/>
-              <w:bottom w:val="single" w:color="B0BEC5" w:sz="4"/>
-              <w:right w:val="single" w:color="B0BEC5" w:sz="4"/>
+              <w:top w:val="single" w:color="999999" w:sz="4"/>
+              <w:left w:val="single" w:color="999999" w:sz="4"/>
+              <w:bottom w:val="single" w:color="999999" w:sz="4"/>
+              <w:right w:val="single" w:color="999999" w:sz="4"/>
             </w:tcBorders>
             <w:shd w:fill="FAFAFA" w:val="clear"/>
             <w:vAlign w:val="top"/>
@@ -3310,10 +3415,10 @@
             <w:tcW w:type="dxa" w:w="10466"/>
             <w:gridSpan w:val="4"/>
             <w:tcBorders>
-              <w:top w:val="single" w:color="B0BEC5" w:sz="4"/>
-              <w:left w:val="single" w:color="B0BEC5" w:sz="4"/>
-              <w:bottom w:val="single" w:color="B0BEC5" w:sz="4"/>
-              <w:right w:val="single" w:color="B0BEC5" w:sz="4"/>
+              <w:top w:val="single" w:color="999999" w:sz="4"/>
+              <w:left w:val="single" w:color="999999" w:sz="4"/>
+              <w:bottom w:val="single" w:color="999999" w:sz="4"/>
+              <w:right w:val="single" w:color="999999" w:sz="4"/>
             </w:tcBorders>
             <w:shd w:fill="1E3A5F" w:val="clear"/>
           </w:tcPr>
@@ -3350,10 +3455,10 @@
             <w:tcW w:type="dxa" w:w="10466"/>
             <w:gridSpan w:val="4"/>
             <w:tcBorders>
-              <w:top w:val="single" w:color="B0BEC5" w:sz="4"/>
-              <w:left w:val="single" w:color="B0BEC5" w:sz="4"/>
-              <w:bottom w:val="single" w:color="B0BEC5" w:sz="4"/>
-              <w:right w:val="single" w:color="B0BEC5" w:sz="4"/>
+              <w:top w:val="single" w:color="999999" w:sz="4"/>
+              <w:left w:val="single" w:color="999999" w:sz="4"/>
+              <w:bottom w:val="single" w:color="999999" w:sz="4"/>
+              <w:right w:val="single" w:color="999999" w:sz="4"/>
             </w:tcBorders>
             <w:shd w:fill="EAF4E8" w:val="clear"/>
           </w:tcPr>
@@ -3399,10 +3504,10 @@
           <w:tcPr>
             <w:tcW w:type="dxa" w:w="2200"/>
             <w:tcBorders>
-              <w:top w:val="single" w:color="B0BEC5" w:sz="4"/>
-              <w:left w:val="single" w:color="B0BEC5" w:sz="4"/>
-              <w:bottom w:val="single" w:color="B0BEC5" w:sz="4"/>
-              <w:right w:val="single" w:color="B0BEC5" w:sz="4"/>
+              <w:top w:val="single" w:color="999999" w:sz="4"/>
+              <w:left w:val="single" w:color="999999" w:sz="4"/>
+              <w:bottom w:val="single" w:color="999999" w:sz="4"/>
+              <w:right w:val="single" w:color="999999" w:sz="4"/>
             </w:tcBorders>
             <w:shd w:fill="F2F2F2" w:val="clear"/>
             <w:vAlign w:val="top"/>
@@ -3429,10 +3534,10 @@
             <w:tcW w:type="dxa" w:w="8266"/>
             <w:gridSpan w:val="3"/>
             <w:tcBorders>
-              <w:top w:val="single" w:color="B0BEC5" w:sz="4"/>
-              <w:left w:val="single" w:color="B0BEC5" w:sz="4"/>
-              <w:bottom w:val="single" w:color="B0BEC5" w:sz="4"/>
-              <w:right w:val="single" w:color="B0BEC5" w:sz="4"/>
+              <w:top w:val="single" w:color="999999" w:sz="4"/>
+              <w:left w:val="single" w:color="999999" w:sz="4"/>
+              <w:bottom w:val="single" w:color="999999" w:sz="4"/>
+              <w:right w:val="single" w:color="999999" w:sz="4"/>
             </w:tcBorders>
             <w:shd w:fill="FAFAFA" w:val="clear"/>
             <w:vAlign w:val="top"/>
@@ -3525,10 +3630,10 @@
             <w:tcW w:type="dxa" w:w="10466"/>
             <w:gridSpan w:val="4"/>
             <w:tcBorders>
-              <w:top w:val="single" w:color="B0BEC5" w:sz="4"/>
-              <w:left w:val="single" w:color="B0BEC5" w:sz="4"/>
-              <w:bottom w:val="single" w:color="B0BEC5" w:sz="4"/>
-              <w:right w:val="single" w:color="B0BEC5" w:sz="4"/>
+              <w:top w:val="single" w:color="999999" w:sz="4"/>
+              <w:left w:val="single" w:color="999999" w:sz="4"/>
+              <w:bottom w:val="single" w:color="999999" w:sz="4"/>
+              <w:right w:val="single" w:color="999999" w:sz="4"/>
             </w:tcBorders>
             <w:shd w:fill="EDF2FA" w:val="clear"/>
           </w:tcPr>
@@ -3574,10 +3679,10 @@
           <w:tcPr>
             <w:tcW w:type="dxa" w:w="2200"/>
             <w:tcBorders>
-              <w:top w:val="single" w:color="B0BEC5" w:sz="4"/>
-              <w:left w:val="single" w:color="B0BEC5" w:sz="4"/>
-              <w:bottom w:val="single" w:color="B0BEC5" w:sz="4"/>
-              <w:right w:val="single" w:color="B0BEC5" w:sz="4"/>
+              <w:top w:val="single" w:color="999999" w:sz="4"/>
+              <w:left w:val="single" w:color="999999" w:sz="4"/>
+              <w:bottom w:val="single" w:color="999999" w:sz="4"/>
+              <w:right w:val="single" w:color="999999" w:sz="4"/>
             </w:tcBorders>
             <w:shd w:fill="F2F2F2" w:val="clear"/>
             <w:vAlign w:val="top"/>
@@ -3604,10 +3709,10 @@
             <w:tcW w:type="dxa" w:w="8266"/>
             <w:gridSpan w:val="3"/>
             <w:tcBorders>
-              <w:top w:val="single" w:color="B0BEC5" w:sz="4"/>
-              <w:left w:val="single" w:color="B0BEC5" w:sz="4"/>
-              <w:bottom w:val="single" w:color="B0BEC5" w:sz="4"/>
-              <w:right w:val="single" w:color="B0BEC5" w:sz="4"/>
+              <w:top w:val="single" w:color="999999" w:sz="4"/>
+              <w:left w:val="single" w:color="999999" w:sz="4"/>
+              <w:bottom w:val="single" w:color="999999" w:sz="4"/>
+              <w:right w:val="single" w:color="999999" w:sz="4"/>
             </w:tcBorders>
             <w:shd w:fill="FAFAFA" w:val="clear"/>
             <w:vAlign w:val="top"/>
@@ -3700,10 +3805,10 @@
             <w:tcW w:type="dxa" w:w="10466"/>
             <w:gridSpan w:val="4"/>
             <w:tcBorders>
-              <w:top w:val="single" w:color="B0BEC5" w:sz="4"/>
-              <w:left w:val="single" w:color="B0BEC5" w:sz="4"/>
-              <w:bottom w:val="single" w:color="B0BEC5" w:sz="4"/>
-              <w:right w:val="single" w:color="B0BEC5" w:sz="4"/>
+              <w:top w:val="single" w:color="999999" w:sz="4"/>
+              <w:left w:val="single" w:color="999999" w:sz="4"/>
+              <w:bottom w:val="single" w:color="999999" w:sz="4"/>
+              <w:right w:val="single" w:color="999999" w:sz="4"/>
             </w:tcBorders>
             <w:shd w:fill="1E3A5F" w:val="clear"/>
           </w:tcPr>
@@ -3739,10 +3844,10 @@
           <w:tcPr>
             <w:tcW w:type="dxa" w:w="2200"/>
             <w:tcBorders>
-              <w:top w:val="single" w:color="B0BEC5" w:sz="4"/>
-              <w:left w:val="single" w:color="B0BEC5" w:sz="4"/>
-              <w:bottom w:val="single" w:color="B0BEC5" w:sz="4"/>
-              <w:right w:val="single" w:color="B0BEC5" w:sz="4"/>
+              <w:top w:val="single" w:color="999999" w:sz="4"/>
+              <w:left w:val="single" w:color="999999" w:sz="4"/>
+              <w:bottom w:val="single" w:color="999999" w:sz="4"/>
+              <w:right w:val="single" w:color="999999" w:sz="4"/>
             </w:tcBorders>
             <w:shd w:fill="F2F2F2" w:val="clear"/>
             <w:vAlign w:val="top"/>
@@ -3769,10 +3874,10 @@
             <w:tcW w:type="dxa" w:w="8266"/>
             <w:gridSpan w:val="3"/>
             <w:tcBorders>
-              <w:top w:val="single" w:color="B0BEC5" w:sz="4"/>
-              <w:left w:val="single" w:color="B0BEC5" w:sz="4"/>
-              <w:bottom w:val="single" w:color="B0BEC5" w:sz="4"/>
-              <w:right w:val="single" w:color="B0BEC5" w:sz="4"/>
+              <w:top w:val="single" w:color="999999" w:sz="4"/>
+              <w:left w:val="single" w:color="999999" w:sz="4"/>
+              <w:bottom w:val="single" w:color="999999" w:sz="4"/>
+              <w:right w:val="single" w:color="999999" w:sz="4"/>
             </w:tcBorders>
             <w:shd w:fill="FAFAFA" w:val="clear"/>
             <w:vAlign w:val="top"/>
@@ -3849,10 +3954,10 @@
             <w:tcW w:type="dxa" w:w="10466"/>
             <w:gridSpan w:val="4"/>
             <w:tcBorders>
-              <w:top w:val="single" w:color="B0BEC5" w:sz="4"/>
-              <w:left w:val="single" w:color="B0BEC5" w:sz="4"/>
-              <w:bottom w:val="single" w:color="B0BEC5" w:sz="4"/>
-              <w:right w:val="single" w:color="B0BEC5" w:sz="4"/>
+              <w:top w:val="single" w:color="999999" w:sz="4"/>
+              <w:left w:val="single" w:color="999999" w:sz="4"/>
+              <w:bottom w:val="single" w:color="999999" w:sz="4"/>
+              <w:right w:val="single" w:color="999999" w:sz="4"/>
             </w:tcBorders>
             <w:shd w:fill="1E3A5F" w:val="clear"/>
           </w:tcPr>
@@ -3888,10 +3993,10 @@
           <w:tcPr>
             <w:tcW w:type="dxa" w:w="2200"/>
             <w:tcBorders>
-              <w:top w:val="single" w:color="B0BEC5" w:sz="4"/>
-              <w:left w:val="single" w:color="B0BEC5" w:sz="4"/>
-              <w:bottom w:val="single" w:color="B0BEC5" w:sz="4"/>
-              <w:right w:val="single" w:color="B0BEC5" w:sz="4"/>
+              <w:top w:val="single" w:color="999999" w:sz="4"/>
+              <w:left w:val="single" w:color="999999" w:sz="4"/>
+              <w:bottom w:val="single" w:color="999999" w:sz="4"/>
+              <w:right w:val="single" w:color="999999" w:sz="4"/>
             </w:tcBorders>
             <w:shd w:fill="F2F2F2" w:val="clear"/>
             <w:vAlign w:val="top"/>
@@ -3918,10 +4023,10 @@
             <w:tcW w:type="dxa" w:w="8266"/>
             <w:gridSpan w:val="3"/>
             <w:tcBorders>
-              <w:top w:val="single" w:color="B0BEC5" w:sz="4"/>
-              <w:left w:val="single" w:color="B0BEC5" w:sz="4"/>
-              <w:bottom w:val="single" w:color="B0BEC5" w:sz="4"/>
-              <w:right w:val="single" w:color="B0BEC5" w:sz="4"/>
+              <w:top w:val="single" w:color="999999" w:sz="4"/>
+              <w:left w:val="single" w:color="999999" w:sz="4"/>
+              <w:bottom w:val="single" w:color="999999" w:sz="4"/>
+              <w:right w:val="single" w:color="999999" w:sz="4"/>
             </w:tcBorders>
             <w:shd w:fill="FAFAFA" w:val="clear"/>
             <w:vAlign w:val="top"/>
@@ -4012,9 +4117,9 @@
             <w:gridSpan w:val="4"/>
             <w:tcBorders>
               <w:top w:val="none" w:color="FFFFFF" w:sz="0"/>
-              <w:left w:val="single" w:color="B0BEC5" w:sz="4"/>
-              <w:bottom w:val="single" w:color="B0BEC5" w:sz="4"/>
-              <w:right w:val="single" w:color="B0BEC5" w:sz="4"/>
+              <w:left w:val="single" w:color="999999" w:sz="4"/>
+              <w:bottom w:val="single" w:color="999999" w:sz="4"/>
+              <w:right w:val="single" w:color="999999" w:sz="4"/>
             </w:tcBorders>
             <w:shd w:fill="FFFFFF" w:val="clear"/>
           </w:tcPr>
@@ -4040,9 +4145,9 @@
             <w:gridSpan w:val="4"/>
             <w:tcBorders>
               <w:top w:val="single" w:color="1E3A5F" w:sz="12"/>
-              <w:left w:val="single" w:color="B0BEC5" w:sz="4"/>
-              <w:bottom w:val="single" w:color="B0BEC5" w:sz="4"/>
-              <w:right w:val="single" w:color="B0BEC5" w:sz="4"/>
+              <w:left w:val="single" w:color="999999" w:sz="4"/>
+              <w:bottom w:val="single" w:color="999999" w:sz="4"/>
+              <w:right w:val="single" w:color="999999" w:sz="4"/>
             </w:tcBorders>
             <w:shd w:fill="FCE4D6" w:val="clear"/>
           </w:tcPr>
@@ -4070,10 +4175,10 @@
             <w:tcW w:type="dxa" w:w="10466"/>
             <w:gridSpan w:val="4"/>
             <w:tcBorders>
-              <w:top w:val="single" w:color="B0BEC5" w:sz="4"/>
-              <w:left w:val="single" w:color="B0BEC5" w:sz="4"/>
-              <w:bottom w:val="single" w:color="B0BEC5" w:sz="4"/>
-              <w:right w:val="single" w:color="B0BEC5" w:sz="4"/>
+              <w:top w:val="single" w:color="999999" w:sz="4"/>
+              <w:left w:val="single" w:color="999999" w:sz="4"/>
+              <w:bottom w:val="single" w:color="999999" w:sz="4"/>
+              <w:right w:val="single" w:color="999999" w:sz="4"/>
             </w:tcBorders>
             <w:shd w:fill="1E3A5F" w:val="clear"/>
           </w:tcPr>
@@ -4109,10 +4214,10 @@
           <w:tcPr>
             <w:tcW w:type="dxa" w:w="2200"/>
             <w:tcBorders>
-              <w:top w:val="single" w:color="B0BEC5" w:sz="4"/>
-              <w:left w:val="single" w:color="B0BEC5" w:sz="4"/>
-              <w:bottom w:val="single" w:color="B0BEC5" w:sz="4"/>
-              <w:right w:val="single" w:color="B0BEC5" w:sz="4"/>
+              <w:top w:val="single" w:color="999999" w:sz="4"/>
+              <w:left w:val="single" w:color="999999" w:sz="4"/>
+              <w:bottom w:val="single" w:color="999999" w:sz="4"/>
+              <w:right w:val="single" w:color="999999" w:sz="4"/>
             </w:tcBorders>
             <w:shd w:fill="F2F2F2" w:val="clear"/>
             <w:vAlign w:val="top"/>
@@ -4139,10 +4244,10 @@
             <w:tcW w:type="dxa" w:w="8266"/>
             <w:gridSpan w:val="3"/>
             <w:tcBorders>
-              <w:top w:val="single" w:color="B0BEC5" w:sz="4"/>
-              <w:left w:val="single" w:color="B0BEC5" w:sz="4"/>
-              <w:bottom w:val="single" w:color="B0BEC5" w:sz="4"/>
-              <w:right w:val="single" w:color="B0BEC5" w:sz="4"/>
+              <w:top w:val="single" w:color="999999" w:sz="4"/>
+              <w:left w:val="single" w:color="999999" w:sz="4"/>
+              <w:bottom w:val="single" w:color="999999" w:sz="4"/>
+              <w:right w:val="single" w:color="999999" w:sz="4"/>
             </w:tcBorders>
             <w:shd w:fill="FAFAFA" w:val="clear"/>
             <w:vAlign w:val="top"/>
@@ -4202,10 +4307,10 @@
           <w:tcPr>
             <w:tcW w:type="dxa" w:w="2200"/>
             <w:tcBorders>
-              <w:top w:val="single" w:color="B0BEC5" w:sz="4"/>
-              <w:left w:val="single" w:color="B0BEC5" w:sz="4"/>
-              <w:bottom w:val="single" w:color="B0BEC5" w:sz="4"/>
-              <w:right w:val="single" w:color="B0BEC5" w:sz="4"/>
+              <w:top w:val="single" w:color="999999" w:sz="4"/>
+              <w:left w:val="single" w:color="999999" w:sz="4"/>
+              <w:bottom w:val="single" w:color="999999" w:sz="4"/>
+              <w:right w:val="single" w:color="999999" w:sz="4"/>
             </w:tcBorders>
             <w:shd w:fill="F2F2F2" w:val="clear"/>
             <w:vAlign w:val="top"/>
@@ -4232,10 +4337,10 @@
             <w:tcW w:type="dxa" w:w="8266"/>
             <w:gridSpan w:val="3"/>
             <w:tcBorders>
-              <w:top w:val="single" w:color="B0BEC5" w:sz="4"/>
-              <w:left w:val="single" w:color="B0BEC5" w:sz="4"/>
-              <w:bottom w:val="single" w:color="B0BEC5" w:sz="4"/>
-              <w:right w:val="single" w:color="B0BEC5" w:sz="4"/>
+              <w:top w:val="single" w:color="999999" w:sz="4"/>
+              <w:left w:val="single" w:color="999999" w:sz="4"/>
+              <w:bottom w:val="single" w:color="999999" w:sz="4"/>
+              <w:right w:val="single" w:color="999999" w:sz="4"/>
             </w:tcBorders>
             <w:shd w:fill="FAFAFA" w:val="clear"/>
             <w:vAlign w:val="top"/>
@@ -4295,10 +4400,10 @@
           <w:tcPr>
             <w:tcW w:type="dxa" w:w="2200"/>
             <w:tcBorders>
-              <w:top w:val="single" w:color="B0BEC5" w:sz="4"/>
-              <w:left w:val="single" w:color="B0BEC5" w:sz="4"/>
-              <w:bottom w:val="single" w:color="B0BEC5" w:sz="4"/>
-              <w:right w:val="single" w:color="B0BEC5" w:sz="4"/>
+              <w:top w:val="single" w:color="999999" w:sz="4"/>
+              <w:left w:val="single" w:color="999999" w:sz="4"/>
+              <w:bottom w:val="single" w:color="999999" w:sz="4"/>
+              <w:right w:val="single" w:color="999999" w:sz="4"/>
             </w:tcBorders>
             <w:shd w:fill="F2F2F2" w:val="clear"/>
             <w:vAlign w:val="top"/>
@@ -4325,10 +4430,10 @@
             <w:tcW w:type="dxa" w:w="8266"/>
             <w:gridSpan w:val="3"/>
             <w:tcBorders>
-              <w:top w:val="single" w:color="B0BEC5" w:sz="4"/>
-              <w:left w:val="single" w:color="B0BEC5" w:sz="4"/>
-              <w:bottom w:val="single" w:color="B0BEC5" w:sz="4"/>
-              <w:right w:val="single" w:color="B0BEC5" w:sz="4"/>
+              <w:top w:val="single" w:color="999999" w:sz="4"/>
+              <w:left w:val="single" w:color="999999" w:sz="4"/>
+              <w:bottom w:val="single" w:color="999999" w:sz="4"/>
+              <w:right w:val="single" w:color="999999" w:sz="4"/>
             </w:tcBorders>
             <w:shd w:fill="FAFAFA" w:val="clear"/>
             <w:vAlign w:val="top"/>
@@ -4388,10 +4493,10 @@
           <w:tcPr>
             <w:tcW w:type="dxa" w:w="2200"/>
             <w:tcBorders>
-              <w:top w:val="single" w:color="B0BEC5" w:sz="4"/>
-              <w:left w:val="single" w:color="B0BEC5" w:sz="4"/>
-              <w:bottom w:val="single" w:color="B0BEC5" w:sz="4"/>
-              <w:right w:val="single" w:color="B0BEC5" w:sz="4"/>
+              <w:top w:val="single" w:color="999999" w:sz="4"/>
+              <w:left w:val="single" w:color="999999" w:sz="4"/>
+              <w:bottom w:val="single" w:color="999999" w:sz="4"/>
+              <w:right w:val="single" w:color="999999" w:sz="4"/>
             </w:tcBorders>
             <w:shd w:fill="F2F2F2" w:val="clear"/>
             <w:vAlign w:val="top"/>
@@ -4418,10 +4523,10 @@
             <w:tcW w:type="dxa" w:w="8266"/>
             <w:gridSpan w:val="3"/>
             <w:tcBorders>
-              <w:top w:val="single" w:color="B0BEC5" w:sz="4"/>
-              <w:left w:val="single" w:color="B0BEC5" w:sz="4"/>
-              <w:bottom w:val="single" w:color="B0BEC5" w:sz="4"/>
-              <w:right w:val="single" w:color="B0BEC5" w:sz="4"/>
+              <w:top w:val="single" w:color="999999" w:sz="4"/>
+              <w:left w:val="single" w:color="999999" w:sz="4"/>
+              <w:bottom w:val="single" w:color="999999" w:sz="4"/>
+              <w:right w:val="single" w:color="999999" w:sz="4"/>
             </w:tcBorders>
             <w:shd w:fill="FAFAFA" w:val="clear"/>
             <w:vAlign w:val="top"/>
@@ -4482,10 +4587,10 @@
             <w:tcW w:type="dxa" w:w="10466"/>
             <w:gridSpan w:val="4"/>
             <w:tcBorders>
-              <w:top w:val="single" w:color="B0BEC5" w:sz="4"/>
-              <w:left w:val="single" w:color="B0BEC5" w:sz="4"/>
-              <w:bottom w:val="single" w:color="B0BEC5" w:sz="4"/>
-              <w:right w:val="single" w:color="B0BEC5" w:sz="4"/>
+              <w:top w:val="single" w:color="999999" w:sz="4"/>
+              <w:left w:val="single" w:color="999999" w:sz="4"/>
+              <w:bottom w:val="single" w:color="999999" w:sz="4"/>
+              <w:right w:val="single" w:color="999999" w:sz="4"/>
             </w:tcBorders>
             <w:shd w:fill="1E3A5F" w:val="clear"/>
           </w:tcPr>
@@ -4521,10 +4626,10 @@
           <w:tcPr>
             <w:tcW w:type="dxa" w:w="2200"/>
             <w:tcBorders>
-              <w:top w:val="single" w:color="B0BEC5" w:sz="4"/>
-              <w:left w:val="single" w:color="B0BEC5" w:sz="4"/>
-              <w:bottom w:val="single" w:color="B0BEC5" w:sz="4"/>
-              <w:right w:val="single" w:color="B0BEC5" w:sz="4"/>
+              <w:top w:val="single" w:color="999999" w:sz="4"/>
+              <w:left w:val="single" w:color="999999" w:sz="4"/>
+              <w:bottom w:val="single" w:color="999999" w:sz="4"/>
+              <w:right w:val="single" w:color="999999" w:sz="4"/>
             </w:tcBorders>
             <w:shd w:fill="F2F2F2" w:val="clear"/>
             <w:vAlign w:val="top"/>
@@ -4551,10 +4656,10 @@
             <w:tcW w:type="dxa" w:w="8266"/>
             <w:gridSpan w:val="3"/>
             <w:tcBorders>
-              <w:top w:val="single" w:color="B0BEC5" w:sz="4"/>
-              <w:left w:val="single" w:color="B0BEC5" w:sz="4"/>
-              <w:bottom w:val="single" w:color="B0BEC5" w:sz="4"/>
-              <w:right w:val="single" w:color="B0BEC5" w:sz="4"/>
+              <w:top w:val="single" w:color="999999" w:sz="4"/>
+              <w:left w:val="single" w:color="999999" w:sz="4"/>
+              <w:bottom w:val="single" w:color="999999" w:sz="4"/>
+              <w:right w:val="single" w:color="999999" w:sz="4"/>
             </w:tcBorders>
             <w:shd w:fill="FAFAFA" w:val="clear"/>
             <w:vAlign w:val="top"/>
@@ -4647,10 +4752,10 @@
             <w:tcW w:type="dxa" w:w="10466"/>
             <w:gridSpan w:val="4"/>
             <w:tcBorders>
-              <w:top w:val="single" w:color="B0BEC5" w:sz="4"/>
-              <w:left w:val="single" w:color="B0BEC5" w:sz="4"/>
-              <w:bottom w:val="single" w:color="B0BEC5" w:sz="4"/>
-              <w:right w:val="single" w:color="B0BEC5" w:sz="4"/>
+              <w:top w:val="single" w:color="999999" w:sz="4"/>
+              <w:left w:val="single" w:color="999999" w:sz="4"/>
+              <w:bottom w:val="single" w:color="999999" w:sz="4"/>
+              <w:right w:val="single" w:color="999999" w:sz="4"/>
             </w:tcBorders>
             <w:shd w:fill="1E3A5F" w:val="clear"/>
           </w:tcPr>
@@ -4687,10 +4792,10 @@
             <w:tcW w:type="dxa" w:w="10466"/>
             <w:gridSpan w:val="4"/>
             <w:tcBorders>
-              <w:top w:val="single" w:color="B0BEC5" w:sz="4"/>
-              <w:left w:val="single" w:color="B0BEC5" w:sz="4"/>
-              <w:bottom w:val="single" w:color="B0BEC5" w:sz="4"/>
-              <w:right w:val="single" w:color="B0BEC5" w:sz="4"/>
+              <w:top w:val="single" w:color="999999" w:sz="4"/>
+              <w:left w:val="single" w:color="999999" w:sz="4"/>
+              <w:bottom w:val="single" w:color="999999" w:sz="4"/>
+              <w:right w:val="single" w:color="999999" w:sz="4"/>
             </w:tcBorders>
             <w:shd w:fill="EAF4E8" w:val="clear"/>
           </w:tcPr>
@@ -4736,10 +4841,10 @@
           <w:tcPr>
             <w:tcW w:type="dxa" w:w="2200"/>
             <w:tcBorders>
-              <w:top w:val="single" w:color="B0BEC5" w:sz="4"/>
-              <w:left w:val="single" w:color="B0BEC5" w:sz="4"/>
-              <w:bottom w:val="single" w:color="B0BEC5" w:sz="4"/>
-              <w:right w:val="single" w:color="B0BEC5" w:sz="4"/>
+              <w:top w:val="single" w:color="999999" w:sz="4"/>
+              <w:left w:val="single" w:color="999999" w:sz="4"/>
+              <w:bottom w:val="single" w:color="999999" w:sz="4"/>
+              <w:right w:val="single" w:color="999999" w:sz="4"/>
             </w:tcBorders>
             <w:shd w:fill="F2F2F2" w:val="clear"/>
             <w:vAlign w:val="top"/>
@@ -4766,10 +4871,10 @@
             <w:tcW w:type="dxa" w:w="8266"/>
             <w:gridSpan w:val="3"/>
             <w:tcBorders>
-              <w:top w:val="single" w:color="B0BEC5" w:sz="4"/>
-              <w:left w:val="single" w:color="B0BEC5" w:sz="4"/>
-              <w:bottom w:val="single" w:color="B0BEC5" w:sz="4"/>
-              <w:right w:val="single" w:color="B0BEC5" w:sz="4"/>
+              <w:top w:val="single" w:color="999999" w:sz="4"/>
+              <w:left w:val="single" w:color="999999" w:sz="4"/>
+              <w:bottom w:val="single" w:color="999999" w:sz="4"/>
+              <w:right w:val="single" w:color="999999" w:sz="4"/>
             </w:tcBorders>
             <w:shd w:fill="FAFAFA" w:val="clear"/>
             <w:vAlign w:val="top"/>
@@ -4862,10 +4967,10 @@
             <w:tcW w:type="dxa" w:w="10466"/>
             <w:gridSpan w:val="4"/>
             <w:tcBorders>
-              <w:top w:val="single" w:color="B0BEC5" w:sz="4"/>
-              <w:left w:val="single" w:color="B0BEC5" w:sz="4"/>
-              <w:bottom w:val="single" w:color="B0BEC5" w:sz="4"/>
-              <w:right w:val="single" w:color="B0BEC5" w:sz="4"/>
+              <w:top w:val="single" w:color="999999" w:sz="4"/>
+              <w:left w:val="single" w:color="999999" w:sz="4"/>
+              <w:bottom w:val="single" w:color="999999" w:sz="4"/>
+              <w:right w:val="single" w:color="999999" w:sz="4"/>
             </w:tcBorders>
             <w:shd w:fill="EDF2FA" w:val="clear"/>
           </w:tcPr>
@@ -4911,10 +5016,10 @@
           <w:tcPr>
             <w:tcW w:type="dxa" w:w="2200"/>
             <w:tcBorders>
-              <w:top w:val="single" w:color="B0BEC5" w:sz="4"/>
-              <w:left w:val="single" w:color="B0BEC5" w:sz="4"/>
-              <w:bottom w:val="single" w:color="B0BEC5" w:sz="4"/>
-              <w:right w:val="single" w:color="B0BEC5" w:sz="4"/>
+              <w:top w:val="single" w:color="999999" w:sz="4"/>
+              <w:left w:val="single" w:color="999999" w:sz="4"/>
+              <w:bottom w:val="single" w:color="999999" w:sz="4"/>
+              <w:right w:val="single" w:color="999999" w:sz="4"/>
             </w:tcBorders>
             <w:shd w:fill="F2F2F2" w:val="clear"/>
             <w:vAlign w:val="top"/>
@@ -4941,10 +5046,10 @@
             <w:tcW w:type="dxa" w:w="8266"/>
             <w:gridSpan w:val="3"/>
             <w:tcBorders>
-              <w:top w:val="single" w:color="B0BEC5" w:sz="4"/>
-              <w:left w:val="single" w:color="B0BEC5" w:sz="4"/>
-              <w:bottom w:val="single" w:color="B0BEC5" w:sz="4"/>
-              <w:right w:val="single" w:color="B0BEC5" w:sz="4"/>
+              <w:top w:val="single" w:color="999999" w:sz="4"/>
+              <w:left w:val="single" w:color="999999" w:sz="4"/>
+              <w:bottom w:val="single" w:color="999999" w:sz="4"/>
+              <w:right w:val="single" w:color="999999" w:sz="4"/>
             </w:tcBorders>
             <w:shd w:fill="FAFAFA" w:val="clear"/>
             <w:vAlign w:val="top"/>
@@ -5037,10 +5142,10 @@
             <w:tcW w:type="dxa" w:w="10466"/>
             <w:gridSpan w:val="4"/>
             <w:tcBorders>
-              <w:top w:val="single" w:color="B0BEC5" w:sz="4"/>
-              <w:left w:val="single" w:color="B0BEC5" w:sz="4"/>
-              <w:bottom w:val="single" w:color="B0BEC5" w:sz="4"/>
-              <w:right w:val="single" w:color="B0BEC5" w:sz="4"/>
+              <w:top w:val="single" w:color="999999" w:sz="4"/>
+              <w:left w:val="single" w:color="999999" w:sz="4"/>
+              <w:bottom w:val="single" w:color="999999" w:sz="4"/>
+              <w:right w:val="single" w:color="999999" w:sz="4"/>
             </w:tcBorders>
             <w:shd w:fill="1E3A5F" w:val="clear"/>
           </w:tcPr>
@@ -5076,10 +5181,10 @@
           <w:tcPr>
             <w:tcW w:type="dxa" w:w="2200"/>
             <w:tcBorders>
-              <w:top w:val="single" w:color="B0BEC5" w:sz="4"/>
-              <w:left w:val="single" w:color="B0BEC5" w:sz="4"/>
-              <w:bottom w:val="single" w:color="B0BEC5" w:sz="4"/>
-              <w:right w:val="single" w:color="B0BEC5" w:sz="4"/>
+              <w:top w:val="single" w:color="999999" w:sz="4"/>
+              <w:left w:val="single" w:color="999999" w:sz="4"/>
+              <w:bottom w:val="single" w:color="999999" w:sz="4"/>
+              <w:right w:val="single" w:color="999999" w:sz="4"/>
             </w:tcBorders>
             <w:shd w:fill="F2F2F2" w:val="clear"/>
             <w:vAlign w:val="top"/>
@@ -5106,10 +5211,10 @@
             <w:tcW w:type="dxa" w:w="8266"/>
             <w:gridSpan w:val="3"/>
             <w:tcBorders>
-              <w:top w:val="single" w:color="B0BEC5" w:sz="4"/>
-              <w:left w:val="single" w:color="B0BEC5" w:sz="4"/>
-              <w:bottom w:val="single" w:color="B0BEC5" w:sz="4"/>
-              <w:right w:val="single" w:color="B0BEC5" w:sz="4"/>
+              <w:top w:val="single" w:color="999999" w:sz="4"/>
+              <w:left w:val="single" w:color="999999" w:sz="4"/>
+              <w:bottom w:val="single" w:color="999999" w:sz="4"/>
+              <w:right w:val="single" w:color="999999" w:sz="4"/>
             </w:tcBorders>
             <w:shd w:fill="FAFAFA" w:val="clear"/>
             <w:vAlign w:val="top"/>
@@ -5186,10 +5291,10 @@
             <w:tcW w:type="dxa" w:w="10466"/>
             <w:gridSpan w:val="4"/>
             <w:tcBorders>
-              <w:top w:val="single" w:color="B0BEC5" w:sz="4"/>
-              <w:left w:val="single" w:color="B0BEC5" w:sz="4"/>
-              <w:bottom w:val="single" w:color="B0BEC5" w:sz="4"/>
-              <w:right w:val="single" w:color="B0BEC5" w:sz="4"/>
+              <w:top w:val="single" w:color="999999" w:sz="4"/>
+              <w:left w:val="single" w:color="999999" w:sz="4"/>
+              <w:bottom w:val="single" w:color="999999" w:sz="4"/>
+              <w:right w:val="single" w:color="999999" w:sz="4"/>
             </w:tcBorders>
             <w:shd w:fill="1E3A5F" w:val="clear"/>
           </w:tcPr>
@@ -5225,10 +5330,10 @@
           <w:tcPr>
             <w:tcW w:type="dxa" w:w="2200"/>
             <w:tcBorders>
-              <w:top w:val="single" w:color="B0BEC5" w:sz="4"/>
-              <w:left w:val="single" w:color="B0BEC5" w:sz="4"/>
-              <w:bottom w:val="single" w:color="B0BEC5" w:sz="4"/>
-              <w:right w:val="single" w:color="B0BEC5" w:sz="4"/>
+              <w:top w:val="single" w:color="999999" w:sz="4"/>
+              <w:left w:val="single" w:color="999999" w:sz="4"/>
+              <w:bottom w:val="single" w:color="999999" w:sz="4"/>
+              <w:right w:val="single" w:color="999999" w:sz="4"/>
             </w:tcBorders>
             <w:shd w:fill="F2F2F2" w:val="clear"/>
             <w:vAlign w:val="top"/>
@@ -5255,10 +5360,10 @@
             <w:tcW w:type="dxa" w:w="8266"/>
             <w:gridSpan w:val="3"/>
             <w:tcBorders>
-              <w:top w:val="single" w:color="B0BEC5" w:sz="4"/>
-              <w:left w:val="single" w:color="B0BEC5" w:sz="4"/>
-              <w:bottom w:val="single" w:color="B0BEC5" w:sz="4"/>
-              <w:right w:val="single" w:color="B0BEC5" w:sz="4"/>
+              <w:top w:val="single" w:color="999999" w:sz="4"/>
+              <w:left w:val="single" w:color="999999" w:sz="4"/>
+              <w:bottom w:val="single" w:color="999999" w:sz="4"/>
+              <w:right w:val="single" w:color="999999" w:sz="4"/>
             </w:tcBorders>
             <w:shd w:fill="FAFAFA" w:val="clear"/>
             <w:vAlign w:val="top"/>
@@ -5349,9 +5454,9 @@
             <w:gridSpan w:val="4"/>
             <w:tcBorders>
               <w:top w:val="none" w:color="FFFFFF" w:sz="0"/>
-              <w:left w:val="single" w:color="B0BEC5" w:sz="4"/>
-              <w:bottom w:val="single" w:color="B0BEC5" w:sz="4"/>
-              <w:right w:val="single" w:color="B0BEC5" w:sz="4"/>
+              <w:left w:val="single" w:color="999999" w:sz="4"/>
+              <w:bottom w:val="single" w:color="999999" w:sz="4"/>
+              <w:right w:val="single" w:color="999999" w:sz="4"/>
             </w:tcBorders>
             <w:shd w:fill="FFFFFF" w:val="clear"/>
           </w:tcPr>
@@ -5377,9 +5482,9 @@
             <w:gridSpan w:val="4"/>
             <w:tcBorders>
               <w:top w:val="single" w:color="1E3A5F" w:sz="12"/>
-              <w:left w:val="single" w:color="B0BEC5" w:sz="4"/>
-              <w:bottom w:val="single" w:color="B0BEC5" w:sz="4"/>
-              <w:right w:val="single" w:color="B0BEC5" w:sz="4"/>
+              <w:left w:val="single" w:color="999999" w:sz="4"/>
+              <w:bottom w:val="single" w:color="999999" w:sz="4"/>
+              <w:right w:val="single" w:color="999999" w:sz="4"/>
             </w:tcBorders>
             <w:shd w:fill="FCE4D6" w:val="clear"/>
           </w:tcPr>
@@ -5407,10 +5512,10 @@
             <w:tcW w:type="dxa" w:w="10466"/>
             <w:gridSpan w:val="4"/>
             <w:tcBorders>
-              <w:top w:val="single" w:color="B0BEC5" w:sz="4"/>
-              <w:left w:val="single" w:color="B0BEC5" w:sz="4"/>
-              <w:bottom w:val="single" w:color="B0BEC5" w:sz="4"/>
-              <w:right w:val="single" w:color="B0BEC5" w:sz="4"/>
+              <w:top w:val="single" w:color="999999" w:sz="4"/>
+              <w:left w:val="single" w:color="999999" w:sz="4"/>
+              <w:bottom w:val="single" w:color="999999" w:sz="4"/>
+              <w:right w:val="single" w:color="999999" w:sz="4"/>
             </w:tcBorders>
             <w:shd w:fill="1E3A5F" w:val="clear"/>
           </w:tcPr>
@@ -5446,10 +5551,10 @@
           <w:tcPr>
             <w:tcW w:type="dxa" w:w="2200"/>
             <w:tcBorders>
-              <w:top w:val="single" w:color="B0BEC5" w:sz="4"/>
-              <w:left w:val="single" w:color="B0BEC5" w:sz="4"/>
-              <w:bottom w:val="single" w:color="B0BEC5" w:sz="4"/>
-              <w:right w:val="single" w:color="B0BEC5" w:sz="4"/>
+              <w:top w:val="single" w:color="999999" w:sz="4"/>
+              <w:left w:val="single" w:color="999999" w:sz="4"/>
+              <w:bottom w:val="single" w:color="999999" w:sz="4"/>
+              <w:right w:val="single" w:color="999999" w:sz="4"/>
             </w:tcBorders>
             <w:shd w:fill="F2F2F2" w:val="clear"/>
             <w:vAlign w:val="top"/>
@@ -5476,10 +5581,10 @@
             <w:tcW w:type="dxa" w:w="8266"/>
             <w:gridSpan w:val="3"/>
             <w:tcBorders>
-              <w:top w:val="single" w:color="B0BEC5" w:sz="4"/>
-              <w:left w:val="single" w:color="B0BEC5" w:sz="4"/>
-              <w:bottom w:val="single" w:color="B0BEC5" w:sz="4"/>
-              <w:right w:val="single" w:color="B0BEC5" w:sz="4"/>
+              <w:top w:val="single" w:color="999999" w:sz="4"/>
+              <w:left w:val="single" w:color="999999" w:sz="4"/>
+              <w:bottom w:val="single" w:color="999999" w:sz="4"/>
+              <w:right w:val="single" w:color="999999" w:sz="4"/>
             </w:tcBorders>
             <w:shd w:fill="FAFAFA" w:val="clear"/>
             <w:vAlign w:val="top"/>
@@ -5539,10 +5644,10 @@
           <w:tcPr>
             <w:tcW w:type="dxa" w:w="2200"/>
             <w:tcBorders>
-              <w:top w:val="single" w:color="B0BEC5" w:sz="4"/>
-              <w:left w:val="single" w:color="B0BEC5" w:sz="4"/>
-              <w:bottom w:val="single" w:color="B0BEC5" w:sz="4"/>
-              <w:right w:val="single" w:color="B0BEC5" w:sz="4"/>
+              <w:top w:val="single" w:color="999999" w:sz="4"/>
+              <w:left w:val="single" w:color="999999" w:sz="4"/>
+              <w:bottom w:val="single" w:color="999999" w:sz="4"/>
+              <w:right w:val="single" w:color="999999" w:sz="4"/>
             </w:tcBorders>
             <w:shd w:fill="F2F2F2" w:val="clear"/>
             <w:vAlign w:val="top"/>
@@ -5569,10 +5674,10 @@
             <w:tcW w:type="dxa" w:w="8266"/>
             <w:gridSpan w:val="3"/>
             <w:tcBorders>
-              <w:top w:val="single" w:color="B0BEC5" w:sz="4"/>
-              <w:left w:val="single" w:color="B0BEC5" w:sz="4"/>
-              <w:bottom w:val="single" w:color="B0BEC5" w:sz="4"/>
-              <w:right w:val="single" w:color="B0BEC5" w:sz="4"/>
+              <w:top w:val="single" w:color="999999" w:sz="4"/>
+              <w:left w:val="single" w:color="999999" w:sz="4"/>
+              <w:bottom w:val="single" w:color="999999" w:sz="4"/>
+              <w:right w:val="single" w:color="999999" w:sz="4"/>
             </w:tcBorders>
             <w:shd w:fill="FAFAFA" w:val="clear"/>
             <w:vAlign w:val="top"/>
@@ -5632,10 +5737,10 @@
           <w:tcPr>
             <w:tcW w:type="dxa" w:w="2200"/>
             <w:tcBorders>
-              <w:top w:val="single" w:color="B0BEC5" w:sz="4"/>
-              <w:left w:val="single" w:color="B0BEC5" w:sz="4"/>
-              <w:bottom w:val="single" w:color="B0BEC5" w:sz="4"/>
-              <w:right w:val="single" w:color="B0BEC5" w:sz="4"/>
+              <w:top w:val="single" w:color="999999" w:sz="4"/>
+              <w:left w:val="single" w:color="999999" w:sz="4"/>
+              <w:bottom w:val="single" w:color="999999" w:sz="4"/>
+              <w:right w:val="single" w:color="999999" w:sz="4"/>
             </w:tcBorders>
             <w:shd w:fill="F2F2F2" w:val="clear"/>
             <w:vAlign w:val="top"/>
@@ -5662,10 +5767,10 @@
             <w:tcW w:type="dxa" w:w="8266"/>
             <w:gridSpan w:val="3"/>
             <w:tcBorders>
-              <w:top w:val="single" w:color="B0BEC5" w:sz="4"/>
-              <w:left w:val="single" w:color="B0BEC5" w:sz="4"/>
-              <w:bottom w:val="single" w:color="B0BEC5" w:sz="4"/>
-              <w:right w:val="single" w:color="B0BEC5" w:sz="4"/>
+              <w:top w:val="single" w:color="999999" w:sz="4"/>
+              <w:left w:val="single" w:color="999999" w:sz="4"/>
+              <w:bottom w:val="single" w:color="999999" w:sz="4"/>
+              <w:right w:val="single" w:color="999999" w:sz="4"/>
             </w:tcBorders>
             <w:shd w:fill="FAFAFA" w:val="clear"/>
             <w:vAlign w:val="top"/>
@@ -5725,10 +5830,10 @@
           <w:tcPr>
             <w:tcW w:type="dxa" w:w="2200"/>
             <w:tcBorders>
-              <w:top w:val="single" w:color="B0BEC5" w:sz="4"/>
-              <w:left w:val="single" w:color="B0BEC5" w:sz="4"/>
-              <w:bottom w:val="single" w:color="B0BEC5" w:sz="4"/>
-              <w:right w:val="single" w:color="B0BEC5" w:sz="4"/>
+              <w:top w:val="single" w:color="999999" w:sz="4"/>
+              <w:left w:val="single" w:color="999999" w:sz="4"/>
+              <w:bottom w:val="single" w:color="999999" w:sz="4"/>
+              <w:right w:val="single" w:color="999999" w:sz="4"/>
             </w:tcBorders>
             <w:shd w:fill="F2F2F2" w:val="clear"/>
             <w:vAlign w:val="top"/>
@@ -5755,10 +5860,10 @@
             <w:tcW w:type="dxa" w:w="8266"/>
             <w:gridSpan w:val="3"/>
             <w:tcBorders>
-              <w:top w:val="single" w:color="B0BEC5" w:sz="4"/>
-              <w:left w:val="single" w:color="B0BEC5" w:sz="4"/>
-              <w:bottom w:val="single" w:color="B0BEC5" w:sz="4"/>
-              <w:right w:val="single" w:color="B0BEC5" w:sz="4"/>
+              <w:top w:val="single" w:color="999999" w:sz="4"/>
+              <w:left w:val="single" w:color="999999" w:sz="4"/>
+              <w:bottom w:val="single" w:color="999999" w:sz="4"/>
+              <w:right w:val="single" w:color="999999" w:sz="4"/>
             </w:tcBorders>
             <w:shd w:fill="FAFAFA" w:val="clear"/>
             <w:vAlign w:val="top"/>
@@ -5819,10 +5924,10 @@
             <w:tcW w:type="dxa" w:w="10466"/>
             <w:gridSpan w:val="4"/>
             <w:tcBorders>
-              <w:top w:val="single" w:color="B0BEC5" w:sz="4"/>
-              <w:left w:val="single" w:color="B0BEC5" w:sz="4"/>
-              <w:bottom w:val="single" w:color="B0BEC5" w:sz="4"/>
-              <w:right w:val="single" w:color="B0BEC5" w:sz="4"/>
+              <w:top w:val="single" w:color="999999" w:sz="4"/>
+              <w:left w:val="single" w:color="999999" w:sz="4"/>
+              <w:bottom w:val="single" w:color="999999" w:sz="4"/>
+              <w:right w:val="single" w:color="999999" w:sz="4"/>
             </w:tcBorders>
             <w:shd w:fill="1E3A5F" w:val="clear"/>
           </w:tcPr>
@@ -5858,10 +5963,10 @@
           <w:tcPr>
             <w:tcW w:type="dxa" w:w="2200"/>
             <w:tcBorders>
-              <w:top w:val="single" w:color="B0BEC5" w:sz="4"/>
-              <w:left w:val="single" w:color="B0BEC5" w:sz="4"/>
-              <w:bottom w:val="single" w:color="B0BEC5" w:sz="4"/>
-              <w:right w:val="single" w:color="B0BEC5" w:sz="4"/>
+              <w:top w:val="single" w:color="999999" w:sz="4"/>
+              <w:left w:val="single" w:color="999999" w:sz="4"/>
+              <w:bottom w:val="single" w:color="999999" w:sz="4"/>
+              <w:right w:val="single" w:color="999999" w:sz="4"/>
             </w:tcBorders>
             <w:shd w:fill="F2F2F2" w:val="clear"/>
             <w:vAlign w:val="top"/>
@@ -5888,10 +5993,10 @@
             <w:tcW w:type="dxa" w:w="8266"/>
             <w:gridSpan w:val="3"/>
             <w:tcBorders>
-              <w:top w:val="single" w:color="B0BEC5" w:sz="4"/>
-              <w:left w:val="single" w:color="B0BEC5" w:sz="4"/>
-              <w:bottom w:val="single" w:color="B0BEC5" w:sz="4"/>
-              <w:right w:val="single" w:color="B0BEC5" w:sz="4"/>
+              <w:top w:val="single" w:color="999999" w:sz="4"/>
+              <w:left w:val="single" w:color="999999" w:sz="4"/>
+              <w:bottom w:val="single" w:color="999999" w:sz="4"/>
+              <w:right w:val="single" w:color="999999" w:sz="4"/>
             </w:tcBorders>
             <w:shd w:fill="FAFAFA" w:val="clear"/>
             <w:vAlign w:val="top"/>
@@ -5984,10 +6089,10 @@
             <w:tcW w:type="dxa" w:w="10466"/>
             <w:gridSpan w:val="4"/>
             <w:tcBorders>
-              <w:top w:val="single" w:color="B0BEC5" w:sz="4"/>
-              <w:left w:val="single" w:color="B0BEC5" w:sz="4"/>
-              <w:bottom w:val="single" w:color="B0BEC5" w:sz="4"/>
-              <w:right w:val="single" w:color="B0BEC5" w:sz="4"/>
+              <w:top w:val="single" w:color="999999" w:sz="4"/>
+              <w:left w:val="single" w:color="999999" w:sz="4"/>
+              <w:bottom w:val="single" w:color="999999" w:sz="4"/>
+              <w:right w:val="single" w:color="999999" w:sz="4"/>
             </w:tcBorders>
             <w:shd w:fill="1E3A5F" w:val="clear"/>
           </w:tcPr>
@@ -6024,10 +6129,10 @@
             <w:tcW w:type="dxa" w:w="10466"/>
             <w:gridSpan w:val="4"/>
             <w:tcBorders>
-              <w:top w:val="single" w:color="B0BEC5" w:sz="4"/>
-              <w:left w:val="single" w:color="B0BEC5" w:sz="4"/>
-              <w:bottom w:val="single" w:color="B0BEC5" w:sz="4"/>
-              <w:right w:val="single" w:color="B0BEC5" w:sz="4"/>
+              <w:top w:val="single" w:color="999999" w:sz="4"/>
+              <w:left w:val="single" w:color="999999" w:sz="4"/>
+              <w:bottom w:val="single" w:color="999999" w:sz="4"/>
+              <w:right w:val="single" w:color="999999" w:sz="4"/>
             </w:tcBorders>
             <w:shd w:fill="EAF4E8" w:val="clear"/>
           </w:tcPr>
@@ -6073,10 +6178,10 @@
           <w:tcPr>
             <w:tcW w:type="dxa" w:w="2200"/>
             <w:tcBorders>
-              <w:top w:val="single" w:color="B0BEC5" w:sz="4"/>
-              <w:left w:val="single" w:color="B0BEC5" w:sz="4"/>
-              <w:bottom w:val="single" w:color="B0BEC5" w:sz="4"/>
-              <w:right w:val="single" w:color="B0BEC5" w:sz="4"/>
+              <w:top w:val="single" w:color="999999" w:sz="4"/>
+              <w:left w:val="single" w:color="999999" w:sz="4"/>
+              <w:bottom w:val="single" w:color="999999" w:sz="4"/>
+              <w:right w:val="single" w:color="999999" w:sz="4"/>
             </w:tcBorders>
             <w:shd w:fill="F2F2F2" w:val="clear"/>
             <w:vAlign w:val="top"/>
@@ -6103,10 +6208,10 @@
             <w:tcW w:type="dxa" w:w="8266"/>
             <w:gridSpan w:val="3"/>
             <w:tcBorders>
-              <w:top w:val="single" w:color="B0BEC5" w:sz="4"/>
-              <w:left w:val="single" w:color="B0BEC5" w:sz="4"/>
-              <w:bottom w:val="single" w:color="B0BEC5" w:sz="4"/>
-              <w:right w:val="single" w:color="B0BEC5" w:sz="4"/>
+              <w:top w:val="single" w:color="999999" w:sz="4"/>
+              <w:left w:val="single" w:color="999999" w:sz="4"/>
+              <w:bottom w:val="single" w:color="999999" w:sz="4"/>
+              <w:right w:val="single" w:color="999999" w:sz="4"/>
             </w:tcBorders>
             <w:shd w:fill="FAFAFA" w:val="clear"/>
             <w:vAlign w:val="top"/>
@@ -6199,10 +6304,10 @@
             <w:tcW w:type="dxa" w:w="10466"/>
             <w:gridSpan w:val="4"/>
             <w:tcBorders>
-              <w:top w:val="single" w:color="B0BEC5" w:sz="4"/>
-              <w:left w:val="single" w:color="B0BEC5" w:sz="4"/>
-              <w:bottom w:val="single" w:color="B0BEC5" w:sz="4"/>
-              <w:right w:val="single" w:color="B0BEC5" w:sz="4"/>
+              <w:top w:val="single" w:color="999999" w:sz="4"/>
+              <w:left w:val="single" w:color="999999" w:sz="4"/>
+              <w:bottom w:val="single" w:color="999999" w:sz="4"/>
+              <w:right w:val="single" w:color="999999" w:sz="4"/>
             </w:tcBorders>
             <w:shd w:fill="EDF2FA" w:val="clear"/>
           </w:tcPr>
@@ -6248,10 +6353,10 @@
           <w:tcPr>
             <w:tcW w:type="dxa" w:w="2200"/>
             <w:tcBorders>
-              <w:top w:val="single" w:color="B0BEC5" w:sz="4"/>
-              <w:left w:val="single" w:color="B0BEC5" w:sz="4"/>
-              <w:bottom w:val="single" w:color="B0BEC5" w:sz="4"/>
-              <w:right w:val="single" w:color="B0BEC5" w:sz="4"/>
+              <w:top w:val="single" w:color="999999" w:sz="4"/>
+              <w:left w:val="single" w:color="999999" w:sz="4"/>
+              <w:bottom w:val="single" w:color="999999" w:sz="4"/>
+              <w:right w:val="single" w:color="999999" w:sz="4"/>
             </w:tcBorders>
             <w:shd w:fill="F2F2F2" w:val="clear"/>
             <w:vAlign w:val="top"/>
@@ -6278,10 +6383,10 @@
             <w:tcW w:type="dxa" w:w="8266"/>
             <w:gridSpan w:val="3"/>
             <w:tcBorders>
-              <w:top w:val="single" w:color="B0BEC5" w:sz="4"/>
-              <w:left w:val="single" w:color="B0BEC5" w:sz="4"/>
-              <w:bottom w:val="single" w:color="B0BEC5" w:sz="4"/>
-              <w:right w:val="single" w:color="B0BEC5" w:sz="4"/>
+              <w:top w:val="single" w:color="999999" w:sz="4"/>
+              <w:left w:val="single" w:color="999999" w:sz="4"/>
+              <w:bottom w:val="single" w:color="999999" w:sz="4"/>
+              <w:right w:val="single" w:color="999999" w:sz="4"/>
             </w:tcBorders>
             <w:shd w:fill="FAFAFA" w:val="clear"/>
             <w:vAlign w:val="top"/>
@@ -6374,10 +6479,10 @@
             <w:tcW w:type="dxa" w:w="10466"/>
             <w:gridSpan w:val="4"/>
             <w:tcBorders>
-              <w:top w:val="single" w:color="B0BEC5" w:sz="4"/>
-              <w:left w:val="single" w:color="B0BEC5" w:sz="4"/>
-              <w:bottom w:val="single" w:color="B0BEC5" w:sz="4"/>
-              <w:right w:val="single" w:color="B0BEC5" w:sz="4"/>
+              <w:top w:val="single" w:color="999999" w:sz="4"/>
+              <w:left w:val="single" w:color="999999" w:sz="4"/>
+              <w:bottom w:val="single" w:color="999999" w:sz="4"/>
+              <w:right w:val="single" w:color="999999" w:sz="4"/>
             </w:tcBorders>
             <w:shd w:fill="1E3A5F" w:val="clear"/>
           </w:tcPr>
@@ -6413,10 +6518,10 @@
           <w:tcPr>
             <w:tcW w:type="dxa" w:w="2200"/>
             <w:tcBorders>
-              <w:top w:val="single" w:color="B0BEC5" w:sz="4"/>
-              <w:left w:val="single" w:color="B0BEC5" w:sz="4"/>
-              <w:bottom w:val="single" w:color="B0BEC5" w:sz="4"/>
-              <w:right w:val="single" w:color="B0BEC5" w:sz="4"/>
+              <w:top w:val="single" w:color="999999" w:sz="4"/>
+              <w:left w:val="single" w:color="999999" w:sz="4"/>
+              <w:bottom w:val="single" w:color="999999" w:sz="4"/>
+              <w:right w:val="single" w:color="999999" w:sz="4"/>
             </w:tcBorders>
             <w:shd w:fill="F2F2F2" w:val="clear"/>
             <w:vAlign w:val="top"/>
@@ -6443,10 +6548,10 @@
             <w:tcW w:type="dxa" w:w="8266"/>
             <w:gridSpan w:val="3"/>
             <w:tcBorders>
-              <w:top w:val="single" w:color="B0BEC5" w:sz="4"/>
-              <w:left w:val="single" w:color="B0BEC5" w:sz="4"/>
-              <w:bottom w:val="single" w:color="B0BEC5" w:sz="4"/>
-              <w:right w:val="single" w:color="B0BEC5" w:sz="4"/>
+              <w:top w:val="single" w:color="999999" w:sz="4"/>
+              <w:left w:val="single" w:color="999999" w:sz="4"/>
+              <w:bottom w:val="single" w:color="999999" w:sz="4"/>
+              <w:right w:val="single" w:color="999999" w:sz="4"/>
             </w:tcBorders>
             <w:shd w:fill="FAFAFA" w:val="clear"/>
             <w:vAlign w:val="top"/>
@@ -6523,10 +6628,10 @@
             <w:tcW w:type="dxa" w:w="10466"/>
             <w:gridSpan w:val="4"/>
             <w:tcBorders>
-              <w:top w:val="single" w:color="B0BEC5" w:sz="4"/>
-              <w:left w:val="single" w:color="B0BEC5" w:sz="4"/>
-              <w:bottom w:val="single" w:color="B0BEC5" w:sz="4"/>
-              <w:right w:val="single" w:color="B0BEC5" w:sz="4"/>
+              <w:top w:val="single" w:color="999999" w:sz="4"/>
+              <w:left w:val="single" w:color="999999" w:sz="4"/>
+              <w:bottom w:val="single" w:color="999999" w:sz="4"/>
+              <w:right w:val="single" w:color="999999" w:sz="4"/>
             </w:tcBorders>
             <w:shd w:fill="1E3A5F" w:val="clear"/>
           </w:tcPr>
@@ -6562,10 +6667,10 @@
           <w:tcPr>
             <w:tcW w:type="dxa" w:w="2200"/>
             <w:tcBorders>
-              <w:top w:val="single" w:color="B0BEC5" w:sz="4"/>
-              <w:left w:val="single" w:color="B0BEC5" w:sz="4"/>
-              <w:bottom w:val="single" w:color="B0BEC5" w:sz="4"/>
-              <w:right w:val="single" w:color="B0BEC5" w:sz="4"/>
+              <w:top w:val="single" w:color="999999" w:sz="4"/>
+              <w:left w:val="single" w:color="999999" w:sz="4"/>
+              <w:bottom w:val="single" w:color="999999" w:sz="4"/>
+              <w:right w:val="single" w:color="999999" w:sz="4"/>
             </w:tcBorders>
             <w:shd w:fill="F2F2F2" w:val="clear"/>
             <w:vAlign w:val="top"/>
@@ -6592,10 +6697,10 @@
             <w:tcW w:type="dxa" w:w="8266"/>
             <w:gridSpan w:val="3"/>
             <w:tcBorders>
-              <w:top w:val="single" w:color="B0BEC5" w:sz="4"/>
-              <w:left w:val="single" w:color="B0BEC5" w:sz="4"/>
-              <w:bottom w:val="single" w:color="B0BEC5" w:sz="4"/>
-              <w:right w:val="single" w:color="B0BEC5" w:sz="4"/>
+              <w:top w:val="single" w:color="999999" w:sz="4"/>
+              <w:left w:val="single" w:color="999999" w:sz="4"/>
+              <w:bottom w:val="single" w:color="999999" w:sz="4"/>
+              <w:right w:val="single" w:color="999999" w:sz="4"/>
             </w:tcBorders>
             <w:shd w:fill="FAFAFA" w:val="clear"/>
             <w:vAlign w:val="top"/>
@@ -6686,9 +6791,9 @@
             <w:gridSpan w:val="4"/>
             <w:tcBorders>
               <w:top w:val="none" w:color="FFFFFF" w:sz="0"/>
-              <w:left w:val="single" w:color="B0BEC5" w:sz="4"/>
-              <w:bottom w:val="single" w:color="B0BEC5" w:sz="4"/>
-              <w:right w:val="single" w:color="B0BEC5" w:sz="4"/>
+              <w:left w:val="single" w:color="999999" w:sz="4"/>
+              <w:bottom w:val="single" w:color="999999" w:sz="4"/>
+              <w:right w:val="single" w:color="999999" w:sz="4"/>
             </w:tcBorders>
             <w:shd w:fill="FFFFFF" w:val="clear"/>
           </w:tcPr>
@@ -6714,9 +6819,9 @@
             <w:gridSpan w:val="4"/>
             <w:tcBorders>
               <w:top w:val="single" w:color="1E3A5F" w:sz="12"/>
-              <w:left w:val="single" w:color="B0BEC5" w:sz="4"/>
-              <w:bottom w:val="single" w:color="B0BEC5" w:sz="4"/>
-              <w:right w:val="single" w:color="B0BEC5" w:sz="4"/>
+              <w:left w:val="single" w:color="999999" w:sz="4"/>
+              <w:bottom w:val="single" w:color="999999" w:sz="4"/>
+              <w:right w:val="single" w:color="999999" w:sz="4"/>
             </w:tcBorders>
             <w:shd w:fill="FCE4D6" w:val="clear"/>
           </w:tcPr>
@@ -6744,10 +6849,10 @@
             <w:tcW w:type="dxa" w:w="10466"/>
             <w:gridSpan w:val="4"/>
             <w:tcBorders>
-              <w:top w:val="single" w:color="B0BEC5" w:sz="4"/>
-              <w:left w:val="single" w:color="B0BEC5" w:sz="4"/>
-              <w:bottom w:val="single" w:color="B0BEC5" w:sz="4"/>
-              <w:right w:val="single" w:color="B0BEC5" w:sz="4"/>
+              <w:top w:val="single" w:color="999999" w:sz="4"/>
+              <w:left w:val="single" w:color="999999" w:sz="4"/>
+              <w:bottom w:val="single" w:color="999999" w:sz="4"/>
+              <w:right w:val="single" w:color="999999" w:sz="4"/>
             </w:tcBorders>
             <w:shd w:fill="1E3A5F" w:val="clear"/>
           </w:tcPr>
@@ -6783,10 +6888,10 @@
           <w:tcPr>
             <w:tcW w:type="dxa" w:w="2200"/>
             <w:tcBorders>
-              <w:top w:val="single" w:color="B0BEC5" w:sz="4"/>
-              <w:left w:val="single" w:color="B0BEC5" w:sz="4"/>
-              <w:bottom w:val="single" w:color="B0BEC5" w:sz="4"/>
-              <w:right w:val="single" w:color="B0BEC5" w:sz="4"/>
+              <w:top w:val="single" w:color="999999" w:sz="4"/>
+              <w:left w:val="single" w:color="999999" w:sz="4"/>
+              <w:bottom w:val="single" w:color="999999" w:sz="4"/>
+              <w:right w:val="single" w:color="999999" w:sz="4"/>
             </w:tcBorders>
             <w:shd w:fill="F2F2F2" w:val="clear"/>
             <w:vAlign w:val="top"/>
@@ -6813,10 +6918,10 @@
             <w:tcW w:type="dxa" w:w="8266"/>
             <w:gridSpan w:val="3"/>
             <w:tcBorders>
-              <w:top w:val="single" w:color="B0BEC5" w:sz="4"/>
-              <w:left w:val="single" w:color="B0BEC5" w:sz="4"/>
-              <w:bottom w:val="single" w:color="B0BEC5" w:sz="4"/>
-              <w:right w:val="single" w:color="B0BEC5" w:sz="4"/>
+              <w:top w:val="single" w:color="999999" w:sz="4"/>
+              <w:left w:val="single" w:color="999999" w:sz="4"/>
+              <w:bottom w:val="single" w:color="999999" w:sz="4"/>
+              <w:right w:val="single" w:color="999999" w:sz="4"/>
             </w:tcBorders>
             <w:shd w:fill="FAFAFA" w:val="clear"/>
             <w:vAlign w:val="top"/>
@@ -6876,10 +6981,10 @@
           <w:tcPr>
             <w:tcW w:type="dxa" w:w="2200"/>
             <w:tcBorders>
-              <w:top w:val="single" w:color="B0BEC5" w:sz="4"/>
-              <w:left w:val="single" w:color="B0BEC5" w:sz="4"/>
-              <w:bottom w:val="single" w:color="B0BEC5" w:sz="4"/>
-              <w:right w:val="single" w:color="B0BEC5" w:sz="4"/>
+              <w:top w:val="single" w:color="999999" w:sz="4"/>
+              <w:left w:val="single" w:color="999999" w:sz="4"/>
+              <w:bottom w:val="single" w:color="999999" w:sz="4"/>
+              <w:right w:val="single" w:color="999999" w:sz="4"/>
             </w:tcBorders>
             <w:shd w:fill="F2F2F2" w:val="clear"/>
             <w:vAlign w:val="top"/>
@@ -6906,10 +7011,10 @@
             <w:tcW w:type="dxa" w:w="8266"/>
             <w:gridSpan w:val="3"/>
             <w:tcBorders>
-              <w:top w:val="single" w:color="B0BEC5" w:sz="4"/>
-              <w:left w:val="single" w:color="B0BEC5" w:sz="4"/>
-              <w:bottom w:val="single" w:color="B0BEC5" w:sz="4"/>
-              <w:right w:val="single" w:color="B0BEC5" w:sz="4"/>
+              <w:top w:val="single" w:color="999999" w:sz="4"/>
+              <w:left w:val="single" w:color="999999" w:sz="4"/>
+              <w:bottom w:val="single" w:color="999999" w:sz="4"/>
+              <w:right w:val="single" w:color="999999" w:sz="4"/>
             </w:tcBorders>
             <w:shd w:fill="FAFAFA" w:val="clear"/>
             <w:vAlign w:val="top"/>
@@ -6969,10 +7074,10 @@
           <w:tcPr>
             <w:tcW w:type="dxa" w:w="2200"/>
             <w:tcBorders>
-              <w:top w:val="single" w:color="B0BEC5" w:sz="4"/>
-              <w:left w:val="single" w:color="B0BEC5" w:sz="4"/>
-              <w:bottom w:val="single" w:color="B0BEC5" w:sz="4"/>
-              <w:right w:val="single" w:color="B0BEC5" w:sz="4"/>
+              <w:top w:val="single" w:color="999999" w:sz="4"/>
+              <w:left w:val="single" w:color="999999" w:sz="4"/>
+              <w:bottom w:val="single" w:color="999999" w:sz="4"/>
+              <w:right w:val="single" w:color="999999" w:sz="4"/>
             </w:tcBorders>
             <w:shd w:fill="F2F2F2" w:val="clear"/>
             <w:vAlign w:val="top"/>
@@ -6999,10 +7104,10 @@
             <w:tcW w:type="dxa" w:w="8266"/>
             <w:gridSpan w:val="3"/>
             <w:tcBorders>
-              <w:top w:val="single" w:color="B0BEC5" w:sz="4"/>
-              <w:left w:val="single" w:color="B0BEC5" w:sz="4"/>
-              <w:bottom w:val="single" w:color="B0BEC5" w:sz="4"/>
-              <w:right w:val="single" w:color="B0BEC5" w:sz="4"/>
+              <w:top w:val="single" w:color="999999" w:sz="4"/>
+              <w:left w:val="single" w:color="999999" w:sz="4"/>
+              <w:bottom w:val="single" w:color="999999" w:sz="4"/>
+              <w:right w:val="single" w:color="999999" w:sz="4"/>
             </w:tcBorders>
             <w:shd w:fill="FAFAFA" w:val="clear"/>
             <w:vAlign w:val="top"/>
@@ -7062,10 +7167,10 @@
           <w:tcPr>
             <w:tcW w:type="dxa" w:w="2200"/>
             <w:tcBorders>
-              <w:top w:val="single" w:color="B0BEC5" w:sz="4"/>
-              <w:left w:val="single" w:color="B0BEC5" w:sz="4"/>
-              <w:bottom w:val="single" w:color="B0BEC5" w:sz="4"/>
-              <w:right w:val="single" w:color="B0BEC5" w:sz="4"/>
+              <w:top w:val="single" w:color="999999" w:sz="4"/>
+              <w:left w:val="single" w:color="999999" w:sz="4"/>
+              <w:bottom w:val="single" w:color="999999" w:sz="4"/>
+              <w:right w:val="single" w:color="999999" w:sz="4"/>
             </w:tcBorders>
             <w:shd w:fill="F2F2F2" w:val="clear"/>
             <w:vAlign w:val="top"/>
@@ -7092,10 +7197,10 @@
             <w:tcW w:type="dxa" w:w="8266"/>
             <w:gridSpan w:val="3"/>
             <w:tcBorders>
-              <w:top w:val="single" w:color="B0BEC5" w:sz="4"/>
-              <w:left w:val="single" w:color="B0BEC5" w:sz="4"/>
-              <w:bottom w:val="single" w:color="B0BEC5" w:sz="4"/>
-              <w:right w:val="single" w:color="B0BEC5" w:sz="4"/>
+              <w:top w:val="single" w:color="999999" w:sz="4"/>
+              <w:left w:val="single" w:color="999999" w:sz="4"/>
+              <w:bottom w:val="single" w:color="999999" w:sz="4"/>
+              <w:right w:val="single" w:color="999999" w:sz="4"/>
             </w:tcBorders>
             <w:shd w:fill="FAFAFA" w:val="clear"/>
             <w:vAlign w:val="top"/>
@@ -7156,10 +7261,10 @@
             <w:tcW w:type="dxa" w:w="10466"/>
             <w:gridSpan w:val="4"/>
             <w:tcBorders>
-              <w:top w:val="single" w:color="B0BEC5" w:sz="4"/>
-              <w:left w:val="single" w:color="B0BEC5" w:sz="4"/>
-              <w:bottom w:val="single" w:color="B0BEC5" w:sz="4"/>
-              <w:right w:val="single" w:color="B0BEC5" w:sz="4"/>
+              <w:top w:val="single" w:color="999999" w:sz="4"/>
+              <w:left w:val="single" w:color="999999" w:sz="4"/>
+              <w:bottom w:val="single" w:color="999999" w:sz="4"/>
+              <w:right w:val="single" w:color="999999" w:sz="4"/>
             </w:tcBorders>
             <w:shd w:fill="1E3A5F" w:val="clear"/>
           </w:tcPr>
@@ -7195,10 +7300,10 @@
           <w:tcPr>
             <w:tcW w:type="dxa" w:w="2200"/>
             <w:tcBorders>
-              <w:top w:val="single" w:color="B0BEC5" w:sz="4"/>
-              <w:left w:val="single" w:color="B0BEC5" w:sz="4"/>
-              <w:bottom w:val="single" w:color="B0BEC5" w:sz="4"/>
-              <w:right w:val="single" w:color="B0BEC5" w:sz="4"/>
+              <w:top w:val="single" w:color="999999" w:sz="4"/>
+              <w:left w:val="single" w:color="999999" w:sz="4"/>
+              <w:bottom w:val="single" w:color="999999" w:sz="4"/>
+              <w:right w:val="single" w:color="999999" w:sz="4"/>
             </w:tcBorders>
             <w:shd w:fill="F2F2F2" w:val="clear"/>
             <w:vAlign w:val="top"/>
@@ -7225,10 +7330,10 @@
             <w:tcW w:type="dxa" w:w="8266"/>
             <w:gridSpan w:val="3"/>
             <w:tcBorders>
-              <w:top w:val="single" w:color="B0BEC5" w:sz="4"/>
-              <w:left w:val="single" w:color="B0BEC5" w:sz="4"/>
-              <w:bottom w:val="single" w:color="B0BEC5" w:sz="4"/>
-              <w:right w:val="single" w:color="B0BEC5" w:sz="4"/>
+              <w:top w:val="single" w:color="999999" w:sz="4"/>
+              <w:left w:val="single" w:color="999999" w:sz="4"/>
+              <w:bottom w:val="single" w:color="999999" w:sz="4"/>
+              <w:right w:val="single" w:color="999999" w:sz="4"/>
             </w:tcBorders>
             <w:shd w:fill="FAFAFA" w:val="clear"/>
             <w:vAlign w:val="top"/>
@@ -7321,10 +7426,10 @@
             <w:tcW w:type="dxa" w:w="10466"/>
             <w:gridSpan w:val="4"/>
             <w:tcBorders>
-              <w:top w:val="single" w:color="B0BEC5" w:sz="4"/>
-              <w:left w:val="single" w:color="B0BEC5" w:sz="4"/>
-              <w:bottom w:val="single" w:color="B0BEC5" w:sz="4"/>
-              <w:right w:val="single" w:color="B0BEC5" w:sz="4"/>
+              <w:top w:val="single" w:color="999999" w:sz="4"/>
+              <w:left w:val="single" w:color="999999" w:sz="4"/>
+              <w:bottom w:val="single" w:color="999999" w:sz="4"/>
+              <w:right w:val="single" w:color="999999" w:sz="4"/>
             </w:tcBorders>
             <w:shd w:fill="1E3A5F" w:val="clear"/>
           </w:tcPr>
@@ -7361,10 +7466,10 @@
             <w:tcW w:type="dxa" w:w="10466"/>
             <w:gridSpan w:val="4"/>
             <w:tcBorders>
-              <w:top w:val="single" w:color="B0BEC5" w:sz="4"/>
-              <w:left w:val="single" w:color="B0BEC5" w:sz="4"/>
-              <w:bottom w:val="single" w:color="B0BEC5" w:sz="4"/>
-              <w:right w:val="single" w:color="B0BEC5" w:sz="4"/>
+              <w:top w:val="single" w:color="999999" w:sz="4"/>
+              <w:left w:val="single" w:color="999999" w:sz="4"/>
+              <w:bottom w:val="single" w:color="999999" w:sz="4"/>
+              <w:right w:val="single" w:color="999999" w:sz="4"/>
             </w:tcBorders>
             <w:shd w:fill="EAF4E8" w:val="clear"/>
           </w:tcPr>
@@ -7410,10 +7515,10 @@
           <w:tcPr>
             <w:tcW w:type="dxa" w:w="2200"/>
             <w:tcBorders>
-              <w:top w:val="single" w:color="B0BEC5" w:sz="4"/>
-              <w:left w:val="single" w:color="B0BEC5" w:sz="4"/>
-              <w:bottom w:val="single" w:color="B0BEC5" w:sz="4"/>
-              <w:right w:val="single" w:color="B0BEC5" w:sz="4"/>
+              <w:top w:val="single" w:color="999999" w:sz="4"/>
+              <w:left w:val="single" w:color="999999" w:sz="4"/>
+              <w:bottom w:val="single" w:color="999999" w:sz="4"/>
+              <w:right w:val="single" w:color="999999" w:sz="4"/>
             </w:tcBorders>
             <w:shd w:fill="F2F2F2" w:val="clear"/>
             <w:vAlign w:val="top"/>
@@ -7440,10 +7545,10 @@
             <w:tcW w:type="dxa" w:w="8266"/>
             <w:gridSpan w:val="3"/>
             <w:tcBorders>
-              <w:top w:val="single" w:color="B0BEC5" w:sz="4"/>
-              <w:left w:val="single" w:color="B0BEC5" w:sz="4"/>
-              <w:bottom w:val="single" w:color="B0BEC5" w:sz="4"/>
-              <w:right w:val="single" w:color="B0BEC5" w:sz="4"/>
+              <w:top w:val="single" w:color="999999" w:sz="4"/>
+              <w:left w:val="single" w:color="999999" w:sz="4"/>
+              <w:bottom w:val="single" w:color="999999" w:sz="4"/>
+              <w:right w:val="single" w:color="999999" w:sz="4"/>
             </w:tcBorders>
             <w:shd w:fill="FAFAFA" w:val="clear"/>
             <w:vAlign w:val="top"/>
@@ -7536,10 +7641,10 @@
             <w:tcW w:type="dxa" w:w="10466"/>
             <w:gridSpan w:val="4"/>
             <w:tcBorders>
-              <w:top w:val="single" w:color="B0BEC5" w:sz="4"/>
-              <w:left w:val="single" w:color="B0BEC5" w:sz="4"/>
-              <w:bottom w:val="single" w:color="B0BEC5" w:sz="4"/>
-              <w:right w:val="single" w:color="B0BEC5" w:sz="4"/>
+              <w:top w:val="single" w:color="999999" w:sz="4"/>
+              <w:left w:val="single" w:color="999999" w:sz="4"/>
+              <w:bottom w:val="single" w:color="999999" w:sz="4"/>
+              <w:right w:val="single" w:color="999999" w:sz="4"/>
             </w:tcBorders>
             <w:shd w:fill="EDF2FA" w:val="clear"/>
           </w:tcPr>
@@ -7585,10 +7690,10 @@
           <w:tcPr>
             <w:tcW w:type="dxa" w:w="2200"/>
             <w:tcBorders>
-              <w:top w:val="single" w:color="B0BEC5" w:sz="4"/>
-              <w:left w:val="single" w:color="B0BEC5" w:sz="4"/>
-              <w:bottom w:val="single" w:color="B0BEC5" w:sz="4"/>
-              <w:right w:val="single" w:color="B0BEC5" w:sz="4"/>
+              <w:top w:val="single" w:color="999999" w:sz="4"/>
+              <w:left w:val="single" w:color="999999" w:sz="4"/>
+              <w:bottom w:val="single" w:color="999999" w:sz="4"/>
+              <w:right w:val="single" w:color="999999" w:sz="4"/>
             </w:tcBorders>
             <w:shd w:fill="F2F2F2" w:val="clear"/>
             <w:vAlign w:val="top"/>
@@ -7615,10 +7720,10 @@
             <w:tcW w:type="dxa" w:w="8266"/>
             <w:gridSpan w:val="3"/>
             <w:tcBorders>
-              <w:top w:val="single" w:color="B0BEC5" w:sz="4"/>
-              <w:left w:val="single" w:color="B0BEC5" w:sz="4"/>
-              <w:bottom w:val="single" w:color="B0BEC5" w:sz="4"/>
-              <w:right w:val="single" w:color="B0BEC5" w:sz="4"/>
+              <w:top w:val="single" w:color="999999" w:sz="4"/>
+              <w:left w:val="single" w:color="999999" w:sz="4"/>
+              <w:bottom w:val="single" w:color="999999" w:sz="4"/>
+              <w:right w:val="single" w:color="999999" w:sz="4"/>
             </w:tcBorders>
             <w:shd w:fill="FAFAFA" w:val="clear"/>
             <w:vAlign w:val="top"/>
@@ -7711,10 +7816,10 @@
             <w:tcW w:type="dxa" w:w="10466"/>
             <w:gridSpan w:val="4"/>
             <w:tcBorders>
-              <w:top w:val="single" w:color="B0BEC5" w:sz="4"/>
-              <w:left w:val="single" w:color="B0BEC5" w:sz="4"/>
-              <w:bottom w:val="single" w:color="B0BEC5" w:sz="4"/>
-              <w:right w:val="single" w:color="B0BEC5" w:sz="4"/>
+              <w:top w:val="single" w:color="999999" w:sz="4"/>
+              <w:left w:val="single" w:color="999999" w:sz="4"/>
+              <w:bottom w:val="single" w:color="999999" w:sz="4"/>
+              <w:right w:val="single" w:color="999999" w:sz="4"/>
             </w:tcBorders>
             <w:shd w:fill="1E3A5F" w:val="clear"/>
           </w:tcPr>
@@ -7750,10 +7855,10 @@
           <w:tcPr>
             <w:tcW w:type="dxa" w:w="2200"/>
             <w:tcBorders>
-              <w:top w:val="single" w:color="B0BEC5" w:sz="4"/>
-              <w:left w:val="single" w:color="B0BEC5" w:sz="4"/>
-              <w:bottom w:val="single" w:color="B0BEC5" w:sz="4"/>
-              <w:right w:val="single" w:color="B0BEC5" w:sz="4"/>
+              <w:top w:val="single" w:color="999999" w:sz="4"/>
+              <w:left w:val="single" w:color="999999" w:sz="4"/>
+              <w:bottom w:val="single" w:color="999999" w:sz="4"/>
+              <w:right w:val="single" w:color="999999" w:sz="4"/>
             </w:tcBorders>
             <w:shd w:fill="F2F2F2" w:val="clear"/>
             <w:vAlign w:val="top"/>
@@ -7780,10 +7885,10 @@
             <w:tcW w:type="dxa" w:w="8266"/>
             <w:gridSpan w:val="3"/>
             <w:tcBorders>
-              <w:top w:val="single" w:color="B0BEC5" w:sz="4"/>
-              <w:left w:val="single" w:color="B0BEC5" w:sz="4"/>
-              <w:bottom w:val="single" w:color="B0BEC5" w:sz="4"/>
-              <w:right w:val="single" w:color="B0BEC5" w:sz="4"/>
+              <w:top w:val="single" w:color="999999" w:sz="4"/>
+              <w:left w:val="single" w:color="999999" w:sz="4"/>
+              <w:bottom w:val="single" w:color="999999" w:sz="4"/>
+              <w:right w:val="single" w:color="999999" w:sz="4"/>
             </w:tcBorders>
             <w:shd w:fill="FAFAFA" w:val="clear"/>
             <w:vAlign w:val="top"/>
@@ -7860,10 +7965,10 @@
             <w:tcW w:type="dxa" w:w="10466"/>
             <w:gridSpan w:val="4"/>
             <w:tcBorders>
-              <w:top w:val="single" w:color="B0BEC5" w:sz="4"/>
-              <w:left w:val="single" w:color="B0BEC5" w:sz="4"/>
-              <w:bottom w:val="single" w:color="B0BEC5" w:sz="4"/>
-              <w:right w:val="single" w:color="B0BEC5" w:sz="4"/>
+              <w:top w:val="single" w:color="999999" w:sz="4"/>
+              <w:left w:val="single" w:color="999999" w:sz="4"/>
+              <w:bottom w:val="single" w:color="999999" w:sz="4"/>
+              <w:right w:val="single" w:color="999999" w:sz="4"/>
             </w:tcBorders>
             <w:shd w:fill="1E3A5F" w:val="clear"/>
           </w:tcPr>
@@ -7899,10 +8004,10 @@
           <w:tcPr>
             <w:tcW w:type="dxa" w:w="2200"/>
             <w:tcBorders>
-              <w:top w:val="single" w:color="B0BEC5" w:sz="4"/>
-              <w:left w:val="single" w:color="B0BEC5" w:sz="4"/>
-              <w:bottom w:val="single" w:color="B0BEC5" w:sz="4"/>
-              <w:right w:val="single" w:color="B0BEC5" w:sz="4"/>
+              <w:top w:val="single" w:color="999999" w:sz="4"/>
+              <w:left w:val="single" w:color="999999" w:sz="4"/>
+              <w:bottom w:val="single" w:color="999999" w:sz="4"/>
+              <w:right w:val="single" w:color="999999" w:sz="4"/>
             </w:tcBorders>
             <w:shd w:fill="F2F2F2" w:val="clear"/>
             <w:vAlign w:val="top"/>
@@ -7929,10 +8034,10 @@
             <w:tcW w:type="dxa" w:w="8266"/>
             <w:gridSpan w:val="3"/>
             <w:tcBorders>
-              <w:top w:val="single" w:color="B0BEC5" w:sz="4"/>
-              <w:left w:val="single" w:color="B0BEC5" w:sz="4"/>
-              <w:bottom w:val="single" w:color="B0BEC5" w:sz="4"/>
-              <w:right w:val="single" w:color="B0BEC5" w:sz="4"/>
+              <w:top w:val="single" w:color="999999" w:sz="4"/>
+              <w:left w:val="single" w:color="999999" w:sz="4"/>
+              <w:bottom w:val="single" w:color="999999" w:sz="4"/>
+              <w:right w:val="single" w:color="999999" w:sz="4"/>
             </w:tcBorders>
             <w:shd w:fill="FAFAFA" w:val="clear"/>
             <w:vAlign w:val="top"/>
@@ -8023,9 +8128,9 @@
             <w:gridSpan w:val="4"/>
             <w:tcBorders>
               <w:top w:val="none" w:color="FFFFFF" w:sz="0"/>
-              <w:left w:val="single" w:color="B0BEC5" w:sz="4"/>
-              <w:bottom w:val="single" w:color="B0BEC5" w:sz="4"/>
-              <w:right w:val="single" w:color="B0BEC5" w:sz="4"/>
+              <w:left w:val="single" w:color="999999" w:sz="4"/>
+              <w:bottom w:val="single" w:color="999999" w:sz="4"/>
+              <w:right w:val="single" w:color="999999" w:sz="4"/>
             </w:tcBorders>
             <w:shd w:fill="FFFFFF" w:val="clear"/>
           </w:tcPr>
@@ -8051,9 +8156,9 @@
             <w:gridSpan w:val="4"/>
             <w:tcBorders>
               <w:top w:val="single" w:color="1E3A5F" w:sz="12"/>
-              <w:left w:val="single" w:color="B0BEC5" w:sz="4"/>
-              <w:bottom w:val="single" w:color="B0BEC5" w:sz="4"/>
-              <w:right w:val="single" w:color="B0BEC5" w:sz="4"/>
+              <w:left w:val="single" w:color="999999" w:sz="4"/>
+              <w:bottom w:val="single" w:color="999999" w:sz="4"/>
+              <w:right w:val="single" w:color="999999" w:sz="4"/>
             </w:tcBorders>
             <w:shd w:fill="FCE4D6" w:val="clear"/>
           </w:tcPr>
@@ -8081,10 +8186,10 @@
             <w:tcW w:type="dxa" w:w="10466"/>
             <w:gridSpan w:val="4"/>
             <w:tcBorders>
-              <w:top w:val="single" w:color="B0BEC5" w:sz="4"/>
-              <w:left w:val="single" w:color="B0BEC5" w:sz="4"/>
-              <w:bottom w:val="single" w:color="B0BEC5" w:sz="4"/>
-              <w:right w:val="single" w:color="B0BEC5" w:sz="4"/>
+              <w:top w:val="single" w:color="999999" w:sz="4"/>
+              <w:left w:val="single" w:color="999999" w:sz="4"/>
+              <w:bottom w:val="single" w:color="999999" w:sz="4"/>
+              <w:right w:val="single" w:color="999999" w:sz="4"/>
             </w:tcBorders>
             <w:shd w:fill="1E3A5F" w:val="clear"/>
           </w:tcPr>
@@ -8120,10 +8225,10 @@
           <w:tcPr>
             <w:tcW w:type="dxa" w:w="2200"/>
             <w:tcBorders>
-              <w:top w:val="single" w:color="B0BEC5" w:sz="4"/>
-              <w:left w:val="single" w:color="B0BEC5" w:sz="4"/>
-              <w:bottom w:val="single" w:color="B0BEC5" w:sz="4"/>
-              <w:right w:val="single" w:color="B0BEC5" w:sz="4"/>
+              <w:top w:val="single" w:color="999999" w:sz="4"/>
+              <w:left w:val="single" w:color="999999" w:sz="4"/>
+              <w:bottom w:val="single" w:color="999999" w:sz="4"/>
+              <w:right w:val="single" w:color="999999" w:sz="4"/>
             </w:tcBorders>
             <w:shd w:fill="F2F2F2" w:val="clear"/>
             <w:vAlign w:val="top"/>
@@ -8150,10 +8255,10 @@
             <w:tcW w:type="dxa" w:w="8266"/>
             <w:gridSpan w:val="3"/>
             <w:tcBorders>
-              <w:top w:val="single" w:color="B0BEC5" w:sz="4"/>
-              <w:left w:val="single" w:color="B0BEC5" w:sz="4"/>
-              <w:bottom w:val="single" w:color="B0BEC5" w:sz="4"/>
-              <w:right w:val="single" w:color="B0BEC5" w:sz="4"/>
+              <w:top w:val="single" w:color="999999" w:sz="4"/>
+              <w:left w:val="single" w:color="999999" w:sz="4"/>
+              <w:bottom w:val="single" w:color="999999" w:sz="4"/>
+              <w:right w:val="single" w:color="999999" w:sz="4"/>
             </w:tcBorders>
             <w:shd w:fill="FAFAFA" w:val="clear"/>
             <w:vAlign w:val="top"/>
@@ -8213,10 +8318,10 @@
           <w:tcPr>
             <w:tcW w:type="dxa" w:w="2200"/>
             <w:tcBorders>
-              <w:top w:val="single" w:color="B0BEC5" w:sz="4"/>
-              <w:left w:val="single" w:color="B0BEC5" w:sz="4"/>
-              <w:bottom w:val="single" w:color="B0BEC5" w:sz="4"/>
-              <w:right w:val="single" w:color="B0BEC5" w:sz="4"/>
+              <w:top w:val="single" w:color="999999" w:sz="4"/>
+              <w:left w:val="single" w:color="999999" w:sz="4"/>
+              <w:bottom w:val="single" w:color="999999" w:sz="4"/>
+              <w:right w:val="single" w:color="999999" w:sz="4"/>
             </w:tcBorders>
             <w:shd w:fill="F2F2F2" w:val="clear"/>
             <w:vAlign w:val="top"/>
@@ -8243,10 +8348,10 @@
             <w:tcW w:type="dxa" w:w="8266"/>
             <w:gridSpan w:val="3"/>
             <w:tcBorders>
-              <w:top w:val="single" w:color="B0BEC5" w:sz="4"/>
-              <w:left w:val="single" w:color="B0BEC5" w:sz="4"/>
-              <w:bottom w:val="single" w:color="B0BEC5" w:sz="4"/>
-              <w:right w:val="single" w:color="B0BEC5" w:sz="4"/>
+              <w:top w:val="single" w:color="999999" w:sz="4"/>
+              <w:left w:val="single" w:color="999999" w:sz="4"/>
+              <w:bottom w:val="single" w:color="999999" w:sz="4"/>
+              <w:right w:val="single" w:color="999999" w:sz="4"/>
             </w:tcBorders>
             <w:shd w:fill="FAFAFA" w:val="clear"/>
             <w:vAlign w:val="top"/>
@@ -8306,10 +8411,10 @@
           <w:tcPr>
             <w:tcW w:type="dxa" w:w="2200"/>
             <w:tcBorders>
-              <w:top w:val="single" w:color="B0BEC5" w:sz="4"/>
-              <w:left w:val="single" w:color="B0BEC5" w:sz="4"/>
-              <w:bottom w:val="single" w:color="B0BEC5" w:sz="4"/>
-              <w:right w:val="single" w:color="B0BEC5" w:sz="4"/>
+              <w:top w:val="single" w:color="999999" w:sz="4"/>
+              <w:left w:val="single" w:color="999999" w:sz="4"/>
+              <w:bottom w:val="single" w:color="999999" w:sz="4"/>
+              <w:right w:val="single" w:color="999999" w:sz="4"/>
             </w:tcBorders>
             <w:shd w:fill="F2F2F2" w:val="clear"/>
             <w:vAlign w:val="top"/>
@@ -8336,10 +8441,10 @@
             <w:tcW w:type="dxa" w:w="8266"/>
             <w:gridSpan w:val="3"/>
             <w:tcBorders>
-              <w:top w:val="single" w:color="B0BEC5" w:sz="4"/>
-              <w:left w:val="single" w:color="B0BEC5" w:sz="4"/>
-              <w:bottom w:val="single" w:color="B0BEC5" w:sz="4"/>
-              <w:right w:val="single" w:color="B0BEC5" w:sz="4"/>
+              <w:top w:val="single" w:color="999999" w:sz="4"/>
+              <w:left w:val="single" w:color="999999" w:sz="4"/>
+              <w:bottom w:val="single" w:color="999999" w:sz="4"/>
+              <w:right w:val="single" w:color="999999" w:sz="4"/>
             </w:tcBorders>
             <w:shd w:fill="FAFAFA" w:val="clear"/>
             <w:vAlign w:val="top"/>
@@ -8399,10 +8504,10 @@
           <w:tcPr>
             <w:tcW w:type="dxa" w:w="2200"/>
             <w:tcBorders>
-              <w:top w:val="single" w:color="B0BEC5" w:sz="4"/>
-              <w:left w:val="single" w:color="B0BEC5" w:sz="4"/>
-              <w:bottom w:val="single" w:color="B0BEC5" w:sz="4"/>
-              <w:right w:val="single" w:color="B0BEC5" w:sz="4"/>
+              <w:top w:val="single" w:color="999999" w:sz="4"/>
+              <w:left w:val="single" w:color="999999" w:sz="4"/>
+              <w:bottom w:val="single" w:color="999999" w:sz="4"/>
+              <w:right w:val="single" w:color="999999" w:sz="4"/>
             </w:tcBorders>
             <w:shd w:fill="F2F2F2" w:val="clear"/>
             <w:vAlign w:val="top"/>
@@ -8429,10 +8534,10 @@
             <w:tcW w:type="dxa" w:w="8266"/>
             <w:gridSpan w:val="3"/>
             <w:tcBorders>
-              <w:top w:val="single" w:color="B0BEC5" w:sz="4"/>
-              <w:left w:val="single" w:color="B0BEC5" w:sz="4"/>
-              <w:bottom w:val="single" w:color="B0BEC5" w:sz="4"/>
-              <w:right w:val="single" w:color="B0BEC5" w:sz="4"/>
+              <w:top w:val="single" w:color="999999" w:sz="4"/>
+              <w:left w:val="single" w:color="999999" w:sz="4"/>
+              <w:bottom w:val="single" w:color="999999" w:sz="4"/>
+              <w:right w:val="single" w:color="999999" w:sz="4"/>
             </w:tcBorders>
             <w:shd w:fill="FAFAFA" w:val="clear"/>
             <w:vAlign w:val="top"/>
@@ -8493,10 +8598,10 @@
             <w:tcW w:type="dxa" w:w="10466"/>
             <w:gridSpan w:val="4"/>
             <w:tcBorders>
-              <w:top w:val="single" w:color="B0BEC5" w:sz="4"/>
-              <w:left w:val="single" w:color="B0BEC5" w:sz="4"/>
-              <w:bottom w:val="single" w:color="B0BEC5" w:sz="4"/>
-              <w:right w:val="single" w:color="B0BEC5" w:sz="4"/>
+              <w:top w:val="single" w:color="999999" w:sz="4"/>
+              <w:left w:val="single" w:color="999999" w:sz="4"/>
+              <w:bottom w:val="single" w:color="999999" w:sz="4"/>
+              <w:right w:val="single" w:color="999999" w:sz="4"/>
             </w:tcBorders>
             <w:shd w:fill="1E3A5F" w:val="clear"/>
           </w:tcPr>
@@ -8532,10 +8637,10 @@
           <w:tcPr>
             <w:tcW w:type="dxa" w:w="2200"/>
             <w:tcBorders>
-              <w:top w:val="single" w:color="B0BEC5" w:sz="4"/>
-              <w:left w:val="single" w:color="B0BEC5" w:sz="4"/>
-              <w:bottom w:val="single" w:color="B0BEC5" w:sz="4"/>
-              <w:right w:val="single" w:color="B0BEC5" w:sz="4"/>
+              <w:top w:val="single" w:color="999999" w:sz="4"/>
+              <w:left w:val="single" w:color="999999" w:sz="4"/>
+              <w:bottom w:val="single" w:color="999999" w:sz="4"/>
+              <w:right w:val="single" w:color="999999" w:sz="4"/>
             </w:tcBorders>
             <w:shd w:fill="F2F2F2" w:val="clear"/>
             <w:vAlign w:val="top"/>
@@ -8562,10 +8667,10 @@
             <w:tcW w:type="dxa" w:w="8266"/>
             <w:gridSpan w:val="3"/>
             <w:tcBorders>
-              <w:top w:val="single" w:color="B0BEC5" w:sz="4"/>
-              <w:left w:val="single" w:color="B0BEC5" w:sz="4"/>
-              <w:bottom w:val="single" w:color="B0BEC5" w:sz="4"/>
-              <w:right w:val="single" w:color="B0BEC5" w:sz="4"/>
+              <w:top w:val="single" w:color="999999" w:sz="4"/>
+              <w:left w:val="single" w:color="999999" w:sz="4"/>
+              <w:bottom w:val="single" w:color="999999" w:sz="4"/>
+              <w:right w:val="single" w:color="999999" w:sz="4"/>
             </w:tcBorders>
             <w:shd w:fill="FAFAFA" w:val="clear"/>
             <w:vAlign w:val="top"/>
@@ -8658,10 +8763,10 @@
             <w:tcW w:type="dxa" w:w="10466"/>
             <w:gridSpan w:val="4"/>
             <w:tcBorders>
-              <w:top w:val="single" w:color="B0BEC5" w:sz="4"/>
-              <w:left w:val="single" w:color="B0BEC5" w:sz="4"/>
-              <w:bottom w:val="single" w:color="B0BEC5" w:sz="4"/>
-              <w:right w:val="single" w:color="B0BEC5" w:sz="4"/>
+              <w:top w:val="single" w:color="999999" w:sz="4"/>
+              <w:left w:val="single" w:color="999999" w:sz="4"/>
+              <w:bottom w:val="single" w:color="999999" w:sz="4"/>
+              <w:right w:val="single" w:color="999999" w:sz="4"/>
             </w:tcBorders>
             <w:shd w:fill="1E3A5F" w:val="clear"/>
           </w:tcPr>
@@ -8698,10 +8803,10 @@
             <w:tcW w:type="dxa" w:w="10466"/>
             <w:gridSpan w:val="4"/>
             <w:tcBorders>
-              <w:top w:val="single" w:color="B0BEC5" w:sz="4"/>
-              <w:left w:val="single" w:color="B0BEC5" w:sz="4"/>
-              <w:bottom w:val="single" w:color="B0BEC5" w:sz="4"/>
-              <w:right w:val="single" w:color="B0BEC5" w:sz="4"/>
+              <w:top w:val="single" w:color="999999" w:sz="4"/>
+              <w:left w:val="single" w:color="999999" w:sz="4"/>
+              <w:bottom w:val="single" w:color="999999" w:sz="4"/>
+              <w:right w:val="single" w:color="999999" w:sz="4"/>
             </w:tcBorders>
             <w:shd w:fill="EAF4E8" w:val="clear"/>
           </w:tcPr>
@@ -8747,10 +8852,10 @@
           <w:tcPr>
             <w:tcW w:type="dxa" w:w="2200"/>
             <w:tcBorders>
-              <w:top w:val="single" w:color="B0BEC5" w:sz="4"/>
-              <w:left w:val="single" w:color="B0BEC5" w:sz="4"/>
-              <w:bottom w:val="single" w:color="B0BEC5" w:sz="4"/>
-              <w:right w:val="single" w:color="B0BEC5" w:sz="4"/>
+              <w:top w:val="single" w:color="999999" w:sz="4"/>
+              <w:left w:val="single" w:color="999999" w:sz="4"/>
+              <w:bottom w:val="single" w:color="999999" w:sz="4"/>
+              <w:right w:val="single" w:color="999999" w:sz="4"/>
             </w:tcBorders>
             <w:shd w:fill="F2F2F2" w:val="clear"/>
             <w:vAlign w:val="top"/>
@@ -8777,10 +8882,10 @@
             <w:tcW w:type="dxa" w:w="8266"/>
             <w:gridSpan w:val="3"/>
             <w:tcBorders>
-              <w:top w:val="single" w:color="B0BEC5" w:sz="4"/>
-              <w:left w:val="single" w:color="B0BEC5" w:sz="4"/>
-              <w:bottom w:val="single" w:color="B0BEC5" w:sz="4"/>
-              <w:right w:val="single" w:color="B0BEC5" w:sz="4"/>
+              <w:top w:val="single" w:color="999999" w:sz="4"/>
+              <w:left w:val="single" w:color="999999" w:sz="4"/>
+              <w:bottom w:val="single" w:color="999999" w:sz="4"/>
+              <w:right w:val="single" w:color="999999" w:sz="4"/>
             </w:tcBorders>
             <w:shd w:fill="FAFAFA" w:val="clear"/>
             <w:vAlign w:val="top"/>
@@ -8873,10 +8978,10 @@
             <w:tcW w:type="dxa" w:w="10466"/>
             <w:gridSpan w:val="4"/>
             <w:tcBorders>
-              <w:top w:val="single" w:color="B0BEC5" w:sz="4"/>
-              <w:left w:val="single" w:color="B0BEC5" w:sz="4"/>
-              <w:bottom w:val="single" w:color="B0BEC5" w:sz="4"/>
-              <w:right w:val="single" w:color="B0BEC5" w:sz="4"/>
+              <w:top w:val="single" w:color="999999" w:sz="4"/>
+              <w:left w:val="single" w:color="999999" w:sz="4"/>
+              <w:bottom w:val="single" w:color="999999" w:sz="4"/>
+              <w:right w:val="single" w:color="999999" w:sz="4"/>
             </w:tcBorders>
             <w:shd w:fill="EDF2FA" w:val="clear"/>
           </w:tcPr>
@@ -8922,10 +9027,10 @@
           <w:tcPr>
             <w:tcW w:type="dxa" w:w="2200"/>
             <w:tcBorders>
-              <w:top w:val="single" w:color="B0BEC5" w:sz="4"/>
-              <w:left w:val="single" w:color="B0BEC5" w:sz="4"/>
-              <w:bottom w:val="single" w:color="B0BEC5" w:sz="4"/>
-              <w:right w:val="single" w:color="B0BEC5" w:sz="4"/>
+              <w:top w:val="single" w:color="999999" w:sz="4"/>
+              <w:left w:val="single" w:color="999999" w:sz="4"/>
+              <w:bottom w:val="single" w:color="999999" w:sz="4"/>
+              <w:right w:val="single" w:color="999999" w:sz="4"/>
             </w:tcBorders>
             <w:shd w:fill="F2F2F2" w:val="clear"/>
             <w:vAlign w:val="top"/>
@@ -8952,10 +9057,10 @@
             <w:tcW w:type="dxa" w:w="8266"/>
             <w:gridSpan w:val="3"/>
             <w:tcBorders>
-              <w:top w:val="single" w:color="B0BEC5" w:sz="4"/>
-              <w:left w:val="single" w:color="B0BEC5" w:sz="4"/>
-              <w:bottom w:val="single" w:color="B0BEC5" w:sz="4"/>
-              <w:right w:val="single" w:color="B0BEC5" w:sz="4"/>
+              <w:top w:val="single" w:color="999999" w:sz="4"/>
+              <w:left w:val="single" w:color="999999" w:sz="4"/>
+              <w:bottom w:val="single" w:color="999999" w:sz="4"/>
+              <w:right w:val="single" w:color="999999" w:sz="4"/>
             </w:tcBorders>
             <w:shd w:fill="FAFAFA" w:val="clear"/>
             <w:vAlign w:val="top"/>
@@ -9048,10 +9153,10 @@
             <w:tcW w:type="dxa" w:w="10466"/>
             <w:gridSpan w:val="4"/>
             <w:tcBorders>
-              <w:top w:val="single" w:color="B0BEC5" w:sz="4"/>
-              <w:left w:val="single" w:color="B0BEC5" w:sz="4"/>
-              <w:bottom w:val="single" w:color="B0BEC5" w:sz="4"/>
-              <w:right w:val="single" w:color="B0BEC5" w:sz="4"/>
+              <w:top w:val="single" w:color="999999" w:sz="4"/>
+              <w:left w:val="single" w:color="999999" w:sz="4"/>
+              <w:bottom w:val="single" w:color="999999" w:sz="4"/>
+              <w:right w:val="single" w:color="999999" w:sz="4"/>
             </w:tcBorders>
             <w:shd w:fill="1E3A5F" w:val="clear"/>
           </w:tcPr>
@@ -9087,10 +9192,10 @@
           <w:tcPr>
             <w:tcW w:type="dxa" w:w="2200"/>
             <w:tcBorders>
-              <w:top w:val="single" w:color="B0BEC5" w:sz="4"/>
-              <w:left w:val="single" w:color="B0BEC5" w:sz="4"/>
-              <w:bottom w:val="single" w:color="B0BEC5" w:sz="4"/>
-              <w:right w:val="single" w:color="B0BEC5" w:sz="4"/>
+              <w:top w:val="single" w:color="999999" w:sz="4"/>
+              <w:left w:val="single" w:color="999999" w:sz="4"/>
+              <w:bottom w:val="single" w:color="999999" w:sz="4"/>
+              <w:right w:val="single" w:color="999999" w:sz="4"/>
             </w:tcBorders>
             <w:shd w:fill="F2F2F2" w:val="clear"/>
             <w:vAlign w:val="top"/>
@@ -9117,10 +9222,10 @@
             <w:tcW w:type="dxa" w:w="8266"/>
             <w:gridSpan w:val="3"/>
             <w:tcBorders>
-              <w:top w:val="single" w:color="B0BEC5" w:sz="4"/>
-              <w:left w:val="single" w:color="B0BEC5" w:sz="4"/>
-              <w:bottom w:val="single" w:color="B0BEC5" w:sz="4"/>
-              <w:right w:val="single" w:color="B0BEC5" w:sz="4"/>
+              <w:top w:val="single" w:color="999999" w:sz="4"/>
+              <w:left w:val="single" w:color="999999" w:sz="4"/>
+              <w:bottom w:val="single" w:color="999999" w:sz="4"/>
+              <w:right w:val="single" w:color="999999" w:sz="4"/>
             </w:tcBorders>
             <w:shd w:fill="FAFAFA" w:val="clear"/>
             <w:vAlign w:val="top"/>
@@ -9197,10 +9302,10 @@
             <w:tcW w:type="dxa" w:w="10466"/>
             <w:gridSpan w:val="4"/>
             <w:tcBorders>
-              <w:top w:val="single" w:color="B0BEC5" w:sz="4"/>
-              <w:left w:val="single" w:color="B0BEC5" w:sz="4"/>
-              <w:bottom w:val="single" w:color="B0BEC5" w:sz="4"/>
-              <w:right w:val="single" w:color="B0BEC5" w:sz="4"/>
+              <w:top w:val="single" w:color="999999" w:sz="4"/>
+              <w:left w:val="single" w:color="999999" w:sz="4"/>
+              <w:bottom w:val="single" w:color="999999" w:sz="4"/>
+              <w:right w:val="single" w:color="999999" w:sz="4"/>
             </w:tcBorders>
             <w:shd w:fill="1E3A5F" w:val="clear"/>
           </w:tcPr>
@@ -9236,10 +9341,10 @@
           <w:tcPr>
             <w:tcW w:type="dxa" w:w="2200"/>
             <w:tcBorders>
-              <w:top w:val="single" w:color="B0BEC5" w:sz="4"/>
-              <w:left w:val="single" w:color="B0BEC5" w:sz="4"/>
-              <w:bottom w:val="single" w:color="B0BEC5" w:sz="4"/>
-              <w:right w:val="single" w:color="B0BEC5" w:sz="4"/>
+              <w:top w:val="single" w:color="999999" w:sz="4"/>
+              <w:left w:val="single" w:color="999999" w:sz="4"/>
+              <w:bottom w:val="single" w:color="999999" w:sz="4"/>
+              <w:right w:val="single" w:color="999999" w:sz="4"/>
             </w:tcBorders>
             <w:shd w:fill="F2F2F2" w:val="clear"/>
             <w:vAlign w:val="top"/>
@@ -9266,10 +9371,10 @@
             <w:tcW w:type="dxa" w:w="8266"/>
             <w:gridSpan w:val="3"/>
             <w:tcBorders>
-              <w:top w:val="single" w:color="B0BEC5" w:sz="4"/>
-              <w:left w:val="single" w:color="B0BEC5" w:sz="4"/>
-              <w:bottom w:val="single" w:color="B0BEC5" w:sz="4"/>
-              <w:right w:val="single" w:color="B0BEC5" w:sz="4"/>
+              <w:top w:val="single" w:color="999999" w:sz="4"/>
+              <w:left w:val="single" w:color="999999" w:sz="4"/>
+              <w:bottom w:val="single" w:color="999999" w:sz="4"/>
+              <w:right w:val="single" w:color="999999" w:sz="4"/>
             </w:tcBorders>
             <w:shd w:fill="FAFAFA" w:val="clear"/>
             <w:vAlign w:val="top"/>
@@ -9360,9 +9465,9 @@
             <w:gridSpan w:val="4"/>
             <w:tcBorders>
               <w:top w:val="none" w:color="FFFFFF" w:sz="0"/>
-              <w:left w:val="single" w:color="B0BEC5" w:sz="4"/>
-              <w:bottom w:val="single" w:color="B0BEC5" w:sz="4"/>
-              <w:right w:val="single" w:color="B0BEC5" w:sz="4"/>
+              <w:left w:val="single" w:color="999999" w:sz="4"/>
+              <w:bottom w:val="single" w:color="999999" w:sz="4"/>
+              <w:right w:val="single" w:color="999999" w:sz="4"/>
             </w:tcBorders>
             <w:shd w:fill="FFFFFF" w:val="clear"/>
           </w:tcPr>
@@ -9388,9 +9493,9 @@
             <w:gridSpan w:val="4"/>
             <w:tcBorders>
               <w:top w:val="single" w:color="1E3A5F" w:sz="12"/>
-              <w:left w:val="single" w:color="B0BEC5" w:sz="4"/>
-              <w:bottom w:val="single" w:color="B0BEC5" w:sz="4"/>
-              <w:right w:val="single" w:color="B0BEC5" w:sz="4"/>
+              <w:left w:val="single" w:color="999999" w:sz="4"/>
+              <w:bottom w:val="single" w:color="999999" w:sz="4"/>
+              <w:right w:val="single" w:color="999999" w:sz="4"/>
             </w:tcBorders>
             <w:shd w:fill="FCE4D6" w:val="clear"/>
           </w:tcPr>
@@ -9418,10 +9523,10 @@
             <w:tcW w:type="dxa" w:w="10466"/>
             <w:gridSpan w:val="4"/>
             <w:tcBorders>
-              <w:top w:val="single" w:color="B0BEC5" w:sz="4"/>
-              <w:left w:val="single" w:color="B0BEC5" w:sz="4"/>
-              <w:bottom w:val="single" w:color="B0BEC5" w:sz="4"/>
-              <w:right w:val="single" w:color="B0BEC5" w:sz="4"/>
+              <w:top w:val="single" w:color="999999" w:sz="4"/>
+              <w:left w:val="single" w:color="999999" w:sz="4"/>
+              <w:bottom w:val="single" w:color="999999" w:sz="4"/>
+              <w:right w:val="single" w:color="999999" w:sz="4"/>
             </w:tcBorders>
             <w:shd w:fill="1E3A5F" w:val="clear"/>
           </w:tcPr>
@@ -9457,10 +9562,10 @@
           <w:tcPr>
             <w:tcW w:type="dxa" w:w="2200"/>
             <w:tcBorders>
-              <w:top w:val="single" w:color="B0BEC5" w:sz="4"/>
-              <w:left w:val="single" w:color="B0BEC5" w:sz="4"/>
-              <w:bottom w:val="single" w:color="B0BEC5" w:sz="4"/>
-              <w:right w:val="single" w:color="B0BEC5" w:sz="4"/>
+              <w:top w:val="single" w:color="999999" w:sz="4"/>
+              <w:left w:val="single" w:color="999999" w:sz="4"/>
+              <w:bottom w:val="single" w:color="999999" w:sz="4"/>
+              <w:right w:val="single" w:color="999999" w:sz="4"/>
             </w:tcBorders>
             <w:shd w:fill="F2F2F2" w:val="clear"/>
             <w:vAlign w:val="top"/>
@@ -9487,10 +9592,10 @@
             <w:tcW w:type="dxa" w:w="8266"/>
             <w:gridSpan w:val="3"/>
             <w:tcBorders>
-              <w:top w:val="single" w:color="B0BEC5" w:sz="4"/>
-              <w:left w:val="single" w:color="B0BEC5" w:sz="4"/>
-              <w:bottom w:val="single" w:color="B0BEC5" w:sz="4"/>
-              <w:right w:val="single" w:color="B0BEC5" w:sz="4"/>
+              <w:top w:val="single" w:color="999999" w:sz="4"/>
+              <w:left w:val="single" w:color="999999" w:sz="4"/>
+              <w:bottom w:val="single" w:color="999999" w:sz="4"/>
+              <w:right w:val="single" w:color="999999" w:sz="4"/>
             </w:tcBorders>
             <w:shd w:fill="FAFAFA" w:val="clear"/>
             <w:vAlign w:val="top"/>
@@ -9550,10 +9655,10 @@
           <w:tcPr>
             <w:tcW w:type="dxa" w:w="2200"/>
             <w:tcBorders>
-              <w:top w:val="single" w:color="B0BEC5" w:sz="4"/>
-              <w:left w:val="single" w:color="B0BEC5" w:sz="4"/>
-              <w:bottom w:val="single" w:color="B0BEC5" w:sz="4"/>
-              <w:right w:val="single" w:color="B0BEC5" w:sz="4"/>
+              <w:top w:val="single" w:color="999999" w:sz="4"/>
+              <w:left w:val="single" w:color="999999" w:sz="4"/>
+              <w:bottom w:val="single" w:color="999999" w:sz="4"/>
+              <w:right w:val="single" w:color="999999" w:sz="4"/>
             </w:tcBorders>
             <w:shd w:fill="F2F2F2" w:val="clear"/>
             <w:vAlign w:val="top"/>
@@ -9580,10 +9685,10 @@
             <w:tcW w:type="dxa" w:w="8266"/>
             <w:gridSpan w:val="3"/>
             <w:tcBorders>
-              <w:top w:val="single" w:color="B0BEC5" w:sz="4"/>
-              <w:left w:val="single" w:color="B0BEC5" w:sz="4"/>
-              <w:bottom w:val="single" w:color="B0BEC5" w:sz="4"/>
-              <w:right w:val="single" w:color="B0BEC5" w:sz="4"/>
+              <w:top w:val="single" w:color="999999" w:sz="4"/>
+              <w:left w:val="single" w:color="999999" w:sz="4"/>
+              <w:bottom w:val="single" w:color="999999" w:sz="4"/>
+              <w:right w:val="single" w:color="999999" w:sz="4"/>
             </w:tcBorders>
             <w:shd w:fill="FAFAFA" w:val="clear"/>
             <w:vAlign w:val="top"/>
@@ -9643,10 +9748,10 @@
           <w:tcPr>
             <w:tcW w:type="dxa" w:w="2200"/>
             <w:tcBorders>
-              <w:top w:val="single" w:color="B0BEC5" w:sz="4"/>
-              <w:left w:val="single" w:color="B0BEC5" w:sz="4"/>
-              <w:bottom w:val="single" w:color="B0BEC5" w:sz="4"/>
-              <w:right w:val="single" w:color="B0BEC5" w:sz="4"/>
+              <w:top w:val="single" w:color="999999" w:sz="4"/>
+              <w:left w:val="single" w:color="999999" w:sz="4"/>
+              <w:bottom w:val="single" w:color="999999" w:sz="4"/>
+              <w:right w:val="single" w:color="999999" w:sz="4"/>
             </w:tcBorders>
             <w:shd w:fill="F2F2F2" w:val="clear"/>
             <w:vAlign w:val="top"/>
@@ -9673,10 +9778,10 @@
             <w:tcW w:type="dxa" w:w="8266"/>
             <w:gridSpan w:val="3"/>
             <w:tcBorders>
-              <w:top w:val="single" w:color="B0BEC5" w:sz="4"/>
-              <w:left w:val="single" w:color="B0BEC5" w:sz="4"/>
-              <w:bottom w:val="single" w:color="B0BEC5" w:sz="4"/>
-              <w:right w:val="single" w:color="B0BEC5" w:sz="4"/>
+              <w:top w:val="single" w:color="999999" w:sz="4"/>
+              <w:left w:val="single" w:color="999999" w:sz="4"/>
+              <w:bottom w:val="single" w:color="999999" w:sz="4"/>
+              <w:right w:val="single" w:color="999999" w:sz="4"/>
             </w:tcBorders>
             <w:shd w:fill="FAFAFA" w:val="clear"/>
             <w:vAlign w:val="top"/>
@@ -9736,10 +9841,10 @@
           <w:tcPr>
             <w:tcW w:type="dxa" w:w="2200"/>
             <w:tcBorders>
-              <w:top w:val="single" w:color="B0BEC5" w:sz="4"/>
-              <w:left w:val="single" w:color="B0BEC5" w:sz="4"/>
-              <w:bottom w:val="single" w:color="B0BEC5" w:sz="4"/>
-              <w:right w:val="single" w:color="B0BEC5" w:sz="4"/>
+              <w:top w:val="single" w:color="999999" w:sz="4"/>
+              <w:left w:val="single" w:color="999999" w:sz="4"/>
+              <w:bottom w:val="single" w:color="999999" w:sz="4"/>
+              <w:right w:val="single" w:color="999999" w:sz="4"/>
             </w:tcBorders>
             <w:shd w:fill="F2F2F2" w:val="clear"/>
             <w:vAlign w:val="top"/>
@@ -9766,10 +9871,10 @@
             <w:tcW w:type="dxa" w:w="8266"/>
             <w:gridSpan w:val="3"/>
             <w:tcBorders>
-              <w:top w:val="single" w:color="B0BEC5" w:sz="4"/>
-              <w:left w:val="single" w:color="B0BEC5" w:sz="4"/>
-              <w:bottom w:val="single" w:color="B0BEC5" w:sz="4"/>
-              <w:right w:val="single" w:color="B0BEC5" w:sz="4"/>
+              <w:top w:val="single" w:color="999999" w:sz="4"/>
+              <w:left w:val="single" w:color="999999" w:sz="4"/>
+              <w:bottom w:val="single" w:color="999999" w:sz="4"/>
+              <w:right w:val="single" w:color="999999" w:sz="4"/>
             </w:tcBorders>
             <w:shd w:fill="FAFAFA" w:val="clear"/>
             <w:vAlign w:val="top"/>
@@ -9830,10 +9935,10 @@
             <w:tcW w:type="dxa" w:w="10466"/>
             <w:gridSpan w:val="4"/>
             <w:tcBorders>
-              <w:top w:val="single" w:color="B0BEC5" w:sz="4"/>
-              <w:left w:val="single" w:color="B0BEC5" w:sz="4"/>
-              <w:bottom w:val="single" w:color="B0BEC5" w:sz="4"/>
-              <w:right w:val="single" w:color="B0BEC5" w:sz="4"/>
+              <w:top w:val="single" w:color="999999" w:sz="4"/>
+              <w:left w:val="single" w:color="999999" w:sz="4"/>
+              <w:bottom w:val="single" w:color="999999" w:sz="4"/>
+              <w:right w:val="single" w:color="999999" w:sz="4"/>
             </w:tcBorders>
             <w:shd w:fill="1E3A5F" w:val="clear"/>
           </w:tcPr>
@@ -9869,10 +9974,10 @@
           <w:tcPr>
             <w:tcW w:type="dxa" w:w="2200"/>
             <w:tcBorders>
-              <w:top w:val="single" w:color="B0BEC5" w:sz="4"/>
-              <w:left w:val="single" w:color="B0BEC5" w:sz="4"/>
-              <w:bottom w:val="single" w:color="B0BEC5" w:sz="4"/>
-              <w:right w:val="single" w:color="B0BEC5" w:sz="4"/>
+              <w:top w:val="single" w:color="999999" w:sz="4"/>
+              <w:left w:val="single" w:color="999999" w:sz="4"/>
+              <w:bottom w:val="single" w:color="999999" w:sz="4"/>
+              <w:right w:val="single" w:color="999999" w:sz="4"/>
             </w:tcBorders>
             <w:shd w:fill="F2F2F2" w:val="clear"/>
             <w:vAlign w:val="top"/>
@@ -9899,10 +10004,10 @@
             <w:tcW w:type="dxa" w:w="8266"/>
             <w:gridSpan w:val="3"/>
             <w:tcBorders>
-              <w:top w:val="single" w:color="B0BEC5" w:sz="4"/>
-              <w:left w:val="single" w:color="B0BEC5" w:sz="4"/>
-              <w:bottom w:val="single" w:color="B0BEC5" w:sz="4"/>
-              <w:right w:val="single" w:color="B0BEC5" w:sz="4"/>
+              <w:top w:val="single" w:color="999999" w:sz="4"/>
+              <w:left w:val="single" w:color="999999" w:sz="4"/>
+              <w:bottom w:val="single" w:color="999999" w:sz="4"/>
+              <w:right w:val="single" w:color="999999" w:sz="4"/>
             </w:tcBorders>
             <w:shd w:fill="FAFAFA" w:val="clear"/>
             <w:vAlign w:val="top"/>
@@ -9995,10 +10100,10 @@
             <w:tcW w:type="dxa" w:w="10466"/>
             <w:gridSpan w:val="4"/>
             <w:tcBorders>
-              <w:top w:val="single" w:color="B0BEC5" w:sz="4"/>
-              <w:left w:val="single" w:color="B0BEC5" w:sz="4"/>
-              <w:bottom w:val="single" w:color="B0BEC5" w:sz="4"/>
-              <w:right w:val="single" w:color="B0BEC5" w:sz="4"/>
+              <w:top w:val="single" w:color="999999" w:sz="4"/>
+              <w:left w:val="single" w:color="999999" w:sz="4"/>
+              <w:bottom w:val="single" w:color="999999" w:sz="4"/>
+              <w:right w:val="single" w:color="999999" w:sz="4"/>
             </w:tcBorders>
             <w:shd w:fill="1E3A5F" w:val="clear"/>
           </w:tcPr>
@@ -10035,10 +10140,10 @@
             <w:tcW w:type="dxa" w:w="10466"/>
             <w:gridSpan w:val="4"/>
             <w:tcBorders>
-              <w:top w:val="single" w:color="B0BEC5" w:sz="4"/>
-              <w:left w:val="single" w:color="B0BEC5" w:sz="4"/>
-              <w:bottom w:val="single" w:color="B0BEC5" w:sz="4"/>
-              <w:right w:val="single" w:color="B0BEC5" w:sz="4"/>
+              <w:top w:val="single" w:color="999999" w:sz="4"/>
+              <w:left w:val="single" w:color="999999" w:sz="4"/>
+              <w:bottom w:val="single" w:color="999999" w:sz="4"/>
+              <w:right w:val="single" w:color="999999" w:sz="4"/>
             </w:tcBorders>
             <w:shd w:fill="EAF4E8" w:val="clear"/>
           </w:tcPr>
@@ -10084,10 +10189,10 @@
           <w:tcPr>
             <w:tcW w:type="dxa" w:w="2200"/>
             <w:tcBorders>
-              <w:top w:val="single" w:color="B0BEC5" w:sz="4"/>
-              <w:left w:val="single" w:color="B0BEC5" w:sz="4"/>
-              <w:bottom w:val="single" w:color="B0BEC5" w:sz="4"/>
-              <w:right w:val="single" w:color="B0BEC5" w:sz="4"/>
+              <w:top w:val="single" w:color="999999" w:sz="4"/>
+              <w:left w:val="single" w:color="999999" w:sz="4"/>
+              <w:bottom w:val="single" w:color="999999" w:sz="4"/>
+              <w:right w:val="single" w:color="999999" w:sz="4"/>
             </w:tcBorders>
             <w:shd w:fill="F2F2F2" w:val="clear"/>
             <w:vAlign w:val="top"/>
@@ -10114,10 +10219,10 @@
             <w:tcW w:type="dxa" w:w="8266"/>
             <w:gridSpan w:val="3"/>
             <w:tcBorders>
-              <w:top w:val="single" w:color="B0BEC5" w:sz="4"/>
-              <w:left w:val="single" w:color="B0BEC5" w:sz="4"/>
-              <w:bottom w:val="single" w:color="B0BEC5" w:sz="4"/>
-              <w:right w:val="single" w:color="B0BEC5" w:sz="4"/>
+              <w:top w:val="single" w:color="999999" w:sz="4"/>
+              <w:left w:val="single" w:color="999999" w:sz="4"/>
+              <w:bottom w:val="single" w:color="999999" w:sz="4"/>
+              <w:right w:val="single" w:color="999999" w:sz="4"/>
             </w:tcBorders>
             <w:shd w:fill="FAFAFA" w:val="clear"/>
             <w:vAlign w:val="top"/>
@@ -10210,10 +10315,10 @@
             <w:tcW w:type="dxa" w:w="10466"/>
             <w:gridSpan w:val="4"/>
             <w:tcBorders>
-              <w:top w:val="single" w:color="B0BEC5" w:sz="4"/>
-              <w:left w:val="single" w:color="B0BEC5" w:sz="4"/>
-              <w:bottom w:val="single" w:color="B0BEC5" w:sz="4"/>
-              <w:right w:val="single" w:color="B0BEC5" w:sz="4"/>
+              <w:top w:val="single" w:color="999999" w:sz="4"/>
+              <w:left w:val="single" w:color="999999" w:sz="4"/>
+              <w:bottom w:val="single" w:color="999999" w:sz="4"/>
+              <w:right w:val="single" w:color="999999" w:sz="4"/>
             </w:tcBorders>
             <w:shd w:fill="EDF2FA" w:val="clear"/>
           </w:tcPr>
@@ -10259,10 +10364,10 @@
           <w:tcPr>
             <w:tcW w:type="dxa" w:w="2200"/>
             <w:tcBorders>
-              <w:top w:val="single" w:color="B0BEC5" w:sz="4"/>
-              <w:left w:val="single" w:color="B0BEC5" w:sz="4"/>
-              <w:bottom w:val="single" w:color="B0BEC5" w:sz="4"/>
-              <w:right w:val="single" w:color="B0BEC5" w:sz="4"/>
+              <w:top w:val="single" w:color="999999" w:sz="4"/>
+              <w:left w:val="single" w:color="999999" w:sz="4"/>
+              <w:bottom w:val="single" w:color="999999" w:sz="4"/>
+              <w:right w:val="single" w:color="999999" w:sz="4"/>
             </w:tcBorders>
             <w:shd w:fill="F2F2F2" w:val="clear"/>
             <w:vAlign w:val="top"/>
@@ -10289,10 +10394,10 @@
             <w:tcW w:type="dxa" w:w="8266"/>
             <w:gridSpan w:val="3"/>
             <w:tcBorders>
-              <w:top w:val="single" w:color="B0BEC5" w:sz="4"/>
-              <w:left w:val="single" w:color="B0BEC5" w:sz="4"/>
-              <w:bottom w:val="single" w:color="B0BEC5" w:sz="4"/>
-              <w:right w:val="single" w:color="B0BEC5" w:sz="4"/>
+              <w:top w:val="single" w:color="999999" w:sz="4"/>
+              <w:left w:val="single" w:color="999999" w:sz="4"/>
+              <w:bottom w:val="single" w:color="999999" w:sz="4"/>
+              <w:right w:val="single" w:color="999999" w:sz="4"/>
             </w:tcBorders>
             <w:shd w:fill="FAFAFA" w:val="clear"/>
             <w:vAlign w:val="top"/>
@@ -10385,10 +10490,10 @@
             <w:tcW w:type="dxa" w:w="10466"/>
             <w:gridSpan w:val="4"/>
             <w:tcBorders>
-              <w:top w:val="single" w:color="B0BEC5" w:sz="4"/>
-              <w:left w:val="single" w:color="B0BEC5" w:sz="4"/>
-              <w:bottom w:val="single" w:color="B0BEC5" w:sz="4"/>
-              <w:right w:val="single" w:color="B0BEC5" w:sz="4"/>
+              <w:top w:val="single" w:color="999999" w:sz="4"/>
+              <w:left w:val="single" w:color="999999" w:sz="4"/>
+              <w:bottom w:val="single" w:color="999999" w:sz="4"/>
+              <w:right w:val="single" w:color="999999" w:sz="4"/>
             </w:tcBorders>
             <w:shd w:fill="1E3A5F" w:val="clear"/>
           </w:tcPr>
@@ -10424,10 +10529,10 @@
           <w:tcPr>
             <w:tcW w:type="dxa" w:w="2200"/>
             <w:tcBorders>
-              <w:top w:val="single" w:color="B0BEC5" w:sz="4"/>
-              <w:left w:val="single" w:color="B0BEC5" w:sz="4"/>
-              <w:bottom w:val="single" w:color="B0BEC5" w:sz="4"/>
-              <w:right w:val="single" w:color="B0BEC5" w:sz="4"/>
+              <w:top w:val="single" w:color="999999" w:sz="4"/>
+              <w:left w:val="single" w:color="999999" w:sz="4"/>
+              <w:bottom w:val="single" w:color="999999" w:sz="4"/>
+              <w:right w:val="single" w:color="999999" w:sz="4"/>
             </w:tcBorders>
             <w:shd w:fill="F2F2F2" w:val="clear"/>
             <w:vAlign w:val="top"/>
@@ -10454,10 +10559,10 @@
             <w:tcW w:type="dxa" w:w="8266"/>
             <w:gridSpan w:val="3"/>
             <w:tcBorders>
-              <w:top w:val="single" w:color="B0BEC5" w:sz="4"/>
-              <w:left w:val="single" w:color="B0BEC5" w:sz="4"/>
-              <w:bottom w:val="single" w:color="B0BEC5" w:sz="4"/>
-              <w:right w:val="single" w:color="B0BEC5" w:sz="4"/>
+              <w:top w:val="single" w:color="999999" w:sz="4"/>
+              <w:left w:val="single" w:color="999999" w:sz="4"/>
+              <w:bottom w:val="single" w:color="999999" w:sz="4"/>
+              <w:right w:val="single" w:color="999999" w:sz="4"/>
             </w:tcBorders>
             <w:shd w:fill="FAFAFA" w:val="clear"/>
             <w:vAlign w:val="top"/>
@@ -10534,10 +10639,10 @@
             <w:tcW w:type="dxa" w:w="10466"/>
             <w:gridSpan w:val="4"/>
             <w:tcBorders>
-              <w:top w:val="single" w:color="B0BEC5" w:sz="4"/>
-              <w:left w:val="single" w:color="B0BEC5" w:sz="4"/>
-              <w:bottom w:val="single" w:color="B0BEC5" w:sz="4"/>
-              <w:right w:val="single" w:color="B0BEC5" w:sz="4"/>
+              <w:top w:val="single" w:color="999999" w:sz="4"/>
+              <w:left w:val="single" w:color="999999" w:sz="4"/>
+              <w:bottom w:val="single" w:color="999999" w:sz="4"/>
+              <w:right w:val="single" w:color="999999" w:sz="4"/>
             </w:tcBorders>
             <w:shd w:fill="1E3A5F" w:val="clear"/>
           </w:tcPr>
@@ -10573,10 +10678,10 @@
           <w:tcPr>
             <w:tcW w:type="dxa" w:w="2200"/>
             <w:tcBorders>
-              <w:top w:val="single" w:color="B0BEC5" w:sz="4"/>
-              <w:left w:val="single" w:color="B0BEC5" w:sz="4"/>
-              <w:bottom w:val="single" w:color="B0BEC5" w:sz="4"/>
-              <w:right w:val="single" w:color="B0BEC5" w:sz="4"/>
+              <w:top w:val="single" w:color="999999" w:sz="4"/>
+              <w:left w:val="single" w:color="999999" w:sz="4"/>
+              <w:bottom w:val="single" w:color="999999" w:sz="4"/>
+              <w:right w:val="single" w:color="999999" w:sz="4"/>
             </w:tcBorders>
             <w:shd w:fill="F2F2F2" w:val="clear"/>
             <w:vAlign w:val="top"/>
@@ -10603,10 +10708,10 @@
             <w:tcW w:type="dxa" w:w="8266"/>
             <w:gridSpan w:val="3"/>
             <w:tcBorders>
-              <w:top w:val="single" w:color="B0BEC5" w:sz="4"/>
-              <w:left w:val="single" w:color="B0BEC5" w:sz="4"/>
-              <w:bottom w:val="single" w:color="B0BEC5" w:sz="4"/>
-              <w:right w:val="single" w:color="B0BEC5" w:sz="4"/>
+              <w:top w:val="single" w:color="999999" w:sz="4"/>
+              <w:left w:val="single" w:color="999999" w:sz="4"/>
+              <w:bottom w:val="single" w:color="999999" w:sz="4"/>
+              <w:right w:val="single" w:color="999999" w:sz="4"/>
             </w:tcBorders>
             <w:shd w:fill="FAFAFA" w:val="clear"/>
             <w:vAlign w:val="top"/>
@@ -10697,9 +10802,9 @@
             <w:gridSpan w:val="4"/>
             <w:tcBorders>
               <w:top w:val="none" w:color="FFFFFF" w:sz="0"/>
-              <w:left w:val="single" w:color="B0BEC5" w:sz="4"/>
-              <w:bottom w:val="single" w:color="B0BEC5" w:sz="4"/>
-              <w:right w:val="single" w:color="B0BEC5" w:sz="4"/>
+              <w:left w:val="single" w:color="999999" w:sz="4"/>
+              <w:bottom w:val="single" w:color="999999" w:sz="4"/>
+              <w:right w:val="single" w:color="999999" w:sz="4"/>
             </w:tcBorders>
             <w:shd w:fill="FFFFFF" w:val="clear"/>
           </w:tcPr>
@@ -10725,9 +10830,9 @@
             <w:gridSpan w:val="4"/>
             <w:tcBorders>
               <w:top w:val="single" w:color="1E3A5F" w:sz="12"/>
-              <w:left w:val="single" w:color="B0BEC5" w:sz="4"/>
-              <w:bottom w:val="single" w:color="B0BEC5" w:sz="4"/>
-              <w:right w:val="single" w:color="B0BEC5" w:sz="4"/>
+              <w:left w:val="single" w:color="999999" w:sz="4"/>
+              <w:bottom w:val="single" w:color="999999" w:sz="4"/>
+              <w:right w:val="single" w:color="999999" w:sz="4"/>
             </w:tcBorders>
             <w:shd w:fill="FCE4D6" w:val="clear"/>
           </w:tcPr>
@@ -10755,10 +10860,10 @@
             <w:tcW w:type="dxa" w:w="10466"/>
             <w:gridSpan w:val="4"/>
             <w:tcBorders>
-              <w:top w:val="single" w:color="B0BEC5" w:sz="4"/>
-              <w:left w:val="single" w:color="B0BEC5" w:sz="4"/>
-              <w:bottom w:val="single" w:color="B0BEC5" w:sz="4"/>
-              <w:right w:val="single" w:color="B0BEC5" w:sz="4"/>
+              <w:top w:val="single" w:color="999999" w:sz="4"/>
+              <w:left w:val="single" w:color="999999" w:sz="4"/>
+              <w:bottom w:val="single" w:color="999999" w:sz="4"/>
+              <w:right w:val="single" w:color="999999" w:sz="4"/>
             </w:tcBorders>
             <w:shd w:fill="1E3A5F" w:val="clear"/>
           </w:tcPr>
@@ -10794,10 +10899,10 @@
           <w:tcPr>
             <w:tcW w:type="dxa" w:w="2200"/>
             <w:tcBorders>
-              <w:top w:val="single" w:color="B0BEC5" w:sz="4"/>
-              <w:left w:val="single" w:color="B0BEC5" w:sz="4"/>
-              <w:bottom w:val="single" w:color="B0BEC5" w:sz="4"/>
-              <w:right w:val="single" w:color="B0BEC5" w:sz="4"/>
+              <w:top w:val="single" w:color="999999" w:sz="4"/>
+              <w:left w:val="single" w:color="999999" w:sz="4"/>
+              <w:bottom w:val="single" w:color="999999" w:sz="4"/>
+              <w:right w:val="single" w:color="999999" w:sz="4"/>
             </w:tcBorders>
             <w:shd w:fill="F2F2F2" w:val="clear"/>
             <w:vAlign w:val="top"/>
@@ -10824,10 +10929,10 @@
             <w:tcW w:type="dxa" w:w="8266"/>
             <w:gridSpan w:val="3"/>
             <w:tcBorders>
-              <w:top w:val="single" w:color="B0BEC5" w:sz="4"/>
-              <w:left w:val="single" w:color="B0BEC5" w:sz="4"/>
-              <w:bottom w:val="single" w:color="B0BEC5" w:sz="4"/>
-              <w:right w:val="single" w:color="B0BEC5" w:sz="4"/>
+              <w:top w:val="single" w:color="999999" w:sz="4"/>
+              <w:left w:val="single" w:color="999999" w:sz="4"/>
+              <w:bottom w:val="single" w:color="999999" w:sz="4"/>
+              <w:right w:val="single" w:color="999999" w:sz="4"/>
             </w:tcBorders>
             <w:shd w:fill="FAFAFA" w:val="clear"/>
             <w:vAlign w:val="top"/>
@@ -10887,10 +10992,10 @@
           <w:tcPr>
             <w:tcW w:type="dxa" w:w="2200"/>
             <w:tcBorders>
-              <w:top w:val="single" w:color="B0BEC5" w:sz="4"/>
-              <w:left w:val="single" w:color="B0BEC5" w:sz="4"/>
-              <w:bottom w:val="single" w:color="B0BEC5" w:sz="4"/>
-              <w:right w:val="single" w:color="B0BEC5" w:sz="4"/>
+              <w:top w:val="single" w:color="999999" w:sz="4"/>
+              <w:left w:val="single" w:color="999999" w:sz="4"/>
+              <w:bottom w:val="single" w:color="999999" w:sz="4"/>
+              <w:right w:val="single" w:color="999999" w:sz="4"/>
             </w:tcBorders>
             <w:shd w:fill="F2F2F2" w:val="clear"/>
             <w:vAlign w:val="top"/>
@@ -10917,10 +11022,10 @@
             <w:tcW w:type="dxa" w:w="8266"/>
             <w:gridSpan w:val="3"/>
             <w:tcBorders>
-              <w:top w:val="single" w:color="B0BEC5" w:sz="4"/>
-              <w:left w:val="single" w:color="B0BEC5" w:sz="4"/>
-              <w:bottom w:val="single" w:color="B0BEC5" w:sz="4"/>
-              <w:right w:val="single" w:color="B0BEC5" w:sz="4"/>
+              <w:top w:val="single" w:color="999999" w:sz="4"/>
+              <w:left w:val="single" w:color="999999" w:sz="4"/>
+              <w:bottom w:val="single" w:color="999999" w:sz="4"/>
+              <w:right w:val="single" w:color="999999" w:sz="4"/>
             </w:tcBorders>
             <w:shd w:fill="FAFAFA" w:val="clear"/>
             <w:vAlign w:val="top"/>
@@ -10980,10 +11085,10 @@
           <w:tcPr>
             <w:tcW w:type="dxa" w:w="2200"/>
             <w:tcBorders>
-              <w:top w:val="single" w:color="B0BEC5" w:sz="4"/>
-              <w:left w:val="single" w:color="B0BEC5" w:sz="4"/>
-              <w:bottom w:val="single" w:color="B0BEC5" w:sz="4"/>
-              <w:right w:val="single" w:color="B0BEC5" w:sz="4"/>
+              <w:top w:val="single" w:color="999999" w:sz="4"/>
+              <w:left w:val="single" w:color="999999" w:sz="4"/>
+              <w:bottom w:val="single" w:color="999999" w:sz="4"/>
+              <w:right w:val="single" w:color="999999" w:sz="4"/>
             </w:tcBorders>
             <w:shd w:fill="F2F2F2" w:val="clear"/>
             <w:vAlign w:val="top"/>
@@ -11010,10 +11115,10 @@
             <w:tcW w:type="dxa" w:w="8266"/>
             <w:gridSpan w:val="3"/>
             <w:tcBorders>
-              <w:top w:val="single" w:color="B0BEC5" w:sz="4"/>
-              <w:left w:val="single" w:color="B0BEC5" w:sz="4"/>
-              <w:bottom w:val="single" w:color="B0BEC5" w:sz="4"/>
-              <w:right w:val="single" w:color="B0BEC5" w:sz="4"/>
+              <w:top w:val="single" w:color="999999" w:sz="4"/>
+              <w:left w:val="single" w:color="999999" w:sz="4"/>
+              <w:bottom w:val="single" w:color="999999" w:sz="4"/>
+              <w:right w:val="single" w:color="999999" w:sz="4"/>
             </w:tcBorders>
             <w:shd w:fill="FAFAFA" w:val="clear"/>
             <w:vAlign w:val="top"/>
@@ -11073,10 +11178,10 @@
           <w:tcPr>
             <w:tcW w:type="dxa" w:w="2200"/>
             <w:tcBorders>
-              <w:top w:val="single" w:color="B0BEC5" w:sz="4"/>
-              <w:left w:val="single" w:color="B0BEC5" w:sz="4"/>
-              <w:bottom w:val="single" w:color="B0BEC5" w:sz="4"/>
-              <w:right w:val="single" w:color="B0BEC5" w:sz="4"/>
+              <w:top w:val="single" w:color="999999" w:sz="4"/>
+              <w:left w:val="single" w:color="999999" w:sz="4"/>
+              <w:bottom w:val="single" w:color="999999" w:sz="4"/>
+              <w:right w:val="single" w:color="999999" w:sz="4"/>
             </w:tcBorders>
             <w:shd w:fill="F2F2F2" w:val="clear"/>
             <w:vAlign w:val="top"/>
@@ -11103,10 +11208,10 @@
             <w:tcW w:type="dxa" w:w="8266"/>
             <w:gridSpan w:val="3"/>
             <w:tcBorders>
-              <w:top w:val="single" w:color="B0BEC5" w:sz="4"/>
-              <w:left w:val="single" w:color="B0BEC5" w:sz="4"/>
-              <w:bottom w:val="single" w:color="B0BEC5" w:sz="4"/>
-              <w:right w:val="single" w:color="B0BEC5" w:sz="4"/>
+              <w:top w:val="single" w:color="999999" w:sz="4"/>
+              <w:left w:val="single" w:color="999999" w:sz="4"/>
+              <w:bottom w:val="single" w:color="999999" w:sz="4"/>
+              <w:right w:val="single" w:color="999999" w:sz="4"/>
             </w:tcBorders>
             <w:shd w:fill="FAFAFA" w:val="clear"/>
             <w:vAlign w:val="top"/>
@@ -11167,10 +11272,10 @@
             <w:tcW w:type="dxa" w:w="10466"/>
             <w:gridSpan w:val="4"/>
             <w:tcBorders>
-              <w:top w:val="single" w:color="B0BEC5" w:sz="4"/>
-              <w:left w:val="single" w:color="B0BEC5" w:sz="4"/>
-              <w:bottom w:val="single" w:color="B0BEC5" w:sz="4"/>
-              <w:right w:val="single" w:color="B0BEC5" w:sz="4"/>
+              <w:top w:val="single" w:color="999999" w:sz="4"/>
+              <w:left w:val="single" w:color="999999" w:sz="4"/>
+              <w:bottom w:val="single" w:color="999999" w:sz="4"/>
+              <w:right w:val="single" w:color="999999" w:sz="4"/>
             </w:tcBorders>
             <w:shd w:fill="1E3A5F" w:val="clear"/>
           </w:tcPr>
@@ -11206,10 +11311,10 @@
           <w:tcPr>
             <w:tcW w:type="dxa" w:w="2200"/>
             <w:tcBorders>
-              <w:top w:val="single" w:color="B0BEC5" w:sz="4"/>
-              <w:left w:val="single" w:color="B0BEC5" w:sz="4"/>
-              <w:bottom w:val="single" w:color="B0BEC5" w:sz="4"/>
-              <w:right w:val="single" w:color="B0BEC5" w:sz="4"/>
+              <w:top w:val="single" w:color="999999" w:sz="4"/>
+              <w:left w:val="single" w:color="999999" w:sz="4"/>
+              <w:bottom w:val="single" w:color="999999" w:sz="4"/>
+              <w:right w:val="single" w:color="999999" w:sz="4"/>
             </w:tcBorders>
             <w:shd w:fill="F2F2F2" w:val="clear"/>
             <w:vAlign w:val="top"/>
@@ -11236,10 +11341,10 @@
             <w:tcW w:type="dxa" w:w="8266"/>
             <w:gridSpan w:val="3"/>
             <w:tcBorders>
-              <w:top w:val="single" w:color="B0BEC5" w:sz="4"/>
-              <w:left w:val="single" w:color="B0BEC5" w:sz="4"/>
-              <w:bottom w:val="single" w:color="B0BEC5" w:sz="4"/>
-              <w:right w:val="single" w:color="B0BEC5" w:sz="4"/>
+              <w:top w:val="single" w:color="999999" w:sz="4"/>
+              <w:left w:val="single" w:color="999999" w:sz="4"/>
+              <w:bottom w:val="single" w:color="999999" w:sz="4"/>
+              <w:right w:val="single" w:color="999999" w:sz="4"/>
             </w:tcBorders>
             <w:shd w:fill="FAFAFA" w:val="clear"/>
             <w:vAlign w:val="top"/>
@@ -11332,10 +11437,10 @@
             <w:tcW w:type="dxa" w:w="10466"/>
             <w:gridSpan w:val="4"/>
             <w:tcBorders>
-              <w:top w:val="single" w:color="B0BEC5" w:sz="4"/>
-              <w:left w:val="single" w:color="B0BEC5" w:sz="4"/>
-              <w:bottom w:val="single" w:color="B0BEC5" w:sz="4"/>
-              <w:right w:val="single" w:color="B0BEC5" w:sz="4"/>
+              <w:top w:val="single" w:color="999999" w:sz="4"/>
+              <w:left w:val="single" w:color="999999" w:sz="4"/>
+              <w:bottom w:val="single" w:color="999999" w:sz="4"/>
+              <w:right w:val="single" w:color="999999" w:sz="4"/>
             </w:tcBorders>
             <w:shd w:fill="1E3A5F" w:val="clear"/>
           </w:tcPr>
@@ -11372,10 +11477,10 @@
             <w:tcW w:type="dxa" w:w="10466"/>
             <w:gridSpan w:val="4"/>
             <w:tcBorders>
-              <w:top w:val="single" w:color="B0BEC5" w:sz="4"/>
-              <w:left w:val="single" w:color="B0BEC5" w:sz="4"/>
-              <w:bottom w:val="single" w:color="B0BEC5" w:sz="4"/>
-              <w:right w:val="single" w:color="B0BEC5" w:sz="4"/>
+              <w:top w:val="single" w:color="999999" w:sz="4"/>
+              <w:left w:val="single" w:color="999999" w:sz="4"/>
+              <w:bottom w:val="single" w:color="999999" w:sz="4"/>
+              <w:right w:val="single" w:color="999999" w:sz="4"/>
             </w:tcBorders>
             <w:shd w:fill="EAF4E8" w:val="clear"/>
           </w:tcPr>
@@ -11421,10 +11526,10 @@
           <w:tcPr>
             <w:tcW w:type="dxa" w:w="2200"/>
             <w:tcBorders>
-              <w:top w:val="single" w:color="B0BEC5" w:sz="4"/>
-              <w:left w:val="single" w:color="B0BEC5" w:sz="4"/>
-              <w:bottom w:val="single" w:color="B0BEC5" w:sz="4"/>
-              <w:right w:val="single" w:color="B0BEC5" w:sz="4"/>
+              <w:top w:val="single" w:color="999999" w:sz="4"/>
+              <w:left w:val="single" w:color="999999" w:sz="4"/>
+              <w:bottom w:val="single" w:color="999999" w:sz="4"/>
+              <w:right w:val="single" w:color="999999" w:sz="4"/>
             </w:tcBorders>
             <w:shd w:fill="F2F2F2" w:val="clear"/>
             <w:vAlign w:val="top"/>
@@ -11451,10 +11556,10 @@
             <w:tcW w:type="dxa" w:w="8266"/>
             <w:gridSpan w:val="3"/>
             <w:tcBorders>
-              <w:top w:val="single" w:color="B0BEC5" w:sz="4"/>
-              <w:left w:val="single" w:color="B0BEC5" w:sz="4"/>
-              <w:bottom w:val="single" w:color="B0BEC5" w:sz="4"/>
-              <w:right w:val="single" w:color="B0BEC5" w:sz="4"/>
+              <w:top w:val="single" w:color="999999" w:sz="4"/>
+              <w:left w:val="single" w:color="999999" w:sz="4"/>
+              <w:bottom w:val="single" w:color="999999" w:sz="4"/>
+              <w:right w:val="single" w:color="999999" w:sz="4"/>
             </w:tcBorders>
             <w:shd w:fill="FAFAFA" w:val="clear"/>
             <w:vAlign w:val="top"/>
@@ -11547,10 +11652,10 @@
             <w:tcW w:type="dxa" w:w="10466"/>
             <w:gridSpan w:val="4"/>
             <w:tcBorders>
-              <w:top w:val="single" w:color="B0BEC5" w:sz="4"/>
-              <w:left w:val="single" w:color="B0BEC5" w:sz="4"/>
-              <w:bottom w:val="single" w:color="B0BEC5" w:sz="4"/>
-              <w:right w:val="single" w:color="B0BEC5" w:sz="4"/>
+              <w:top w:val="single" w:color="999999" w:sz="4"/>
+              <w:left w:val="single" w:color="999999" w:sz="4"/>
+              <w:bottom w:val="single" w:color="999999" w:sz="4"/>
+              <w:right w:val="single" w:color="999999" w:sz="4"/>
             </w:tcBorders>
             <w:shd w:fill="EDF2FA" w:val="clear"/>
           </w:tcPr>
@@ -11596,10 +11701,10 @@
           <w:tcPr>
             <w:tcW w:type="dxa" w:w="2200"/>
             <w:tcBorders>
-              <w:top w:val="single" w:color="B0BEC5" w:sz="4"/>
-              <w:left w:val="single" w:color="B0BEC5" w:sz="4"/>
-              <w:bottom w:val="single" w:color="B0BEC5" w:sz="4"/>
-              <w:right w:val="single" w:color="B0BEC5" w:sz="4"/>
+              <w:top w:val="single" w:color="999999" w:sz="4"/>
+              <w:left w:val="single" w:color="999999" w:sz="4"/>
+              <w:bottom w:val="single" w:color="999999" w:sz="4"/>
+              <w:right w:val="single" w:color="999999" w:sz="4"/>
             </w:tcBorders>
             <w:shd w:fill="F2F2F2" w:val="clear"/>
             <w:vAlign w:val="top"/>
@@ -11626,10 +11731,10 @@
             <w:tcW w:type="dxa" w:w="8266"/>
             <w:gridSpan w:val="3"/>
             <w:tcBorders>
-              <w:top w:val="single" w:color="B0BEC5" w:sz="4"/>
-              <w:left w:val="single" w:color="B0BEC5" w:sz="4"/>
-              <w:bottom w:val="single" w:color="B0BEC5" w:sz="4"/>
-              <w:right w:val="single" w:color="B0BEC5" w:sz="4"/>
+              <w:top w:val="single" w:color="999999" w:sz="4"/>
+              <w:left w:val="single" w:color="999999" w:sz="4"/>
+              <w:bottom w:val="single" w:color="999999" w:sz="4"/>
+              <w:right w:val="single" w:color="999999" w:sz="4"/>
             </w:tcBorders>
             <w:shd w:fill="FAFAFA" w:val="clear"/>
             <w:vAlign w:val="top"/>
@@ -11722,10 +11827,10 @@
             <w:tcW w:type="dxa" w:w="10466"/>
             <w:gridSpan w:val="4"/>
             <w:tcBorders>
-              <w:top w:val="single" w:color="B0BEC5" w:sz="4"/>
-              <w:left w:val="single" w:color="B0BEC5" w:sz="4"/>
-              <w:bottom w:val="single" w:color="B0BEC5" w:sz="4"/>
-              <w:right w:val="single" w:color="B0BEC5" w:sz="4"/>
+              <w:top w:val="single" w:color="999999" w:sz="4"/>
+              <w:left w:val="single" w:color="999999" w:sz="4"/>
+              <w:bottom w:val="single" w:color="999999" w:sz="4"/>
+              <w:right w:val="single" w:color="999999" w:sz="4"/>
             </w:tcBorders>
             <w:shd w:fill="1E3A5F" w:val="clear"/>
           </w:tcPr>
@@ -11761,10 +11866,10 @@
           <w:tcPr>
             <w:tcW w:type="dxa" w:w="2200"/>
             <w:tcBorders>
-              <w:top w:val="single" w:color="B0BEC5" w:sz="4"/>
-              <w:left w:val="single" w:color="B0BEC5" w:sz="4"/>
-              <w:bottom w:val="single" w:color="B0BEC5" w:sz="4"/>
-              <w:right w:val="single" w:color="B0BEC5" w:sz="4"/>
+              <w:top w:val="single" w:color="999999" w:sz="4"/>
+              <w:left w:val="single" w:color="999999" w:sz="4"/>
+              <w:bottom w:val="single" w:color="999999" w:sz="4"/>
+              <w:right w:val="single" w:color="999999" w:sz="4"/>
             </w:tcBorders>
             <w:shd w:fill="F2F2F2" w:val="clear"/>
             <w:vAlign w:val="top"/>
@@ -11791,10 +11896,10 @@
             <w:tcW w:type="dxa" w:w="8266"/>
             <w:gridSpan w:val="3"/>
             <w:tcBorders>
-              <w:top w:val="single" w:color="B0BEC5" w:sz="4"/>
-              <w:left w:val="single" w:color="B0BEC5" w:sz="4"/>
-              <w:bottom w:val="single" w:color="B0BEC5" w:sz="4"/>
-              <w:right w:val="single" w:color="B0BEC5" w:sz="4"/>
+              <w:top w:val="single" w:color="999999" w:sz="4"/>
+              <w:left w:val="single" w:color="999999" w:sz="4"/>
+              <w:bottom w:val="single" w:color="999999" w:sz="4"/>
+              <w:right w:val="single" w:color="999999" w:sz="4"/>
             </w:tcBorders>
             <w:shd w:fill="FAFAFA" w:val="clear"/>
             <w:vAlign w:val="top"/>
@@ -11871,10 +11976,10 @@
             <w:tcW w:type="dxa" w:w="10466"/>
             <w:gridSpan w:val="4"/>
             <w:tcBorders>
-              <w:top w:val="single" w:color="B0BEC5" w:sz="4"/>
-              <w:left w:val="single" w:color="B0BEC5" w:sz="4"/>
-              <w:bottom w:val="single" w:color="B0BEC5" w:sz="4"/>
-              <w:right w:val="single" w:color="B0BEC5" w:sz="4"/>
+              <w:top w:val="single" w:color="999999" w:sz="4"/>
+              <w:left w:val="single" w:color="999999" w:sz="4"/>
+              <w:bottom w:val="single" w:color="999999" w:sz="4"/>
+              <w:right w:val="single" w:color="999999" w:sz="4"/>
             </w:tcBorders>
             <w:shd w:fill="1E3A5F" w:val="clear"/>
           </w:tcPr>
@@ -11910,10 +12015,10 @@
           <w:tcPr>
             <w:tcW w:type="dxa" w:w="2200"/>
             <w:tcBorders>
-              <w:top w:val="single" w:color="B0BEC5" w:sz="4"/>
-              <w:left w:val="single" w:color="B0BEC5" w:sz="4"/>
-              <w:bottom w:val="single" w:color="B0BEC5" w:sz="4"/>
-              <w:right w:val="single" w:color="B0BEC5" w:sz="4"/>
+              <w:top w:val="single" w:color="999999" w:sz="4"/>
+              <w:left w:val="single" w:color="999999" w:sz="4"/>
+              <w:bottom w:val="single" w:color="999999" w:sz="4"/>
+              <w:right w:val="single" w:color="999999" w:sz="4"/>
             </w:tcBorders>
             <w:shd w:fill="F2F2F2" w:val="clear"/>
             <w:vAlign w:val="top"/>
@@ -11940,10 +12045,10 @@
             <w:tcW w:type="dxa" w:w="8266"/>
             <w:gridSpan w:val="3"/>
             <w:tcBorders>
-              <w:top w:val="single" w:color="B0BEC5" w:sz="4"/>
-              <w:left w:val="single" w:color="B0BEC5" w:sz="4"/>
-              <w:bottom w:val="single" w:color="B0BEC5" w:sz="4"/>
-              <w:right w:val="single" w:color="B0BEC5" w:sz="4"/>
+              <w:top w:val="single" w:color="999999" w:sz="4"/>
+              <w:left w:val="single" w:color="999999" w:sz="4"/>
+              <w:bottom w:val="single" w:color="999999" w:sz="4"/>
+              <w:right w:val="single" w:color="999999" w:sz="4"/>
             </w:tcBorders>
             <w:shd w:fill="FAFAFA" w:val="clear"/>
             <w:vAlign w:val="top"/>
@@ -12034,9 +12139,9 @@
             <w:gridSpan w:val="4"/>
             <w:tcBorders>
               <w:top w:val="none" w:color="FFFFFF" w:sz="0"/>
-              <w:left w:val="single" w:color="B0BEC5" w:sz="4"/>
-              <w:bottom w:val="single" w:color="B0BEC5" w:sz="4"/>
-              <w:right w:val="single" w:color="B0BEC5" w:sz="4"/>
+              <w:left w:val="single" w:color="999999" w:sz="4"/>
+              <w:bottom w:val="single" w:color="999999" w:sz="4"/>
+              <w:right w:val="single" w:color="999999" w:sz="4"/>
             </w:tcBorders>
             <w:shd w:fill="FFFFFF" w:val="clear"/>
           </w:tcPr>
@@ -12062,9 +12167,9 @@
             <w:gridSpan w:val="4"/>
             <w:tcBorders>
               <w:top w:val="single" w:color="1E3A5F" w:sz="12"/>
-              <w:left w:val="single" w:color="B0BEC5" w:sz="4"/>
-              <w:bottom w:val="single" w:color="B0BEC5" w:sz="4"/>
-              <w:right w:val="single" w:color="B0BEC5" w:sz="4"/>
+              <w:left w:val="single" w:color="999999" w:sz="4"/>
+              <w:bottom w:val="single" w:color="999999" w:sz="4"/>
+              <w:right w:val="single" w:color="999999" w:sz="4"/>
             </w:tcBorders>
             <w:shd w:fill="FCE4D6" w:val="clear"/>
           </w:tcPr>
@@ -12092,10 +12197,10 @@
             <w:tcW w:type="dxa" w:w="10466"/>
             <w:gridSpan w:val="4"/>
             <w:tcBorders>
-              <w:top w:val="single" w:color="B0BEC5" w:sz="4"/>
-              <w:left w:val="single" w:color="B0BEC5" w:sz="4"/>
-              <w:bottom w:val="single" w:color="B0BEC5" w:sz="4"/>
-              <w:right w:val="single" w:color="B0BEC5" w:sz="4"/>
+              <w:top w:val="single" w:color="999999" w:sz="4"/>
+              <w:left w:val="single" w:color="999999" w:sz="4"/>
+              <w:bottom w:val="single" w:color="999999" w:sz="4"/>
+              <w:right w:val="single" w:color="999999" w:sz="4"/>
             </w:tcBorders>
             <w:shd w:fill="1E3A5F" w:val="clear"/>
           </w:tcPr>
@@ -12131,10 +12236,10 @@
           <w:tcPr>
             <w:tcW w:type="dxa" w:w="2200"/>
             <w:tcBorders>
-              <w:top w:val="single" w:color="B0BEC5" w:sz="4"/>
-              <w:left w:val="single" w:color="B0BEC5" w:sz="4"/>
-              <w:bottom w:val="single" w:color="B0BEC5" w:sz="4"/>
-              <w:right w:val="single" w:color="B0BEC5" w:sz="4"/>
+              <w:top w:val="single" w:color="999999" w:sz="4"/>
+              <w:left w:val="single" w:color="999999" w:sz="4"/>
+              <w:bottom w:val="single" w:color="999999" w:sz="4"/>
+              <w:right w:val="single" w:color="999999" w:sz="4"/>
             </w:tcBorders>
             <w:shd w:fill="F2F2F2" w:val="clear"/>
             <w:vAlign w:val="top"/>
@@ -12161,10 +12266,10 @@
             <w:tcW w:type="dxa" w:w="8266"/>
             <w:gridSpan w:val="3"/>
             <w:tcBorders>
-              <w:top w:val="single" w:color="B0BEC5" w:sz="4"/>
-              <w:left w:val="single" w:color="B0BEC5" w:sz="4"/>
-              <w:bottom w:val="single" w:color="B0BEC5" w:sz="4"/>
-              <w:right w:val="single" w:color="B0BEC5" w:sz="4"/>
+              <w:top w:val="single" w:color="999999" w:sz="4"/>
+              <w:left w:val="single" w:color="999999" w:sz="4"/>
+              <w:bottom w:val="single" w:color="999999" w:sz="4"/>
+              <w:right w:val="single" w:color="999999" w:sz="4"/>
             </w:tcBorders>
             <w:shd w:fill="FAFAFA" w:val="clear"/>
             <w:vAlign w:val="top"/>
@@ -12224,10 +12329,10 @@
           <w:tcPr>
             <w:tcW w:type="dxa" w:w="2200"/>
             <w:tcBorders>
-              <w:top w:val="single" w:color="B0BEC5" w:sz="4"/>
-              <w:left w:val="single" w:color="B0BEC5" w:sz="4"/>
-              <w:bottom w:val="single" w:color="B0BEC5" w:sz="4"/>
-              <w:right w:val="single" w:color="B0BEC5" w:sz="4"/>
+              <w:top w:val="single" w:color="999999" w:sz="4"/>
+              <w:left w:val="single" w:color="999999" w:sz="4"/>
+              <w:bottom w:val="single" w:color="999999" w:sz="4"/>
+              <w:right w:val="single" w:color="999999" w:sz="4"/>
             </w:tcBorders>
             <w:shd w:fill="F2F2F2" w:val="clear"/>
             <w:vAlign w:val="top"/>
@@ -12254,10 +12359,10 @@
             <w:tcW w:type="dxa" w:w="8266"/>
             <w:gridSpan w:val="3"/>
             <w:tcBorders>
-              <w:top w:val="single" w:color="B0BEC5" w:sz="4"/>
-              <w:left w:val="single" w:color="B0BEC5" w:sz="4"/>
-              <w:bottom w:val="single" w:color="B0BEC5" w:sz="4"/>
-              <w:right w:val="single" w:color="B0BEC5" w:sz="4"/>
+              <w:top w:val="single" w:color="999999" w:sz="4"/>
+              <w:left w:val="single" w:color="999999" w:sz="4"/>
+              <w:bottom w:val="single" w:color="999999" w:sz="4"/>
+              <w:right w:val="single" w:color="999999" w:sz="4"/>
             </w:tcBorders>
             <w:shd w:fill="FAFAFA" w:val="clear"/>
             <w:vAlign w:val="top"/>
@@ -12317,10 +12422,10 @@
           <w:tcPr>
             <w:tcW w:type="dxa" w:w="2200"/>
             <w:tcBorders>
-              <w:top w:val="single" w:color="B0BEC5" w:sz="4"/>
-              <w:left w:val="single" w:color="B0BEC5" w:sz="4"/>
-              <w:bottom w:val="single" w:color="B0BEC5" w:sz="4"/>
-              <w:right w:val="single" w:color="B0BEC5" w:sz="4"/>
+              <w:top w:val="single" w:color="999999" w:sz="4"/>
+              <w:left w:val="single" w:color="999999" w:sz="4"/>
+              <w:bottom w:val="single" w:color="999999" w:sz="4"/>
+              <w:right w:val="single" w:color="999999" w:sz="4"/>
             </w:tcBorders>
             <w:shd w:fill="F2F2F2" w:val="clear"/>
             <w:vAlign w:val="top"/>
@@ -12347,10 +12452,10 @@
             <w:tcW w:type="dxa" w:w="8266"/>
             <w:gridSpan w:val="3"/>
             <w:tcBorders>
-              <w:top w:val="single" w:color="B0BEC5" w:sz="4"/>
-              <w:left w:val="single" w:color="B0BEC5" w:sz="4"/>
-              <w:bottom w:val="single" w:color="B0BEC5" w:sz="4"/>
-              <w:right w:val="single" w:color="B0BEC5" w:sz="4"/>
+              <w:top w:val="single" w:color="999999" w:sz="4"/>
+              <w:left w:val="single" w:color="999999" w:sz="4"/>
+              <w:bottom w:val="single" w:color="999999" w:sz="4"/>
+              <w:right w:val="single" w:color="999999" w:sz="4"/>
             </w:tcBorders>
             <w:shd w:fill="FAFAFA" w:val="clear"/>
             <w:vAlign w:val="top"/>
@@ -12410,10 +12515,10 @@
           <w:tcPr>
             <w:tcW w:type="dxa" w:w="2200"/>
             <w:tcBorders>
-              <w:top w:val="single" w:color="B0BEC5" w:sz="4"/>
-              <w:left w:val="single" w:color="B0BEC5" w:sz="4"/>
-              <w:bottom w:val="single" w:color="B0BEC5" w:sz="4"/>
-              <w:right w:val="single" w:color="B0BEC5" w:sz="4"/>
+              <w:top w:val="single" w:color="999999" w:sz="4"/>
+              <w:left w:val="single" w:color="999999" w:sz="4"/>
+              <w:bottom w:val="single" w:color="999999" w:sz="4"/>
+              <w:right w:val="single" w:color="999999" w:sz="4"/>
             </w:tcBorders>
             <w:shd w:fill="F2F2F2" w:val="clear"/>
             <w:vAlign w:val="top"/>
@@ -12440,10 +12545,10 @@
             <w:tcW w:type="dxa" w:w="8266"/>
             <w:gridSpan w:val="3"/>
             <w:tcBorders>
-              <w:top w:val="single" w:color="B0BEC5" w:sz="4"/>
-              <w:left w:val="single" w:color="B0BEC5" w:sz="4"/>
-              <w:bottom w:val="single" w:color="B0BEC5" w:sz="4"/>
-              <w:right w:val="single" w:color="B0BEC5" w:sz="4"/>
+              <w:top w:val="single" w:color="999999" w:sz="4"/>
+              <w:left w:val="single" w:color="999999" w:sz="4"/>
+              <w:bottom w:val="single" w:color="999999" w:sz="4"/>
+              <w:right w:val="single" w:color="999999" w:sz="4"/>
             </w:tcBorders>
             <w:shd w:fill="FAFAFA" w:val="clear"/>
             <w:vAlign w:val="top"/>
@@ -12504,10 +12609,10 @@
             <w:tcW w:type="dxa" w:w="10466"/>
             <w:gridSpan w:val="4"/>
             <w:tcBorders>
-              <w:top w:val="single" w:color="B0BEC5" w:sz="4"/>
-              <w:left w:val="single" w:color="B0BEC5" w:sz="4"/>
-              <w:bottom w:val="single" w:color="B0BEC5" w:sz="4"/>
-              <w:right w:val="single" w:color="B0BEC5" w:sz="4"/>
+              <w:top w:val="single" w:color="999999" w:sz="4"/>
+              <w:left w:val="single" w:color="999999" w:sz="4"/>
+              <w:bottom w:val="single" w:color="999999" w:sz="4"/>
+              <w:right w:val="single" w:color="999999" w:sz="4"/>
             </w:tcBorders>
             <w:shd w:fill="1E3A5F" w:val="clear"/>
           </w:tcPr>
@@ -12543,10 +12648,10 @@
           <w:tcPr>
             <w:tcW w:type="dxa" w:w="2200"/>
             <w:tcBorders>
-              <w:top w:val="single" w:color="B0BEC5" w:sz="4"/>
-              <w:left w:val="single" w:color="B0BEC5" w:sz="4"/>
-              <w:bottom w:val="single" w:color="B0BEC5" w:sz="4"/>
-              <w:right w:val="single" w:color="B0BEC5" w:sz="4"/>
+              <w:top w:val="single" w:color="999999" w:sz="4"/>
+              <w:left w:val="single" w:color="999999" w:sz="4"/>
+              <w:bottom w:val="single" w:color="999999" w:sz="4"/>
+              <w:right w:val="single" w:color="999999" w:sz="4"/>
             </w:tcBorders>
             <w:shd w:fill="F2F2F2" w:val="clear"/>
             <w:vAlign w:val="top"/>
@@ -12573,10 +12678,10 @@
             <w:tcW w:type="dxa" w:w="8266"/>
             <w:gridSpan w:val="3"/>
             <w:tcBorders>
-              <w:top w:val="single" w:color="B0BEC5" w:sz="4"/>
-              <w:left w:val="single" w:color="B0BEC5" w:sz="4"/>
-              <w:bottom w:val="single" w:color="B0BEC5" w:sz="4"/>
-              <w:right w:val="single" w:color="B0BEC5" w:sz="4"/>
+              <w:top w:val="single" w:color="999999" w:sz="4"/>
+              <w:left w:val="single" w:color="999999" w:sz="4"/>
+              <w:bottom w:val="single" w:color="999999" w:sz="4"/>
+              <w:right w:val="single" w:color="999999" w:sz="4"/>
             </w:tcBorders>
             <w:shd w:fill="FAFAFA" w:val="clear"/>
             <w:vAlign w:val="top"/>
@@ -12669,10 +12774,10 @@
             <w:tcW w:type="dxa" w:w="10466"/>
             <w:gridSpan w:val="4"/>
             <w:tcBorders>
-              <w:top w:val="single" w:color="B0BEC5" w:sz="4"/>
-              <w:left w:val="single" w:color="B0BEC5" w:sz="4"/>
-              <w:bottom w:val="single" w:color="B0BEC5" w:sz="4"/>
-              <w:right w:val="single" w:color="B0BEC5" w:sz="4"/>
+              <w:top w:val="single" w:color="999999" w:sz="4"/>
+              <w:left w:val="single" w:color="999999" w:sz="4"/>
+              <w:bottom w:val="single" w:color="999999" w:sz="4"/>
+              <w:right w:val="single" w:color="999999" w:sz="4"/>
             </w:tcBorders>
             <w:shd w:fill="1E3A5F" w:val="clear"/>
           </w:tcPr>
@@ -12709,10 +12814,10 @@
             <w:tcW w:type="dxa" w:w="10466"/>
             <w:gridSpan w:val="4"/>
             <w:tcBorders>
-              <w:top w:val="single" w:color="B0BEC5" w:sz="4"/>
-              <w:left w:val="single" w:color="B0BEC5" w:sz="4"/>
-              <w:bottom w:val="single" w:color="B0BEC5" w:sz="4"/>
-              <w:right w:val="single" w:color="B0BEC5" w:sz="4"/>
+              <w:top w:val="single" w:color="999999" w:sz="4"/>
+              <w:left w:val="single" w:color="999999" w:sz="4"/>
+              <w:bottom w:val="single" w:color="999999" w:sz="4"/>
+              <w:right w:val="single" w:color="999999" w:sz="4"/>
             </w:tcBorders>
             <w:shd w:fill="EAF4E8" w:val="clear"/>
           </w:tcPr>
@@ -12758,10 +12863,10 @@
           <w:tcPr>
             <w:tcW w:type="dxa" w:w="2200"/>
             <w:tcBorders>
-              <w:top w:val="single" w:color="B0BEC5" w:sz="4"/>
-              <w:left w:val="single" w:color="B0BEC5" w:sz="4"/>
-              <w:bottom w:val="single" w:color="B0BEC5" w:sz="4"/>
-              <w:right w:val="single" w:color="B0BEC5" w:sz="4"/>
+              <w:top w:val="single" w:color="999999" w:sz="4"/>
+              <w:left w:val="single" w:color="999999" w:sz="4"/>
+              <w:bottom w:val="single" w:color="999999" w:sz="4"/>
+              <w:right w:val="single" w:color="999999" w:sz="4"/>
             </w:tcBorders>
             <w:shd w:fill="F2F2F2" w:val="clear"/>
             <w:vAlign w:val="top"/>
@@ -12788,10 +12893,10 @@
             <w:tcW w:type="dxa" w:w="8266"/>
             <w:gridSpan w:val="3"/>
             <w:tcBorders>
-              <w:top w:val="single" w:color="B0BEC5" w:sz="4"/>
-              <w:left w:val="single" w:color="B0BEC5" w:sz="4"/>
-              <w:bottom w:val="single" w:color="B0BEC5" w:sz="4"/>
-              <w:right w:val="single" w:color="B0BEC5" w:sz="4"/>
+              <w:top w:val="single" w:color="999999" w:sz="4"/>
+              <w:left w:val="single" w:color="999999" w:sz="4"/>
+              <w:bottom w:val="single" w:color="999999" w:sz="4"/>
+              <w:right w:val="single" w:color="999999" w:sz="4"/>
             </w:tcBorders>
             <w:shd w:fill="FAFAFA" w:val="clear"/>
             <w:vAlign w:val="top"/>
@@ -12884,10 +12989,10 @@
             <w:tcW w:type="dxa" w:w="10466"/>
             <w:gridSpan w:val="4"/>
             <w:tcBorders>
-              <w:top w:val="single" w:color="B0BEC5" w:sz="4"/>
-              <w:left w:val="single" w:color="B0BEC5" w:sz="4"/>
-              <w:bottom w:val="single" w:color="B0BEC5" w:sz="4"/>
-              <w:right w:val="single" w:color="B0BEC5" w:sz="4"/>
+              <w:top w:val="single" w:color="999999" w:sz="4"/>
+              <w:left w:val="single" w:color="999999" w:sz="4"/>
+              <w:bottom w:val="single" w:color="999999" w:sz="4"/>
+              <w:right w:val="single" w:color="999999" w:sz="4"/>
             </w:tcBorders>
             <w:shd w:fill="EDF2FA" w:val="clear"/>
           </w:tcPr>
@@ -12933,10 +13038,10 @@
           <w:tcPr>
             <w:tcW w:type="dxa" w:w="2200"/>
             <w:tcBorders>
-              <w:top w:val="single" w:color="B0BEC5" w:sz="4"/>
-              <w:left w:val="single" w:color="B0BEC5" w:sz="4"/>
-              <w:bottom w:val="single" w:color="B0BEC5" w:sz="4"/>
-              <w:right w:val="single" w:color="B0BEC5" w:sz="4"/>
+              <w:top w:val="single" w:color="999999" w:sz="4"/>
+              <w:left w:val="single" w:color="999999" w:sz="4"/>
+              <w:bottom w:val="single" w:color="999999" w:sz="4"/>
+              <w:right w:val="single" w:color="999999" w:sz="4"/>
             </w:tcBorders>
             <w:shd w:fill="F2F2F2" w:val="clear"/>
             <w:vAlign w:val="top"/>
@@ -12963,10 +13068,10 @@
             <w:tcW w:type="dxa" w:w="8266"/>
             <w:gridSpan w:val="3"/>
             <w:tcBorders>
-              <w:top w:val="single" w:color="B0BEC5" w:sz="4"/>
-              <w:left w:val="single" w:color="B0BEC5" w:sz="4"/>
-              <w:bottom w:val="single" w:color="B0BEC5" w:sz="4"/>
-              <w:right w:val="single" w:color="B0BEC5" w:sz="4"/>
+              <w:top w:val="single" w:color="999999" w:sz="4"/>
+              <w:left w:val="single" w:color="999999" w:sz="4"/>
+              <w:bottom w:val="single" w:color="999999" w:sz="4"/>
+              <w:right w:val="single" w:color="999999" w:sz="4"/>
             </w:tcBorders>
             <w:shd w:fill="FAFAFA" w:val="clear"/>
             <w:vAlign w:val="top"/>
@@ -13059,10 +13164,10 @@
             <w:tcW w:type="dxa" w:w="10466"/>
             <w:gridSpan w:val="4"/>
             <w:tcBorders>
-              <w:top w:val="single" w:color="B0BEC5" w:sz="4"/>
-              <w:left w:val="single" w:color="B0BEC5" w:sz="4"/>
-              <w:bottom w:val="single" w:color="B0BEC5" w:sz="4"/>
-              <w:right w:val="single" w:color="B0BEC5" w:sz="4"/>
+              <w:top w:val="single" w:color="999999" w:sz="4"/>
+              <w:left w:val="single" w:color="999999" w:sz="4"/>
+              <w:bottom w:val="single" w:color="999999" w:sz="4"/>
+              <w:right w:val="single" w:color="999999" w:sz="4"/>
             </w:tcBorders>
             <w:shd w:fill="1E3A5F" w:val="clear"/>
           </w:tcPr>
@@ -13098,10 +13203,10 @@
           <w:tcPr>
             <w:tcW w:type="dxa" w:w="2200"/>
             <w:tcBorders>
-              <w:top w:val="single" w:color="B0BEC5" w:sz="4"/>
-              <w:left w:val="single" w:color="B0BEC5" w:sz="4"/>
-              <w:bottom w:val="single" w:color="B0BEC5" w:sz="4"/>
-              <w:right w:val="single" w:color="B0BEC5" w:sz="4"/>
+              <w:top w:val="single" w:color="999999" w:sz="4"/>
+              <w:left w:val="single" w:color="999999" w:sz="4"/>
+              <w:bottom w:val="single" w:color="999999" w:sz="4"/>
+              <w:right w:val="single" w:color="999999" w:sz="4"/>
             </w:tcBorders>
             <w:shd w:fill="F2F2F2" w:val="clear"/>
             <w:vAlign w:val="top"/>
@@ -13128,10 +13233,10 @@
             <w:tcW w:type="dxa" w:w="8266"/>
             <w:gridSpan w:val="3"/>
             <w:tcBorders>
-              <w:top w:val="single" w:color="B0BEC5" w:sz="4"/>
-              <w:left w:val="single" w:color="B0BEC5" w:sz="4"/>
-              <w:bottom w:val="single" w:color="B0BEC5" w:sz="4"/>
-              <w:right w:val="single" w:color="B0BEC5" w:sz="4"/>
+              <w:top w:val="single" w:color="999999" w:sz="4"/>
+              <w:left w:val="single" w:color="999999" w:sz="4"/>
+              <w:bottom w:val="single" w:color="999999" w:sz="4"/>
+              <w:right w:val="single" w:color="999999" w:sz="4"/>
             </w:tcBorders>
             <w:shd w:fill="FAFAFA" w:val="clear"/>
             <w:vAlign w:val="top"/>
@@ -13208,10 +13313,10 @@
             <w:tcW w:type="dxa" w:w="10466"/>
             <w:gridSpan w:val="4"/>
             <w:tcBorders>
-              <w:top w:val="single" w:color="B0BEC5" w:sz="4"/>
-              <w:left w:val="single" w:color="B0BEC5" w:sz="4"/>
-              <w:bottom w:val="single" w:color="B0BEC5" w:sz="4"/>
-              <w:right w:val="single" w:color="B0BEC5" w:sz="4"/>
+              <w:top w:val="single" w:color="999999" w:sz="4"/>
+              <w:left w:val="single" w:color="999999" w:sz="4"/>
+              <w:bottom w:val="single" w:color="999999" w:sz="4"/>
+              <w:right w:val="single" w:color="999999" w:sz="4"/>
             </w:tcBorders>
             <w:shd w:fill="1E3A5F" w:val="clear"/>
           </w:tcPr>
@@ -13247,10 +13352,10 @@
           <w:tcPr>
             <w:tcW w:type="dxa" w:w="2200"/>
             <w:tcBorders>
-              <w:top w:val="single" w:color="B0BEC5" w:sz="4"/>
-              <w:left w:val="single" w:color="B0BEC5" w:sz="4"/>
-              <w:bottom w:val="single" w:color="B0BEC5" w:sz="4"/>
-              <w:right w:val="single" w:color="B0BEC5" w:sz="4"/>
+              <w:top w:val="single" w:color="999999" w:sz="4"/>
+              <w:left w:val="single" w:color="999999" w:sz="4"/>
+              <w:bottom w:val="single" w:color="999999" w:sz="4"/>
+              <w:right w:val="single" w:color="999999" w:sz="4"/>
             </w:tcBorders>
             <w:shd w:fill="F2F2F2" w:val="clear"/>
             <w:vAlign w:val="top"/>
@@ -13277,10 +13382,10 @@
             <w:tcW w:type="dxa" w:w="8266"/>
             <w:gridSpan w:val="3"/>
             <w:tcBorders>
-              <w:top w:val="single" w:color="B0BEC5" w:sz="4"/>
-              <w:left w:val="single" w:color="B0BEC5" w:sz="4"/>
-              <w:bottom w:val="single" w:color="B0BEC5" w:sz="4"/>
-              <w:right w:val="single" w:color="B0BEC5" w:sz="4"/>
+              <w:top w:val="single" w:color="999999" w:sz="4"/>
+              <w:left w:val="single" w:color="999999" w:sz="4"/>
+              <w:bottom w:val="single" w:color="999999" w:sz="4"/>
+              <w:right w:val="single" w:color="999999" w:sz="4"/>
             </w:tcBorders>
             <w:shd w:fill="FAFAFA" w:val="clear"/>
             <w:vAlign w:val="top"/>
@@ -13371,9 +13476,9 @@
             <w:gridSpan w:val="4"/>
             <w:tcBorders>
               <w:top w:val="none" w:color="FFFFFF" w:sz="0"/>
-              <w:left w:val="single" w:color="B0BEC5" w:sz="4"/>
-              <w:bottom w:val="single" w:color="B0BEC5" w:sz="4"/>
-              <w:right w:val="single" w:color="B0BEC5" w:sz="4"/>
+              <w:left w:val="single" w:color="999999" w:sz="4"/>
+              <w:bottom w:val="single" w:color="999999" w:sz="4"/>
+              <w:right w:val="single" w:color="999999" w:sz="4"/>
             </w:tcBorders>
             <w:shd w:fill="FFFFFF" w:val="clear"/>
           </w:tcPr>
@@ -13399,9 +13504,9 @@
             <w:gridSpan w:val="4"/>
             <w:tcBorders>
               <w:top w:val="single" w:color="1E3A5F" w:sz="12"/>
-              <w:left w:val="single" w:color="B0BEC5" w:sz="4"/>
-              <w:bottom w:val="single" w:color="B0BEC5" w:sz="4"/>
-              <w:right w:val="single" w:color="B0BEC5" w:sz="4"/>
+              <w:left w:val="single" w:color="999999" w:sz="4"/>
+              <w:bottom w:val="single" w:color="999999" w:sz="4"/>
+              <w:right w:val="single" w:color="999999" w:sz="4"/>
             </w:tcBorders>
             <w:shd w:fill="FCE4D6" w:val="clear"/>
           </w:tcPr>
@@ -13429,10 +13534,10 @@
             <w:tcW w:type="dxa" w:w="10466"/>
             <w:gridSpan w:val="4"/>
             <w:tcBorders>
-              <w:top w:val="single" w:color="B0BEC5" w:sz="4"/>
-              <w:left w:val="single" w:color="B0BEC5" w:sz="4"/>
-              <w:bottom w:val="single" w:color="B0BEC5" w:sz="4"/>
-              <w:right w:val="single" w:color="B0BEC5" w:sz="4"/>
+              <w:top w:val="single" w:color="999999" w:sz="4"/>
+              <w:left w:val="single" w:color="999999" w:sz="4"/>
+              <w:bottom w:val="single" w:color="999999" w:sz="4"/>
+              <w:right w:val="single" w:color="999999" w:sz="4"/>
             </w:tcBorders>
             <w:shd w:fill="1E3A5F" w:val="clear"/>
           </w:tcPr>
@@ -13468,10 +13573,10 @@
           <w:tcPr>
             <w:tcW w:type="dxa" w:w="2200"/>
             <w:tcBorders>
-              <w:top w:val="single" w:color="B0BEC5" w:sz="4"/>
-              <w:left w:val="single" w:color="B0BEC5" w:sz="4"/>
-              <w:bottom w:val="single" w:color="B0BEC5" w:sz="4"/>
-              <w:right w:val="single" w:color="B0BEC5" w:sz="4"/>
+              <w:top w:val="single" w:color="999999" w:sz="4"/>
+              <w:left w:val="single" w:color="999999" w:sz="4"/>
+              <w:bottom w:val="single" w:color="999999" w:sz="4"/>
+              <w:right w:val="single" w:color="999999" w:sz="4"/>
             </w:tcBorders>
             <w:shd w:fill="F2F2F2" w:val="clear"/>
             <w:vAlign w:val="top"/>
@@ -13498,10 +13603,10 @@
             <w:tcW w:type="dxa" w:w="8266"/>
             <w:gridSpan w:val="3"/>
             <w:tcBorders>
-              <w:top w:val="single" w:color="B0BEC5" w:sz="4"/>
-              <w:left w:val="single" w:color="B0BEC5" w:sz="4"/>
-              <w:bottom w:val="single" w:color="B0BEC5" w:sz="4"/>
-              <w:right w:val="single" w:color="B0BEC5" w:sz="4"/>
+              <w:top w:val="single" w:color="999999" w:sz="4"/>
+              <w:left w:val="single" w:color="999999" w:sz="4"/>
+              <w:bottom w:val="single" w:color="999999" w:sz="4"/>
+              <w:right w:val="single" w:color="999999" w:sz="4"/>
             </w:tcBorders>
             <w:shd w:fill="FAFAFA" w:val="clear"/>
             <w:vAlign w:val="top"/>
@@ -13561,10 +13666,10 @@
           <w:tcPr>
             <w:tcW w:type="dxa" w:w="2200"/>
             <w:tcBorders>
-              <w:top w:val="single" w:color="B0BEC5" w:sz="4"/>
-              <w:left w:val="single" w:color="B0BEC5" w:sz="4"/>
-              <w:bottom w:val="single" w:color="B0BEC5" w:sz="4"/>
-              <w:right w:val="single" w:color="B0BEC5" w:sz="4"/>
+              <w:top w:val="single" w:color="999999" w:sz="4"/>
+              <w:left w:val="single" w:color="999999" w:sz="4"/>
+              <w:bottom w:val="single" w:color="999999" w:sz="4"/>
+              <w:right w:val="single" w:color="999999" w:sz="4"/>
             </w:tcBorders>
             <w:shd w:fill="F2F2F2" w:val="clear"/>
             <w:vAlign w:val="top"/>
@@ -13591,10 +13696,10 @@
             <w:tcW w:type="dxa" w:w="8266"/>
             <w:gridSpan w:val="3"/>
             <w:tcBorders>
-              <w:top w:val="single" w:color="B0BEC5" w:sz="4"/>
-              <w:left w:val="single" w:color="B0BEC5" w:sz="4"/>
-              <w:bottom w:val="single" w:color="B0BEC5" w:sz="4"/>
-              <w:right w:val="single" w:color="B0BEC5" w:sz="4"/>
+              <w:top w:val="single" w:color="999999" w:sz="4"/>
+              <w:left w:val="single" w:color="999999" w:sz="4"/>
+              <w:bottom w:val="single" w:color="999999" w:sz="4"/>
+              <w:right w:val="single" w:color="999999" w:sz="4"/>
             </w:tcBorders>
             <w:shd w:fill="FAFAFA" w:val="clear"/>
             <w:vAlign w:val="top"/>
@@ -13654,10 +13759,10 @@
           <w:tcPr>
             <w:tcW w:type="dxa" w:w="2200"/>
             <w:tcBorders>
-              <w:top w:val="single" w:color="B0BEC5" w:sz="4"/>
-              <w:left w:val="single" w:color="B0BEC5" w:sz="4"/>
-              <w:bottom w:val="single" w:color="B0BEC5" w:sz="4"/>
-              <w:right w:val="single" w:color="B0BEC5" w:sz="4"/>
+              <w:top w:val="single" w:color="999999" w:sz="4"/>
+              <w:left w:val="single" w:color="999999" w:sz="4"/>
+              <w:bottom w:val="single" w:color="999999" w:sz="4"/>
+              <w:right w:val="single" w:color="999999" w:sz="4"/>
             </w:tcBorders>
             <w:shd w:fill="F2F2F2" w:val="clear"/>
             <w:vAlign w:val="top"/>
@@ -13684,10 +13789,10 @@
             <w:tcW w:type="dxa" w:w="8266"/>
             <w:gridSpan w:val="3"/>
             <w:tcBorders>
-              <w:top w:val="single" w:color="B0BEC5" w:sz="4"/>
-              <w:left w:val="single" w:color="B0BEC5" w:sz="4"/>
-              <w:bottom w:val="single" w:color="B0BEC5" w:sz="4"/>
-              <w:right w:val="single" w:color="B0BEC5" w:sz="4"/>
+              <w:top w:val="single" w:color="999999" w:sz="4"/>
+              <w:left w:val="single" w:color="999999" w:sz="4"/>
+              <w:bottom w:val="single" w:color="999999" w:sz="4"/>
+              <w:right w:val="single" w:color="999999" w:sz="4"/>
             </w:tcBorders>
             <w:shd w:fill="FAFAFA" w:val="clear"/>
             <w:vAlign w:val="top"/>
@@ -13747,10 +13852,10 @@
           <w:tcPr>
             <w:tcW w:type="dxa" w:w="2200"/>
             <w:tcBorders>
-              <w:top w:val="single" w:color="B0BEC5" w:sz="4"/>
-              <w:left w:val="single" w:color="B0BEC5" w:sz="4"/>
-              <w:bottom w:val="single" w:color="B0BEC5" w:sz="4"/>
-              <w:right w:val="single" w:color="B0BEC5" w:sz="4"/>
+              <w:top w:val="single" w:color="999999" w:sz="4"/>
+              <w:left w:val="single" w:color="999999" w:sz="4"/>
+              <w:bottom w:val="single" w:color="999999" w:sz="4"/>
+              <w:right w:val="single" w:color="999999" w:sz="4"/>
             </w:tcBorders>
             <w:shd w:fill="F2F2F2" w:val="clear"/>
             <w:vAlign w:val="top"/>
@@ -13777,10 +13882,10 @@
             <w:tcW w:type="dxa" w:w="8266"/>
             <w:gridSpan w:val="3"/>
             <w:tcBorders>
-              <w:top w:val="single" w:color="B0BEC5" w:sz="4"/>
-              <w:left w:val="single" w:color="B0BEC5" w:sz="4"/>
-              <w:bottom w:val="single" w:color="B0BEC5" w:sz="4"/>
-              <w:right w:val="single" w:color="B0BEC5" w:sz="4"/>
+              <w:top w:val="single" w:color="999999" w:sz="4"/>
+              <w:left w:val="single" w:color="999999" w:sz="4"/>
+              <w:bottom w:val="single" w:color="999999" w:sz="4"/>
+              <w:right w:val="single" w:color="999999" w:sz="4"/>
             </w:tcBorders>
             <w:shd w:fill="FAFAFA" w:val="clear"/>
             <w:vAlign w:val="top"/>
@@ -13841,10 +13946,10 @@
             <w:tcW w:type="dxa" w:w="10466"/>
             <w:gridSpan w:val="4"/>
             <w:tcBorders>
-              <w:top w:val="single" w:color="B0BEC5" w:sz="4"/>
-              <w:left w:val="single" w:color="B0BEC5" w:sz="4"/>
-              <w:bottom w:val="single" w:color="B0BEC5" w:sz="4"/>
-              <w:right w:val="single" w:color="B0BEC5" w:sz="4"/>
+              <w:top w:val="single" w:color="999999" w:sz="4"/>
+              <w:left w:val="single" w:color="999999" w:sz="4"/>
+              <w:bottom w:val="single" w:color="999999" w:sz="4"/>
+              <w:right w:val="single" w:color="999999" w:sz="4"/>
             </w:tcBorders>
             <w:shd w:fill="1E3A5F" w:val="clear"/>
           </w:tcPr>
@@ -13880,10 +13985,10 @@
           <w:tcPr>
             <w:tcW w:type="dxa" w:w="2200"/>
             <w:tcBorders>
-              <w:top w:val="single" w:color="B0BEC5" w:sz="4"/>
-              <w:left w:val="single" w:color="B0BEC5" w:sz="4"/>
-              <w:bottom w:val="single" w:color="B0BEC5" w:sz="4"/>
-              <w:right w:val="single" w:color="B0BEC5" w:sz="4"/>
+              <w:top w:val="single" w:color="999999" w:sz="4"/>
+              <w:left w:val="single" w:color="999999" w:sz="4"/>
+              <w:bottom w:val="single" w:color="999999" w:sz="4"/>
+              <w:right w:val="single" w:color="999999" w:sz="4"/>
             </w:tcBorders>
             <w:shd w:fill="F2F2F2" w:val="clear"/>
             <w:vAlign w:val="top"/>
@@ -13910,10 +14015,10 @@
             <w:tcW w:type="dxa" w:w="8266"/>
             <w:gridSpan w:val="3"/>
             <w:tcBorders>
-              <w:top w:val="single" w:color="B0BEC5" w:sz="4"/>
-              <w:left w:val="single" w:color="B0BEC5" w:sz="4"/>
-              <w:bottom w:val="single" w:color="B0BEC5" w:sz="4"/>
-              <w:right w:val="single" w:color="B0BEC5" w:sz="4"/>
+              <w:top w:val="single" w:color="999999" w:sz="4"/>
+              <w:left w:val="single" w:color="999999" w:sz="4"/>
+              <w:bottom w:val="single" w:color="999999" w:sz="4"/>
+              <w:right w:val="single" w:color="999999" w:sz="4"/>
             </w:tcBorders>
             <w:shd w:fill="FAFAFA" w:val="clear"/>
             <w:vAlign w:val="top"/>
@@ -14006,10 +14111,10 @@
             <w:tcW w:type="dxa" w:w="10466"/>
             <w:gridSpan w:val="4"/>
             <w:tcBorders>
-              <w:top w:val="single" w:color="B0BEC5" w:sz="4"/>
-              <w:left w:val="single" w:color="B0BEC5" w:sz="4"/>
-              <w:bottom w:val="single" w:color="B0BEC5" w:sz="4"/>
-              <w:right w:val="single" w:color="B0BEC5" w:sz="4"/>
+              <w:top w:val="single" w:color="999999" w:sz="4"/>
+              <w:left w:val="single" w:color="999999" w:sz="4"/>
+              <w:bottom w:val="single" w:color="999999" w:sz="4"/>
+              <w:right w:val="single" w:color="999999" w:sz="4"/>
             </w:tcBorders>
             <w:shd w:fill="1E3A5F" w:val="clear"/>
           </w:tcPr>
@@ -14046,10 +14151,10 @@
             <w:tcW w:type="dxa" w:w="10466"/>
             <w:gridSpan w:val="4"/>
             <w:tcBorders>
-              <w:top w:val="single" w:color="B0BEC5" w:sz="4"/>
-              <w:left w:val="single" w:color="B0BEC5" w:sz="4"/>
-              <w:bottom w:val="single" w:color="B0BEC5" w:sz="4"/>
-              <w:right w:val="single" w:color="B0BEC5" w:sz="4"/>
+              <w:top w:val="single" w:color="999999" w:sz="4"/>
+              <w:left w:val="single" w:color="999999" w:sz="4"/>
+              <w:bottom w:val="single" w:color="999999" w:sz="4"/>
+              <w:right w:val="single" w:color="999999" w:sz="4"/>
             </w:tcBorders>
             <w:shd w:fill="EAF4E8" w:val="clear"/>
           </w:tcPr>
@@ -14095,10 +14200,10 @@
           <w:tcPr>
             <w:tcW w:type="dxa" w:w="2200"/>
             <w:tcBorders>
-              <w:top w:val="single" w:color="B0BEC5" w:sz="4"/>
-              <w:left w:val="single" w:color="B0BEC5" w:sz="4"/>
-              <w:bottom w:val="single" w:color="B0BEC5" w:sz="4"/>
-              <w:right w:val="single" w:color="B0BEC5" w:sz="4"/>
+              <w:top w:val="single" w:color="999999" w:sz="4"/>
+              <w:left w:val="single" w:color="999999" w:sz="4"/>
+              <w:bottom w:val="single" w:color="999999" w:sz="4"/>
+              <w:right w:val="single" w:color="999999" w:sz="4"/>
             </w:tcBorders>
             <w:shd w:fill="F2F2F2" w:val="clear"/>
             <w:vAlign w:val="top"/>
@@ -14125,10 +14230,10 @@
             <w:tcW w:type="dxa" w:w="8266"/>
             <w:gridSpan w:val="3"/>
             <w:tcBorders>
-              <w:top w:val="single" w:color="B0BEC5" w:sz="4"/>
-              <w:left w:val="single" w:color="B0BEC5" w:sz="4"/>
-              <w:bottom w:val="single" w:color="B0BEC5" w:sz="4"/>
-              <w:right w:val="single" w:color="B0BEC5" w:sz="4"/>
+              <w:top w:val="single" w:color="999999" w:sz="4"/>
+              <w:left w:val="single" w:color="999999" w:sz="4"/>
+              <w:bottom w:val="single" w:color="999999" w:sz="4"/>
+              <w:right w:val="single" w:color="999999" w:sz="4"/>
             </w:tcBorders>
             <w:shd w:fill="FAFAFA" w:val="clear"/>
             <w:vAlign w:val="top"/>
@@ -14221,10 +14326,10 @@
             <w:tcW w:type="dxa" w:w="10466"/>
             <w:gridSpan w:val="4"/>
             <w:tcBorders>
-              <w:top w:val="single" w:color="B0BEC5" w:sz="4"/>
-              <w:left w:val="single" w:color="B0BEC5" w:sz="4"/>
-              <w:bottom w:val="single" w:color="B0BEC5" w:sz="4"/>
-              <w:right w:val="single" w:color="B0BEC5" w:sz="4"/>
+              <w:top w:val="single" w:color="999999" w:sz="4"/>
+              <w:left w:val="single" w:color="999999" w:sz="4"/>
+              <w:bottom w:val="single" w:color="999999" w:sz="4"/>
+              <w:right w:val="single" w:color="999999" w:sz="4"/>
             </w:tcBorders>
             <w:shd w:fill="EDF2FA" w:val="clear"/>
           </w:tcPr>
@@ -14270,10 +14375,10 @@
           <w:tcPr>
             <w:tcW w:type="dxa" w:w="2200"/>
             <w:tcBorders>
-              <w:top w:val="single" w:color="B0BEC5" w:sz="4"/>
-              <w:left w:val="single" w:color="B0BEC5" w:sz="4"/>
-              <w:bottom w:val="single" w:color="B0BEC5" w:sz="4"/>
-              <w:right w:val="single" w:color="B0BEC5" w:sz="4"/>
+              <w:top w:val="single" w:color="999999" w:sz="4"/>
+              <w:left w:val="single" w:color="999999" w:sz="4"/>
+              <w:bottom w:val="single" w:color="999999" w:sz="4"/>
+              <w:right w:val="single" w:color="999999" w:sz="4"/>
             </w:tcBorders>
             <w:shd w:fill="F2F2F2" w:val="clear"/>
             <w:vAlign w:val="top"/>
@@ -14300,10 +14405,10 @@
             <w:tcW w:type="dxa" w:w="8266"/>
             <w:gridSpan w:val="3"/>
             <w:tcBorders>
-              <w:top w:val="single" w:color="B0BEC5" w:sz="4"/>
-              <w:left w:val="single" w:color="B0BEC5" w:sz="4"/>
-              <w:bottom w:val="single" w:color="B0BEC5" w:sz="4"/>
-              <w:right w:val="single" w:color="B0BEC5" w:sz="4"/>
+              <w:top w:val="single" w:color="999999" w:sz="4"/>
+              <w:left w:val="single" w:color="999999" w:sz="4"/>
+              <w:bottom w:val="single" w:color="999999" w:sz="4"/>
+              <w:right w:val="single" w:color="999999" w:sz="4"/>
             </w:tcBorders>
             <w:shd w:fill="FAFAFA" w:val="clear"/>
             <w:vAlign w:val="top"/>
@@ -14396,10 +14501,10 @@
             <w:tcW w:type="dxa" w:w="10466"/>
             <w:gridSpan w:val="4"/>
             <w:tcBorders>
-              <w:top w:val="single" w:color="B0BEC5" w:sz="4"/>
-              <w:left w:val="single" w:color="B0BEC5" w:sz="4"/>
-              <w:bottom w:val="single" w:color="B0BEC5" w:sz="4"/>
-              <w:right w:val="single" w:color="B0BEC5" w:sz="4"/>
+              <w:top w:val="single" w:color="999999" w:sz="4"/>
+              <w:left w:val="single" w:color="999999" w:sz="4"/>
+              <w:bottom w:val="single" w:color="999999" w:sz="4"/>
+              <w:right w:val="single" w:color="999999" w:sz="4"/>
             </w:tcBorders>
             <w:shd w:fill="1E3A5F" w:val="clear"/>
           </w:tcPr>
@@ -14435,10 +14540,10 @@
           <w:tcPr>
             <w:tcW w:type="dxa" w:w="2200"/>
             <w:tcBorders>
-              <w:top w:val="single" w:color="B0BEC5" w:sz="4"/>
-              <w:left w:val="single" w:color="B0BEC5" w:sz="4"/>
-              <w:bottom w:val="single" w:color="B0BEC5" w:sz="4"/>
-              <w:right w:val="single" w:color="B0BEC5" w:sz="4"/>
+              <w:top w:val="single" w:color="999999" w:sz="4"/>
+              <w:left w:val="single" w:color="999999" w:sz="4"/>
+              <w:bottom w:val="single" w:color="999999" w:sz="4"/>
+              <w:right w:val="single" w:color="999999" w:sz="4"/>
             </w:tcBorders>
             <w:shd w:fill="F2F2F2" w:val="clear"/>
             <w:vAlign w:val="top"/>
@@ -14465,10 +14570,10 @@
             <w:tcW w:type="dxa" w:w="8266"/>
             <w:gridSpan w:val="3"/>
             <w:tcBorders>
-              <w:top w:val="single" w:color="B0BEC5" w:sz="4"/>
-              <w:left w:val="single" w:color="B0BEC5" w:sz="4"/>
-              <w:bottom w:val="single" w:color="B0BEC5" w:sz="4"/>
-              <w:right w:val="single" w:color="B0BEC5" w:sz="4"/>
+              <w:top w:val="single" w:color="999999" w:sz="4"/>
+              <w:left w:val="single" w:color="999999" w:sz="4"/>
+              <w:bottom w:val="single" w:color="999999" w:sz="4"/>
+              <w:right w:val="single" w:color="999999" w:sz="4"/>
             </w:tcBorders>
             <w:shd w:fill="FAFAFA" w:val="clear"/>
             <w:vAlign w:val="top"/>
@@ -14545,10 +14650,10 @@
             <w:tcW w:type="dxa" w:w="10466"/>
             <w:gridSpan w:val="4"/>
             <w:tcBorders>
-              <w:top w:val="single" w:color="B0BEC5" w:sz="4"/>
-              <w:left w:val="single" w:color="B0BEC5" w:sz="4"/>
-              <w:bottom w:val="single" w:color="B0BEC5" w:sz="4"/>
-              <w:right w:val="single" w:color="B0BEC5" w:sz="4"/>
+              <w:top w:val="single" w:color="999999" w:sz="4"/>
+              <w:left w:val="single" w:color="999999" w:sz="4"/>
+              <w:bottom w:val="single" w:color="999999" w:sz="4"/>
+              <w:right w:val="single" w:color="999999" w:sz="4"/>
             </w:tcBorders>
             <w:shd w:fill="1E3A5F" w:val="clear"/>
           </w:tcPr>
@@ -14584,10 +14689,10 @@
           <w:tcPr>
             <w:tcW w:type="dxa" w:w="2200"/>
             <w:tcBorders>
-              <w:top w:val="single" w:color="B0BEC5" w:sz="4"/>
-              <w:left w:val="single" w:color="B0BEC5" w:sz="4"/>
-              <w:bottom w:val="single" w:color="B0BEC5" w:sz="4"/>
-              <w:right w:val="single" w:color="B0BEC5" w:sz="4"/>
+              <w:top w:val="single" w:color="999999" w:sz="4"/>
+              <w:left w:val="single" w:color="999999" w:sz="4"/>
+              <w:bottom w:val="single" w:color="999999" w:sz="4"/>
+              <w:right w:val="single" w:color="999999" w:sz="4"/>
             </w:tcBorders>
             <w:shd w:fill="F2F2F2" w:val="clear"/>
             <w:vAlign w:val="top"/>
@@ -14614,10 +14719,10 @@
             <w:tcW w:type="dxa" w:w="8266"/>
             <w:gridSpan w:val="3"/>
             <w:tcBorders>
-              <w:top w:val="single" w:color="B0BEC5" w:sz="4"/>
-              <w:left w:val="single" w:color="B0BEC5" w:sz="4"/>
-              <w:bottom w:val="single" w:color="B0BEC5" w:sz="4"/>
-              <w:right w:val="single" w:color="B0BEC5" w:sz="4"/>
+              <w:top w:val="single" w:color="999999" w:sz="4"/>
+              <w:left w:val="single" w:color="999999" w:sz="4"/>
+              <w:bottom w:val="single" w:color="999999" w:sz="4"/>
+              <w:right w:val="single" w:color="999999" w:sz="4"/>
             </w:tcBorders>
             <w:shd w:fill="FAFAFA" w:val="clear"/>
             <w:vAlign w:val="top"/>
@@ -14708,9 +14813,9 @@
             <w:gridSpan w:val="4"/>
             <w:tcBorders>
               <w:top w:val="none" w:color="FFFFFF" w:sz="0"/>
-              <w:left w:val="single" w:color="B0BEC5" w:sz="4"/>
-              <w:bottom w:val="single" w:color="B0BEC5" w:sz="4"/>
-              <w:right w:val="single" w:color="B0BEC5" w:sz="4"/>
+              <w:left w:val="single" w:color="999999" w:sz="4"/>
+              <w:bottom w:val="single" w:color="999999" w:sz="4"/>
+              <w:right w:val="single" w:color="999999" w:sz="4"/>
             </w:tcBorders>
             <w:shd w:fill="FFFFFF" w:val="clear"/>
           </w:tcPr>
